--- a/notes/Primary 2 - First Term.docx
+++ b/notes/Primary 2 - First Term.docx
@@ -34,7 +34,7 @@
           <w:i w:val="0"/>
           <w:sz w:val="21"/>
         </w:rPr>
-        <w:t>11 subjects · 97 lessons · 1 sections.</w:t>
+        <w:t>11 subjects · 97 lessons · 2 sections.</w:t>
       </w:r>
       <w:r>
         <w:rPr>
@@ -85,7 +85,7 @@
           <w:i/>
           <w:sz w:val="20"/>
         </w:rPr>
-        <w:t>1 subjects · 8 lessons · 1 term practice papers. Each part begins on a fresh page.</w:t>
+        <w:t>2 subjects · 16 lessons · 2 term practice papers. Each part begins on a fresh page.</w:t>
       </w:r>
     </w:p>
     <w:p>
@@ -329,7 +329,7 @@
           <w:color w:val="142C5A"/>
           <w:sz w:val="20"/>
         </w:rPr>
-        <w:t>EXAMINATION PRACTICE — BASIC SCIENCE (Primary 2 · 1st Term)</w:t>
+        <w:t>Basic Digital Literacy</w:t>
       </w:r>
       <w:r>
         <w:rPr>
@@ -337,6 +337,248 @@
         </w:rPr>
         <w:tab/>
         <w:t>8</w:t>
+      </w:r>
+    </w:p>
+    <w:p>
+      <w:pPr>
+        <w:tabs>
+          <w:tab w:pos="7370" w:val="right" w:leader="dot"/>
+        </w:tabs>
+        <w:spacing w:before="0" w:after="0" w:line="240" w:lineRule="auto"/>
+        <w:ind w:left="312"/>
+      </w:pPr>
+      <w:r>
+        <w:rPr>
+          <w:b w:val="0"/>
+          <w:i w:val="0"/>
+          <w:sz w:val="20"/>
+        </w:rPr>
+        <w:t>WEEK 1 — THE COMPUTER</w:t>
+      </w:r>
+      <w:r>
+        <w:rPr>
+          <w:sz w:val="20"/>
+        </w:rPr>
+        <w:tab/>
+        <w:t>8</w:t>
+      </w:r>
+    </w:p>
+    <w:p>
+      <w:pPr>
+        <w:tabs>
+          <w:tab w:pos="7370" w:val="right" w:leader="dot"/>
+        </w:tabs>
+        <w:spacing w:before="0" w:after="0" w:line="240" w:lineRule="auto"/>
+        <w:ind w:left="312"/>
+      </w:pPr>
+      <w:r>
+        <w:rPr>
+          <w:b w:val="0"/>
+          <w:i w:val="0"/>
+          <w:sz w:val="20"/>
+        </w:rPr>
+        <w:t>WEEK 2 — COMPUTER HARDWARE</w:t>
+      </w:r>
+      <w:r>
+        <w:rPr>
+          <w:sz w:val="20"/>
+        </w:rPr>
+        <w:tab/>
+        <w:t>8</w:t>
+      </w:r>
+    </w:p>
+    <w:p>
+      <w:pPr>
+        <w:tabs>
+          <w:tab w:pos="7370" w:val="right" w:leader="dot"/>
+        </w:tabs>
+        <w:spacing w:before="0" w:after="0" w:line="240" w:lineRule="auto"/>
+        <w:ind w:left="312"/>
+      </w:pPr>
+      <w:r>
+        <w:rPr>
+          <w:b w:val="0"/>
+          <w:i w:val="0"/>
+          <w:sz w:val="20"/>
+        </w:rPr>
+        <w:t>WEEK 3 — COMPUTER SOFTWARE</w:t>
+      </w:r>
+      <w:r>
+        <w:rPr>
+          <w:sz w:val="20"/>
+        </w:rPr>
+        <w:tab/>
+        <w:t>9</w:t>
+      </w:r>
+    </w:p>
+    <w:p>
+      <w:pPr>
+        <w:tabs>
+          <w:tab w:pos="7370" w:val="right" w:leader="dot"/>
+        </w:tabs>
+        <w:spacing w:before="0" w:after="0" w:line="240" w:lineRule="auto"/>
+        <w:ind w:left="312"/>
+      </w:pPr>
+      <w:r>
+        <w:rPr>
+          <w:b w:val="0"/>
+          <w:i w:val="0"/>
+          <w:sz w:val="20"/>
+        </w:rPr>
+        <w:t>WEEK 4 — USES OF COMPUTERS</w:t>
+      </w:r>
+      <w:r>
+        <w:rPr>
+          <w:sz w:val="20"/>
+        </w:rPr>
+        <w:tab/>
+        <w:t>10</w:t>
+      </w:r>
+    </w:p>
+    <w:p>
+      <w:pPr>
+        <w:tabs>
+          <w:tab w:pos="7370" w:val="right" w:leader="dot"/>
+        </w:tabs>
+        <w:spacing w:before="0" w:after="0" w:line="240" w:lineRule="auto"/>
+        <w:ind w:left="312"/>
+      </w:pPr>
+      <w:r>
+        <w:rPr>
+          <w:b w:val="0"/>
+          <w:i w:val="0"/>
+          <w:sz w:val="20"/>
+        </w:rPr>
+        <w:t>WEEK 5 — THE COMPUTER ROOM</w:t>
+      </w:r>
+      <w:r>
+        <w:rPr>
+          <w:sz w:val="20"/>
+        </w:rPr>
+        <w:tab/>
+        <w:t>10</w:t>
+      </w:r>
+    </w:p>
+    <w:p>
+      <w:pPr>
+        <w:tabs>
+          <w:tab w:pos="7370" w:val="right" w:leader="dot"/>
+        </w:tabs>
+        <w:spacing w:before="0" w:after="0" w:line="240" w:lineRule="auto"/>
+        <w:ind w:left="312"/>
+      </w:pPr>
+      <w:r>
+        <w:rPr>
+          <w:b w:val="0"/>
+          <w:i w:val="0"/>
+          <w:sz w:val="20"/>
+        </w:rPr>
+        <w:t>WEEK 7 — THE KEYBOARD</w:t>
+      </w:r>
+      <w:r>
+        <w:rPr>
+          <w:sz w:val="20"/>
+        </w:rPr>
+        <w:tab/>
+        <w:t>11</w:t>
+      </w:r>
+    </w:p>
+    <w:p>
+      <w:pPr>
+        <w:tabs>
+          <w:tab w:pos="7370" w:val="right" w:leader="dot"/>
+        </w:tabs>
+        <w:spacing w:before="0" w:after="0" w:line="240" w:lineRule="auto"/>
+        <w:ind w:left="312"/>
+      </w:pPr>
+      <w:r>
+        <w:rPr>
+          <w:b w:val="0"/>
+          <w:i w:val="0"/>
+          <w:sz w:val="20"/>
+        </w:rPr>
+        <w:t>WEEK 8 — THE MOUSE</w:t>
+      </w:r>
+      <w:r>
+        <w:rPr>
+          <w:sz w:val="20"/>
+        </w:rPr>
+        <w:tab/>
+        <w:t>12</w:t>
+      </w:r>
+    </w:p>
+    <w:p>
+      <w:pPr>
+        <w:tabs>
+          <w:tab w:pos="7370" w:val="right" w:leader="dot"/>
+        </w:tabs>
+        <w:spacing w:before="0" w:after="0" w:line="240" w:lineRule="auto"/>
+        <w:ind w:left="312"/>
+      </w:pPr>
+      <w:r>
+        <w:rPr>
+          <w:b w:val="0"/>
+          <w:i w:val="0"/>
+          <w:sz w:val="20"/>
+        </w:rPr>
+        <w:t>WEEK 9 — CARE OF THE COMPUTER</w:t>
+      </w:r>
+      <w:r>
+        <w:rPr>
+          <w:sz w:val="20"/>
+        </w:rPr>
+        <w:tab/>
+        <w:t>12</w:t>
+      </w:r>
+    </w:p>
+    <w:p>
+      <w:pPr>
+        <w:tabs>
+          <w:tab w:pos="7370" w:val="right" w:leader="dot"/>
+        </w:tabs>
+        <w:spacing w:before="60" w:after="0" w:line="240" w:lineRule="auto"/>
+        <w:ind w:left="0"/>
+      </w:pPr>
+      <w:r>
+        <w:rPr>
+          <w:b/>
+          <w:i w:val="0"/>
+          <w:color w:val="142C5A"/>
+          <w:sz w:val="20"/>
+        </w:rPr>
+        <w:t>EXAMINATION PRACTICE — BASIC SCIENCE (Primary 2 · 1st Term)</w:t>
+      </w:r>
+      <w:r>
+        <w:rPr>
+          <w:sz w:val="20"/>
+        </w:rPr>
+        <w:tab/>
+        <w:t>14</w:t>
+      </w:r>
+    </w:p>
+    <w:p>
+      <w:pPr>
+        <w:tabs>
+          <w:tab w:pos="7370" w:val="right" w:leader="dot"/>
+        </w:tabs>
+        <w:spacing w:before="60" w:after="0" w:line="240" w:lineRule="auto"/>
+        <w:ind w:left="0"/>
+      </w:pPr>
+      <w:r>
+        <w:rPr>
+          <w:b/>
+          <w:i w:val="0"/>
+          <w:color w:val="142C5A"/>
+          <w:sz w:val="20"/>
+        </w:rPr>
+        <w:t>EXAMINATION PRACTICE — BASIC DIGITAL LITERACY (Primary 2 · 1st Term)</w:t>
+      </w:r>
+      <w:r>
+        <w:rPr>
+          <w:sz w:val="20"/>
+        </w:rPr>
+        <w:tab/>
+        <w:t>16</w:t>
       </w:r>
       <w:r>
         <w:fldChar w:fldCharType="end"/>
@@ -6386,6 +6628,782 @@
     </w:p>
     <w:p>
       <w:pPr>
+        <w:spacing w:after="0"/>
+      </w:pPr>
+      <w:r>
+        <w:br w:type="page"/>
+      </w:r>
+    </w:p>
+    <w:p>
+      <w:pPr>
+        <w:pStyle w:val="Heading1"/>
+        <w:keepNext/>
+        <w:spacing w:before="80" w:after="80"/>
+      </w:pPr>
+      <w:r>
+        <w:rPr>
+          <w:b/>
+          <w:i w:val="0"/>
+          <w:color w:val="142C5A"/>
+          <w:sz w:val="33"/>
+        </w:rPr>
+        <w:t>BASIC DIGITAL LITERACY</w:t>
+      </w:r>
+    </w:p>
+    <w:p>
+      <w:r>
+        <w:rPr>
+          <w:b w:val="0"/>
+          <w:i w:val="0"/>
+          <w:sz w:val="21"/>
+        </w:rPr>
+        <w:t>These are the notes for the first term of Primary 2. They follow the NERDC Basic Education Curriculum (2025 revision) and the school's scheme of work. The eight weeks below are the weeks that carry a written note; the remaining weeks of the term are for revision and the end-of-term paper, so no note is written for them.</w:t>
+      </w:r>
+    </w:p>
+    <w:p>
+      <w:r>
+        <w:rPr>
+          <w:b w:val="0"/>
+          <w:i/>
+          <w:sz w:val="21"/>
+        </w:rPr>
+        <w:t>Depth: NERDC Primary 2 · Basic Digital Literacy · First Term W1-5, 7-9 (the computer; computer hardware; computer software; uses of computers; the computer room; the keyboard; the mouse; care of the computer).</w:t>
+      </w:r>
+    </w:p>
+    <w:p>
+      <w:pPr>
+        <w:pStyle w:val="Heading2"/>
+        <w:keepNext/>
+        <w:spacing w:before="200" w:after="60"/>
+      </w:pPr>
+      <w:r>
+        <w:rPr>
+          <w:b/>
+          <w:i w:val="0"/>
+          <w:color w:val="142C5A"/>
+          <w:sz w:val="25"/>
+        </w:rPr>
+        <w:t>WEEK 1 — THE COMPUTER</w:t>
+      </w:r>
+    </w:p>
+    <w:p>
+      <w:pPr>
+        <w:keepNext/>
+        <w:spacing w:after="20"/>
+      </w:pPr>
+      <w:r>
+        <w:rPr>
+          <w:b/>
+          <w:i w:val="0"/>
+          <w:color w:val="142C5A"/>
+          <w:sz w:val="21"/>
+        </w:rPr>
+        <w:t>You will learn to</w:t>
+      </w:r>
+    </w:p>
+    <w:p>
+      <w:pPr>
+        <w:spacing w:after="20"/>
+        <w:ind w:left="312" w:hanging="227"/>
+      </w:pPr>
+      <w:r>
+        <w:rPr>
+          <w:b w:val="0"/>
+          <w:i w:val="0"/>
+          <w:sz w:val="21"/>
+        </w:rPr>
+        <w:t>• say what a computer is</w:t>
+      </w:r>
+    </w:p>
+    <w:p>
+      <w:pPr>
+        <w:spacing w:after="20"/>
+        <w:ind w:left="312" w:hanging="227"/>
+      </w:pPr>
+      <w:r>
+        <w:rPr>
+          <w:b w:val="0"/>
+          <w:i w:val="0"/>
+          <w:sz w:val="21"/>
+        </w:rPr>
+        <w:t>• name parts of a computer</w:t>
+      </w:r>
+    </w:p>
+    <w:p>
+      <w:pPr>
+        <w:spacing w:after="20"/>
+        <w:ind w:left="312" w:hanging="227"/>
+      </w:pPr>
+      <w:r>
+        <w:rPr>
+          <w:b w:val="0"/>
+          <w:i w:val="0"/>
+          <w:sz w:val="21"/>
+        </w:rPr>
+        <w:t>• say what a computer does</w:t>
+      </w:r>
+    </w:p>
+    <w:p>
+      <w:pPr>
+        <w:keepNext/>
+        <w:spacing w:after="20"/>
+      </w:pPr>
+      <w:r>
+        <w:rPr>
+          <w:b/>
+          <w:i w:val="0"/>
+          <w:color w:val="142C5A"/>
+          <w:sz w:val="21"/>
+        </w:rPr>
+        <w:t>Things to know</w:t>
+      </w:r>
+    </w:p>
+    <w:p>
+      <w:pPr>
+        <w:spacing w:after="20"/>
+        <w:ind w:left="312" w:hanging="227"/>
+      </w:pPr>
+      <w:r>
+        <w:rPr>
+          <w:b w:val="0"/>
+          <w:i w:val="0"/>
+          <w:sz w:val="21"/>
+        </w:rPr>
+        <w:t xml:space="preserve">• A </w:t>
+      </w:r>
+      <w:r>
+        <w:rPr>
+          <w:b/>
+          <w:i w:val="0"/>
+          <w:sz w:val="21"/>
+        </w:rPr>
+        <w:t>computer</w:t>
+      </w:r>
+      <w:r>
+        <w:rPr>
+          <w:b w:val="0"/>
+          <w:i w:val="0"/>
+          <w:sz w:val="21"/>
+        </w:rPr>
+        <w:t xml:space="preserve"> is a machine that takes in information and gives out results.</w:t>
+      </w:r>
+    </w:p>
+    <w:p>
+      <w:pPr>
+        <w:spacing w:after="20"/>
+        <w:ind w:left="312" w:hanging="227"/>
+      </w:pPr>
+      <w:r>
+        <w:rPr>
+          <w:b w:val="0"/>
+          <w:i w:val="0"/>
+          <w:sz w:val="21"/>
+        </w:rPr>
+        <w:t xml:space="preserve">• A computer can </w:t>
+      </w:r>
+      <w:r>
+        <w:rPr>
+          <w:b/>
+          <w:i w:val="0"/>
+          <w:sz w:val="21"/>
+        </w:rPr>
+        <w:t>work fast</w:t>
+      </w:r>
+      <w:r>
+        <w:rPr>
+          <w:b w:val="0"/>
+          <w:i w:val="0"/>
+          <w:sz w:val="21"/>
+        </w:rPr>
+        <w:t xml:space="preserve"> and </w:t>
+      </w:r>
+      <w:r>
+        <w:rPr>
+          <w:b/>
+          <w:i w:val="0"/>
+          <w:sz w:val="21"/>
+        </w:rPr>
+        <w:t>store</w:t>
+      </w:r>
+      <w:r>
+        <w:rPr>
+          <w:b w:val="0"/>
+          <w:i w:val="0"/>
+          <w:sz w:val="21"/>
+        </w:rPr>
+        <w:t xml:space="preserve"> information.</w:t>
+      </w:r>
+    </w:p>
+    <w:p>
+      <w:pPr>
+        <w:spacing w:after="20"/>
+        <w:ind w:left="312" w:hanging="227"/>
+      </w:pPr>
+      <w:r>
+        <w:rPr>
+          <w:b w:val="0"/>
+          <w:i w:val="0"/>
+          <w:sz w:val="21"/>
+        </w:rPr>
+        <w:t xml:space="preserve">• The main parts of a computer are the </w:t>
+      </w:r>
+      <w:r>
+        <w:rPr>
+          <w:b/>
+          <w:i w:val="0"/>
+          <w:sz w:val="21"/>
+        </w:rPr>
+        <w:t>monitor</w:t>
+      </w:r>
+      <w:r>
+        <w:rPr>
+          <w:b w:val="0"/>
+          <w:i w:val="0"/>
+          <w:sz w:val="21"/>
+        </w:rPr>
+        <w:t xml:space="preserve">, </w:t>
+      </w:r>
+      <w:r>
+        <w:rPr>
+          <w:b/>
+          <w:i w:val="0"/>
+          <w:sz w:val="21"/>
+        </w:rPr>
+        <w:t>system unit</w:t>
+      </w:r>
+      <w:r>
+        <w:rPr>
+          <w:b w:val="0"/>
+          <w:i w:val="0"/>
+          <w:sz w:val="21"/>
+        </w:rPr>
+        <w:t xml:space="preserve">, </w:t>
+      </w:r>
+      <w:r>
+        <w:rPr>
+          <w:b/>
+          <w:i w:val="0"/>
+          <w:sz w:val="21"/>
+        </w:rPr>
+        <w:t>keyboard</w:t>
+      </w:r>
+      <w:r>
+        <w:rPr>
+          <w:b w:val="0"/>
+          <w:i w:val="0"/>
+          <w:sz w:val="21"/>
+        </w:rPr>
+        <w:t xml:space="preserve"> and </w:t>
+      </w:r>
+      <w:r>
+        <w:rPr>
+          <w:b/>
+          <w:i w:val="0"/>
+          <w:sz w:val="21"/>
+        </w:rPr>
+        <w:t>mouse</w:t>
+      </w:r>
+      <w:r>
+        <w:rPr>
+          <w:b w:val="0"/>
+          <w:i w:val="0"/>
+          <w:sz w:val="21"/>
+        </w:rPr>
+        <w:t>.</w:t>
+      </w:r>
+    </w:p>
+    <w:p>
+      <w:pPr>
+        <w:spacing w:after="20"/>
+        <w:ind w:left="312" w:hanging="227"/>
+      </w:pPr>
+      <w:r>
+        <w:rPr>
+          <w:b w:val="0"/>
+          <w:i w:val="0"/>
+          <w:sz w:val="21"/>
+        </w:rPr>
+        <w:t xml:space="preserve">• The </w:t>
+      </w:r>
+      <w:r>
+        <w:rPr>
+          <w:b/>
+          <w:i w:val="0"/>
+          <w:sz w:val="21"/>
+        </w:rPr>
+        <w:t>monitor</w:t>
+      </w:r>
+      <w:r>
+        <w:rPr>
+          <w:b w:val="0"/>
+          <w:i w:val="0"/>
+          <w:sz w:val="21"/>
+        </w:rPr>
+        <w:t xml:space="preserve"> is the screen we look at.</w:t>
+      </w:r>
+    </w:p>
+    <w:p>
+      <w:pPr>
+        <w:spacing w:after="20"/>
+        <w:ind w:left="312" w:hanging="227"/>
+      </w:pPr>
+      <w:r>
+        <w:rPr>
+          <w:b w:val="0"/>
+          <w:i w:val="0"/>
+          <w:sz w:val="21"/>
+        </w:rPr>
+        <w:t xml:space="preserve">• The </w:t>
+      </w:r>
+      <w:r>
+        <w:rPr>
+          <w:b/>
+          <w:i w:val="0"/>
+          <w:sz w:val="21"/>
+        </w:rPr>
+        <w:t>system unit</w:t>
+      </w:r>
+      <w:r>
+        <w:rPr>
+          <w:b w:val="0"/>
+          <w:i w:val="0"/>
+          <w:sz w:val="21"/>
+        </w:rPr>
+        <w:t xml:space="preserve"> is the main box that does the work.</w:t>
+      </w:r>
+    </w:p>
+    <w:p>
+      <w:pPr>
+        <w:spacing w:after="20"/>
+        <w:ind w:left="312" w:hanging="227"/>
+      </w:pPr>
+      <w:r>
+        <w:rPr>
+          <w:b w:val="0"/>
+          <w:i w:val="0"/>
+          <w:sz w:val="21"/>
+        </w:rPr>
+        <w:t xml:space="preserve">• The </w:t>
+      </w:r>
+      <w:r>
+        <w:rPr>
+          <w:b/>
+          <w:i w:val="0"/>
+          <w:sz w:val="21"/>
+        </w:rPr>
+        <w:t>keyboard</w:t>
+      </w:r>
+      <w:r>
+        <w:rPr>
+          <w:b w:val="0"/>
+          <w:i w:val="0"/>
+          <w:sz w:val="21"/>
+        </w:rPr>
+        <w:t xml:space="preserve"> has keys we press.</w:t>
+      </w:r>
+    </w:p>
+    <w:p>
+      <w:pPr>
+        <w:spacing w:after="20"/>
+        <w:ind w:left="312" w:hanging="227"/>
+      </w:pPr>
+      <w:r>
+        <w:rPr>
+          <w:b w:val="0"/>
+          <w:i w:val="0"/>
+          <w:sz w:val="21"/>
+        </w:rPr>
+        <w:t xml:space="preserve">• The </w:t>
+      </w:r>
+      <w:r>
+        <w:rPr>
+          <w:b/>
+          <w:i w:val="0"/>
+          <w:sz w:val="21"/>
+        </w:rPr>
+        <w:t>mouse</w:t>
+      </w:r>
+      <w:r>
+        <w:rPr>
+          <w:b w:val="0"/>
+          <w:i w:val="0"/>
+          <w:sz w:val="21"/>
+        </w:rPr>
+        <w:t xml:space="preserve"> helps us point and click.</w:t>
+      </w:r>
+    </w:p>
+    <w:p>
+      <w:pPr>
+        <w:spacing w:after="20"/>
+        <w:ind w:left="312" w:hanging="227"/>
+      </w:pPr>
+      <w:r>
+        <w:rPr>
+          <w:b w:val="0"/>
+          <w:i w:val="0"/>
+          <w:sz w:val="21"/>
+        </w:rPr>
+        <w:t xml:space="preserve">• A computer needs </w:t>
+      </w:r>
+      <w:r>
+        <w:rPr>
+          <w:b/>
+          <w:i w:val="0"/>
+          <w:sz w:val="21"/>
+        </w:rPr>
+        <w:t>electricity</w:t>
+      </w:r>
+      <w:r>
+        <w:rPr>
+          <w:b w:val="0"/>
+          <w:i w:val="0"/>
+          <w:sz w:val="21"/>
+        </w:rPr>
+        <w:t xml:space="preserve"> to work.</w:t>
+      </w:r>
+    </w:p>
+    <w:p>
+      <w:pPr>
+        <w:spacing w:after="20"/>
+        <w:ind w:left="312" w:hanging="227"/>
+      </w:pPr>
+      <w:r>
+        <w:rPr>
+          <w:b w:val="0"/>
+          <w:i w:val="0"/>
+          <w:sz w:val="21"/>
+        </w:rPr>
+        <w:t>• We use computers at school, home and offices.</w:t>
+      </w:r>
+    </w:p>
+    <w:p>
+      <w:pPr>
+        <w:spacing w:after="20"/>
+        <w:ind w:left="312" w:hanging="227"/>
+      </w:pPr>
+      <w:r>
+        <w:rPr>
+          <w:b w:val="0"/>
+          <w:i w:val="0"/>
+          <w:sz w:val="21"/>
+        </w:rPr>
+        <w:t>• A computer is a useful machine.</w:t>
+      </w:r>
+    </w:p>
+    <w:p>
+      <w:pPr>
+        <w:keepNext/>
+        <w:spacing w:after="20"/>
+      </w:pPr>
+      <w:r>
+        <w:rPr>
+          <w:b/>
+          <w:i w:val="0"/>
+          <w:color w:val="142C5A"/>
+          <w:sz w:val="21"/>
+        </w:rPr>
+        <w:t>Let us talk</w:t>
+      </w:r>
+    </w:p>
+    <w:p>
+      <w:pPr>
+        <w:spacing w:after="20"/>
+        <w:ind w:left="351" w:hanging="351"/>
+      </w:pPr>
+      <w:r>
+        <w:rPr>
+          <w:b w:val="0"/>
+          <w:i w:val="0"/>
+          <w:sz w:val="21"/>
+        </w:rPr>
+        <w:t>1. What is a computer?</w:t>
+      </w:r>
+    </w:p>
+    <w:p>
+      <w:pPr>
+        <w:spacing w:after="20"/>
+        <w:ind w:left="351" w:hanging="351"/>
+      </w:pPr>
+      <w:r>
+        <w:rPr>
+          <w:b w:val="0"/>
+          <w:i w:val="0"/>
+          <w:sz w:val="21"/>
+        </w:rPr>
+        <w:t>2. Name one part of a computer.</w:t>
+      </w:r>
+    </w:p>
+    <w:p>
+      <w:pPr>
+        <w:spacing w:after="20"/>
+        <w:ind w:left="351" w:hanging="351"/>
+      </w:pPr>
+      <w:r>
+        <w:rPr>
+          <w:b w:val="0"/>
+          <w:i w:val="0"/>
+          <w:sz w:val="21"/>
+        </w:rPr>
+        <w:t>3. What does a computer need to work?</w:t>
+      </w:r>
+    </w:p>
+    <w:p>
+      <w:pPr>
+        <w:keepNext/>
+        <w:spacing w:after="20"/>
+      </w:pPr>
+      <w:r>
+        <w:rPr>
+          <w:b/>
+          <w:i w:val="0"/>
+          <w:color w:val="142C5A"/>
+          <w:sz w:val="21"/>
+        </w:rPr>
+        <w:t>Words for my notebook</w:t>
+      </w:r>
+    </w:p>
+    <w:p>
+      <w:pPr>
+        <w:spacing w:after="20"/>
+        <w:ind w:left="312" w:hanging="227"/>
+      </w:pPr>
+      <w:r>
+        <w:rPr>
+          <w:b w:val="0"/>
+          <w:i w:val="0"/>
+          <w:sz w:val="21"/>
+        </w:rPr>
+        <w:t>• computer — a machine that takes in information and gives results</w:t>
+      </w:r>
+    </w:p>
+    <w:p>
+      <w:pPr>
+        <w:spacing w:after="20"/>
+        <w:ind w:left="312" w:hanging="227"/>
+      </w:pPr>
+      <w:r>
+        <w:rPr>
+          <w:b w:val="0"/>
+          <w:i w:val="0"/>
+          <w:sz w:val="21"/>
+        </w:rPr>
+        <w:t>• monitor — the screen of a computer</w:t>
+      </w:r>
+    </w:p>
+    <w:p>
+      <w:pPr>
+        <w:spacing w:after="20"/>
+        <w:ind w:left="312" w:hanging="227"/>
+      </w:pPr>
+      <w:r>
+        <w:rPr>
+          <w:b w:val="0"/>
+          <w:i w:val="0"/>
+          <w:sz w:val="21"/>
+        </w:rPr>
+        <w:t>• system unit — the main box of a computer</w:t>
+      </w:r>
+    </w:p>
+    <w:p>
+      <w:pPr>
+        <w:keepNext/>
+        <w:spacing w:after="20"/>
+      </w:pPr>
+      <w:r>
+        <w:rPr>
+          <w:b/>
+          <w:i w:val="0"/>
+          <w:color w:val="142C5A"/>
+          <w:sz w:val="21"/>
+        </w:rPr>
+        <w:t>Worksheet</w:t>
+      </w:r>
+    </w:p>
+    <w:p>
+      <w:pPr>
+        <w:spacing w:after="20"/>
+        <w:ind w:left="351" w:hanging="351"/>
+      </w:pPr>
+      <w:r>
+        <w:rPr>
+          <w:b w:val="0"/>
+          <w:i w:val="0"/>
+          <w:sz w:val="21"/>
+        </w:rPr>
+        <w:t>1. A machine that takes in information and gives results is a ___.</w:t>
+      </w:r>
+    </w:p>
+    <w:p>
+      <w:pPr>
+        <w:spacing w:after="60"/>
+        <w:ind w:left="652" w:hanging="340"/>
+      </w:pPr>
+      <w:r>
+        <w:rPr>
+          <w:b w:val="0"/>
+          <w:i w:val="0"/>
+          <w:sz w:val="21"/>
+        </w:rPr>
+        <w:t>A) computer B) radio C) fan D) stove</w:t>
+      </w:r>
+    </w:p>
+    <w:p>
+      <w:pPr>
+        <w:spacing w:after="20"/>
+        <w:ind w:left="351" w:hanging="351"/>
+      </w:pPr>
+      <w:r>
+        <w:rPr>
+          <w:b w:val="0"/>
+          <w:i w:val="0"/>
+          <w:sz w:val="21"/>
+        </w:rPr>
+        <w:t>2. The screen of a computer is the ___.</w:t>
+      </w:r>
+    </w:p>
+    <w:p>
+      <w:pPr>
+        <w:spacing w:after="60"/>
+        <w:ind w:left="652" w:hanging="340"/>
+      </w:pPr>
+      <w:r>
+        <w:rPr>
+          <w:b w:val="0"/>
+          <w:i w:val="0"/>
+          <w:sz w:val="21"/>
+        </w:rPr>
+        <w:t>A) monitor B) keyboard C) mouse D) speaker</w:t>
+      </w:r>
+    </w:p>
+    <w:p>
+      <w:pPr>
+        <w:spacing w:after="20"/>
+        <w:ind w:left="351" w:hanging="351"/>
+      </w:pPr>
+      <w:r>
+        <w:rPr>
+          <w:b w:val="0"/>
+          <w:i w:val="0"/>
+          <w:sz w:val="21"/>
+        </w:rPr>
+        <w:t>3. The main box of a computer is the ___.</w:t>
+      </w:r>
+    </w:p>
+    <w:p>
+      <w:pPr>
+        <w:spacing w:after="60"/>
+        <w:ind w:left="652" w:hanging="340"/>
+      </w:pPr>
+      <w:r>
+        <w:rPr>
+          <w:b w:val="0"/>
+          <w:i w:val="0"/>
+          <w:sz w:val="21"/>
+        </w:rPr>
+        <w:t>A) system unit B) monitor C) mouse D) printer</w:t>
+      </w:r>
+    </w:p>
+    <w:p>
+      <w:pPr>
+        <w:spacing w:after="20"/>
+        <w:ind w:left="351" w:hanging="351"/>
+      </w:pPr>
+      <w:r>
+        <w:rPr>
+          <w:b w:val="0"/>
+          <w:i w:val="0"/>
+          <w:sz w:val="21"/>
+        </w:rPr>
+        <w:t>4. A computer needs ___ to work.</w:t>
+      </w:r>
+    </w:p>
+    <w:p>
+      <w:pPr>
+        <w:spacing w:after="60"/>
+        <w:ind w:left="652" w:hanging="340"/>
+      </w:pPr>
+      <w:r>
+        <w:rPr>
+          <w:b w:val="0"/>
+          <w:i w:val="0"/>
+          <w:sz w:val="21"/>
+        </w:rPr>
+        <w:t>A) electricity B) water C) fire D) wind</w:t>
+      </w:r>
+    </w:p>
+    <w:p>
+      <w:pPr>
+        <w:spacing w:after="20"/>
+        <w:ind w:left="351" w:hanging="351"/>
+      </w:pPr>
+      <w:r>
+        <w:rPr>
+          <w:b w:val="0"/>
+          <w:i w:val="0"/>
+          <w:sz w:val="21"/>
+        </w:rPr>
+        <w:t>5. Fill in: The part of a computer with keys we press is the _____.</w:t>
+      </w:r>
+    </w:p>
+    <w:p>
+      <w:pPr>
+        <w:spacing w:after="20"/>
+        <w:ind w:left="351" w:hanging="351"/>
+      </w:pPr>
+      <w:r>
+        <w:rPr>
+          <w:b w:val="0"/>
+          <w:i w:val="0"/>
+          <w:sz w:val="21"/>
+        </w:rPr>
+        <w:t>6. Mention two parts of a computer.</w:t>
+      </w:r>
+    </w:p>
+    <w:p>
+      <w:pPr>
+        <w:spacing w:after="20"/>
+        <w:ind w:left="351" w:hanging="351"/>
+      </w:pPr>
+      <w:r>
+        <w:rPr>
+          <w:b w:val="0"/>
+          <w:i w:val="0"/>
+          <w:sz w:val="21"/>
+        </w:rPr>
+        <w:t>7. Write what a computer is.</w:t>
+      </w:r>
+    </w:p>
+    <w:p>
+      <w:pPr>
+        <w:keepNext/>
+        <w:spacing w:after="20"/>
+      </w:pPr>
+      <w:r>
+        <w:rPr>
+          <w:b/>
+          <w:i w:val="0"/>
+          <w:color w:val="142C5A"/>
+          <w:sz w:val="21"/>
+        </w:rPr>
+        <w:t>My own work</w:t>
+      </w:r>
+    </w:p>
+    <w:p>
+      <w:pPr>
+        <w:spacing w:after="20"/>
+        <w:ind w:left="312" w:hanging="227"/>
+      </w:pPr>
+      <w:r>
+        <w:rPr>
+          <w:b w:val="0"/>
+          <w:i w:val="0"/>
+          <w:sz w:val="21"/>
+        </w:rPr>
+        <w:t>• Draw a computer and label its parts.</w:t>
+      </w:r>
+    </w:p>
+    <w:p>
+      <w:pPr>
         <w:spacing w:after="60"/>
         <w:pBdr>
           <w:bottom w:val="single" w:sz="6" w:color="BBBBBB"/>
@@ -6394,6 +7412,4994 @@
     </w:p>
     <w:p>
       <w:pPr>
+        <w:pStyle w:val="Heading2"/>
+        <w:keepNext/>
+        <w:spacing w:before="200" w:after="60"/>
+      </w:pPr>
+      <w:r>
+        <w:rPr>
+          <w:b/>
+          <w:i w:val="0"/>
+          <w:color w:val="142C5A"/>
+          <w:sz w:val="25"/>
+        </w:rPr>
+        <w:t>WEEK 2 — COMPUTER HARDWARE</w:t>
+      </w:r>
+    </w:p>
+    <w:p>
+      <w:pPr>
+        <w:keepNext/>
+        <w:spacing w:after="20"/>
+      </w:pPr>
+      <w:r>
+        <w:rPr>
+          <w:b/>
+          <w:i w:val="0"/>
+          <w:color w:val="142C5A"/>
+          <w:sz w:val="21"/>
+        </w:rPr>
+        <w:t>You will learn to</w:t>
+      </w:r>
+    </w:p>
+    <w:p>
+      <w:pPr>
+        <w:spacing w:after="20"/>
+        <w:ind w:left="312" w:hanging="227"/>
+      </w:pPr>
+      <w:r>
+        <w:rPr>
+          <w:b w:val="0"/>
+          <w:i w:val="0"/>
+          <w:sz w:val="21"/>
+        </w:rPr>
+        <w:t>• say what hardware is</w:t>
+      </w:r>
+    </w:p>
+    <w:p>
+      <w:pPr>
+        <w:spacing w:after="20"/>
+        <w:ind w:left="312" w:hanging="227"/>
+      </w:pPr>
+      <w:r>
+        <w:rPr>
+          <w:b w:val="0"/>
+          <w:i w:val="0"/>
+          <w:sz w:val="21"/>
+        </w:rPr>
+        <w:t>• name hardware parts</w:t>
+      </w:r>
+    </w:p>
+    <w:p>
+      <w:pPr>
+        <w:spacing w:after="20"/>
+        <w:ind w:left="312" w:hanging="227"/>
+      </w:pPr>
+      <w:r>
+        <w:rPr>
+          <w:b w:val="0"/>
+          <w:i w:val="0"/>
+          <w:sz w:val="21"/>
+        </w:rPr>
+        <w:t>• tell input from output</w:t>
+      </w:r>
+    </w:p>
+    <w:p>
+      <w:pPr>
+        <w:keepNext/>
+        <w:spacing w:after="20"/>
+      </w:pPr>
+      <w:r>
+        <w:rPr>
+          <w:b/>
+          <w:i w:val="0"/>
+          <w:color w:val="142C5A"/>
+          <w:sz w:val="21"/>
+        </w:rPr>
+        <w:t>Things to know</w:t>
+      </w:r>
+    </w:p>
+    <w:p>
+      <w:pPr>
+        <w:spacing w:after="20"/>
+        <w:ind w:left="312" w:hanging="227"/>
+      </w:pPr>
+      <w:r>
+        <w:rPr>
+          <w:b w:val="0"/>
+          <w:i w:val="0"/>
+          <w:sz w:val="21"/>
+        </w:rPr>
+        <w:t xml:space="preserve">• </w:t>
+      </w:r>
+      <w:r>
+        <w:rPr>
+          <w:b/>
+          <w:i w:val="0"/>
+          <w:sz w:val="21"/>
+        </w:rPr>
+        <w:t>Hardware</w:t>
+      </w:r>
+      <w:r>
+        <w:rPr>
+          <w:b w:val="0"/>
+          <w:i w:val="0"/>
+          <w:sz w:val="21"/>
+        </w:rPr>
+        <w:t xml:space="preserve"> is the parts of a computer we can </w:t>
+      </w:r>
+      <w:r>
+        <w:rPr>
+          <w:b/>
+          <w:i w:val="0"/>
+          <w:sz w:val="21"/>
+        </w:rPr>
+        <w:t>see and touch</w:t>
+      </w:r>
+      <w:r>
+        <w:rPr>
+          <w:b w:val="0"/>
+          <w:i w:val="0"/>
+          <w:sz w:val="21"/>
+        </w:rPr>
+        <w:t>.</w:t>
+      </w:r>
+    </w:p>
+    <w:p>
+      <w:pPr>
+        <w:spacing w:after="20"/>
+        <w:ind w:left="312" w:hanging="227"/>
+      </w:pPr>
+      <w:r>
+        <w:rPr>
+          <w:b w:val="0"/>
+          <w:i w:val="0"/>
+          <w:sz w:val="21"/>
+        </w:rPr>
+        <w:t xml:space="preserve">• Examples of hardware: </w:t>
+      </w:r>
+      <w:r>
+        <w:rPr>
+          <w:b/>
+          <w:i w:val="0"/>
+          <w:sz w:val="21"/>
+        </w:rPr>
+        <w:t>monitor</w:t>
+      </w:r>
+      <w:r>
+        <w:rPr>
+          <w:b w:val="0"/>
+          <w:i w:val="0"/>
+          <w:sz w:val="21"/>
+        </w:rPr>
+        <w:t xml:space="preserve">, </w:t>
+      </w:r>
+      <w:r>
+        <w:rPr>
+          <w:b/>
+          <w:i w:val="0"/>
+          <w:sz w:val="21"/>
+        </w:rPr>
+        <w:t>keyboard</w:t>
+      </w:r>
+      <w:r>
+        <w:rPr>
+          <w:b w:val="0"/>
+          <w:i w:val="0"/>
+          <w:sz w:val="21"/>
+        </w:rPr>
+        <w:t xml:space="preserve">, </w:t>
+      </w:r>
+      <w:r>
+        <w:rPr>
+          <w:b/>
+          <w:i w:val="0"/>
+          <w:sz w:val="21"/>
+        </w:rPr>
+        <w:t>mouse</w:t>
+      </w:r>
+      <w:r>
+        <w:rPr>
+          <w:b w:val="0"/>
+          <w:i w:val="0"/>
+          <w:sz w:val="21"/>
+        </w:rPr>
+        <w:t xml:space="preserve">, </w:t>
+      </w:r>
+      <w:r>
+        <w:rPr>
+          <w:b/>
+          <w:i w:val="0"/>
+          <w:sz w:val="21"/>
+        </w:rPr>
+        <w:t>system unit</w:t>
+      </w:r>
+      <w:r>
+        <w:rPr>
+          <w:b w:val="0"/>
+          <w:i w:val="0"/>
+          <w:sz w:val="21"/>
+        </w:rPr>
+        <w:t xml:space="preserve">, </w:t>
+      </w:r>
+      <w:r>
+        <w:rPr>
+          <w:b/>
+          <w:i w:val="0"/>
+          <w:sz w:val="21"/>
+        </w:rPr>
+        <w:t>printer</w:t>
+      </w:r>
+      <w:r>
+        <w:rPr>
+          <w:b w:val="0"/>
+          <w:i w:val="0"/>
+          <w:sz w:val="21"/>
+        </w:rPr>
+        <w:t>.</w:t>
+      </w:r>
+    </w:p>
+    <w:p>
+      <w:pPr>
+        <w:spacing w:after="0"/>
+      </w:pPr>
+      <w:r>
+        <w:br w:type="page"/>
+      </w:r>
+    </w:p>
+    <w:p>
+      <w:pPr>
+        <w:spacing w:after="20"/>
+        <w:ind w:left="312" w:hanging="227"/>
+      </w:pPr>
+      <w:r>
+        <w:rPr>
+          <w:b w:val="0"/>
+          <w:i w:val="0"/>
+          <w:sz w:val="21"/>
+        </w:rPr>
+        <w:t xml:space="preserve">• Some hardware are </w:t>
+      </w:r>
+      <w:r>
+        <w:rPr>
+          <w:b/>
+          <w:i w:val="0"/>
+          <w:sz w:val="21"/>
+        </w:rPr>
+        <w:t>input</w:t>
+      </w:r>
+      <w:r>
+        <w:rPr>
+          <w:b w:val="0"/>
+          <w:i w:val="0"/>
+          <w:sz w:val="21"/>
+        </w:rPr>
+        <w:t xml:space="preserve"> devices — they put information in.</w:t>
+      </w:r>
+    </w:p>
+    <w:p>
+      <w:pPr>
+        <w:spacing w:after="20"/>
+        <w:ind w:left="312" w:hanging="227"/>
+      </w:pPr>
+      <w:r>
+        <w:rPr>
+          <w:b w:val="0"/>
+          <w:i w:val="0"/>
+          <w:sz w:val="21"/>
+        </w:rPr>
+        <w:t xml:space="preserve">• The </w:t>
+      </w:r>
+      <w:r>
+        <w:rPr>
+          <w:b/>
+          <w:i w:val="0"/>
+          <w:sz w:val="21"/>
+        </w:rPr>
+        <w:t>keyboard</w:t>
+      </w:r>
+      <w:r>
+        <w:rPr>
+          <w:b w:val="0"/>
+          <w:i w:val="0"/>
+          <w:sz w:val="21"/>
+        </w:rPr>
+        <w:t xml:space="preserve"> and </w:t>
+      </w:r>
+      <w:r>
+        <w:rPr>
+          <w:b/>
+          <w:i w:val="0"/>
+          <w:sz w:val="21"/>
+        </w:rPr>
+        <w:t>mouse</w:t>
+      </w:r>
+      <w:r>
+        <w:rPr>
+          <w:b w:val="0"/>
+          <w:i w:val="0"/>
+          <w:sz w:val="21"/>
+        </w:rPr>
+        <w:t xml:space="preserve"> are input devices.</w:t>
+      </w:r>
+    </w:p>
+    <w:p>
+      <w:pPr>
+        <w:spacing w:after="20"/>
+        <w:ind w:left="312" w:hanging="227"/>
+      </w:pPr>
+      <w:r>
+        <w:rPr>
+          <w:b w:val="0"/>
+          <w:i w:val="0"/>
+          <w:sz w:val="21"/>
+        </w:rPr>
+        <w:t xml:space="preserve">• Some hardware are </w:t>
+      </w:r>
+      <w:r>
+        <w:rPr>
+          <w:b/>
+          <w:i w:val="0"/>
+          <w:sz w:val="21"/>
+        </w:rPr>
+        <w:t>output</w:t>
+      </w:r>
+      <w:r>
+        <w:rPr>
+          <w:b w:val="0"/>
+          <w:i w:val="0"/>
+          <w:sz w:val="21"/>
+        </w:rPr>
+        <w:t xml:space="preserve"> devices — they bring results out.</w:t>
+      </w:r>
+    </w:p>
+    <w:p>
+      <w:pPr>
+        <w:spacing w:after="20"/>
+        <w:ind w:left="312" w:hanging="227"/>
+      </w:pPr>
+      <w:r>
+        <w:rPr>
+          <w:b w:val="0"/>
+          <w:i w:val="0"/>
+          <w:sz w:val="21"/>
+        </w:rPr>
+        <w:t xml:space="preserve">• The </w:t>
+      </w:r>
+      <w:r>
+        <w:rPr>
+          <w:b/>
+          <w:i w:val="0"/>
+          <w:sz w:val="21"/>
+        </w:rPr>
+        <w:t>monitor</w:t>
+      </w:r>
+      <w:r>
+        <w:rPr>
+          <w:b w:val="0"/>
+          <w:i w:val="0"/>
+          <w:sz w:val="21"/>
+        </w:rPr>
+        <w:t xml:space="preserve"> and </w:t>
+      </w:r>
+      <w:r>
+        <w:rPr>
+          <w:b/>
+          <w:i w:val="0"/>
+          <w:sz w:val="21"/>
+        </w:rPr>
+        <w:t>printer</w:t>
+      </w:r>
+      <w:r>
+        <w:rPr>
+          <w:b w:val="0"/>
+          <w:i w:val="0"/>
+          <w:sz w:val="21"/>
+        </w:rPr>
+        <w:t xml:space="preserve"> are output devices.</w:t>
+      </w:r>
+    </w:p>
+    <w:p>
+      <w:pPr>
+        <w:spacing w:after="20"/>
+        <w:ind w:left="312" w:hanging="227"/>
+      </w:pPr>
+      <w:r>
+        <w:rPr>
+          <w:b w:val="0"/>
+          <w:i w:val="0"/>
+          <w:sz w:val="21"/>
+        </w:rPr>
+        <w:t xml:space="preserve">• The </w:t>
+      </w:r>
+      <w:r>
+        <w:rPr>
+          <w:b/>
+          <w:i w:val="0"/>
+          <w:sz w:val="21"/>
+        </w:rPr>
+        <w:t>system unit</w:t>
+      </w:r>
+      <w:r>
+        <w:rPr>
+          <w:b w:val="0"/>
+          <w:i w:val="0"/>
+          <w:sz w:val="21"/>
+        </w:rPr>
+        <w:t xml:space="preserve"> holds the main working parts.</w:t>
+      </w:r>
+    </w:p>
+    <w:p>
+      <w:pPr>
+        <w:spacing w:after="20"/>
+        <w:ind w:left="312" w:hanging="227"/>
+      </w:pPr>
+      <w:r>
+        <w:rPr>
+          <w:b w:val="0"/>
+          <w:i w:val="0"/>
+          <w:sz w:val="21"/>
+        </w:rPr>
+        <w:t>• Hardware can be damaged if we are not careful.</w:t>
+      </w:r>
+    </w:p>
+    <w:p>
+      <w:pPr>
+        <w:spacing w:after="20"/>
+        <w:ind w:left="312" w:hanging="227"/>
+      </w:pPr>
+      <w:r>
+        <w:rPr>
+          <w:b w:val="0"/>
+          <w:i w:val="0"/>
+          <w:sz w:val="21"/>
+        </w:rPr>
+        <w:t>• We handle hardware with care.</w:t>
+      </w:r>
+    </w:p>
+    <w:p>
+      <w:pPr>
+        <w:spacing w:after="20"/>
+        <w:ind w:left="312" w:hanging="227"/>
+      </w:pPr>
+      <w:r>
+        <w:rPr>
+          <w:b w:val="0"/>
+          <w:i w:val="0"/>
+          <w:sz w:val="21"/>
+        </w:rPr>
+        <w:t>• Hardware makes the computer work.</w:t>
+      </w:r>
+    </w:p>
+    <w:p>
+      <w:pPr>
+        <w:keepNext/>
+        <w:spacing w:after="20"/>
+      </w:pPr>
+      <w:r>
+        <w:rPr>
+          <w:b/>
+          <w:i w:val="0"/>
+          <w:color w:val="142C5A"/>
+          <w:sz w:val="21"/>
+        </w:rPr>
+        <w:t>Let us talk</w:t>
+      </w:r>
+    </w:p>
+    <w:p>
+      <w:pPr>
+        <w:spacing w:after="20"/>
+        <w:ind w:left="351" w:hanging="351"/>
+      </w:pPr>
+      <w:r>
+        <w:rPr>
+          <w:b w:val="0"/>
+          <w:i w:val="0"/>
+          <w:sz w:val="21"/>
+        </w:rPr>
+        <w:t>1. What is hardware?</w:t>
+      </w:r>
+    </w:p>
+    <w:p>
+      <w:pPr>
+        <w:spacing w:after="20"/>
+        <w:ind w:left="351" w:hanging="351"/>
+      </w:pPr>
+      <w:r>
+        <w:rPr>
+          <w:b w:val="0"/>
+          <w:i w:val="0"/>
+          <w:sz w:val="21"/>
+        </w:rPr>
+        <w:t>2. Name one input device.</w:t>
+      </w:r>
+    </w:p>
+    <w:p>
+      <w:pPr>
+        <w:spacing w:after="20"/>
+        <w:ind w:left="351" w:hanging="351"/>
+      </w:pPr>
+      <w:r>
+        <w:rPr>
+          <w:b w:val="0"/>
+          <w:i w:val="0"/>
+          <w:sz w:val="21"/>
+        </w:rPr>
+        <w:t>3. Name one output device.</w:t>
+      </w:r>
+    </w:p>
+    <w:p>
+      <w:pPr>
+        <w:keepNext/>
+        <w:spacing w:after="20"/>
+      </w:pPr>
+      <w:r>
+        <w:rPr>
+          <w:b/>
+          <w:i w:val="0"/>
+          <w:color w:val="142C5A"/>
+          <w:sz w:val="21"/>
+        </w:rPr>
+        <w:t>Words for my notebook</w:t>
+      </w:r>
+    </w:p>
+    <w:p>
+      <w:pPr>
+        <w:spacing w:after="20"/>
+        <w:ind w:left="312" w:hanging="227"/>
+      </w:pPr>
+      <w:r>
+        <w:rPr>
+          <w:b w:val="0"/>
+          <w:i w:val="0"/>
+          <w:sz w:val="21"/>
+        </w:rPr>
+        <w:t>• hardware — the parts of a computer we can see and touch</w:t>
+      </w:r>
+    </w:p>
+    <w:p>
+      <w:pPr>
+        <w:spacing w:after="20"/>
+        <w:ind w:left="312" w:hanging="227"/>
+      </w:pPr>
+      <w:r>
+        <w:rPr>
+          <w:b w:val="0"/>
+          <w:i w:val="0"/>
+          <w:sz w:val="21"/>
+        </w:rPr>
+        <w:t>• input device — a device that puts information in</w:t>
+      </w:r>
+    </w:p>
+    <w:p>
+      <w:pPr>
+        <w:spacing w:after="20"/>
+        <w:ind w:left="312" w:hanging="227"/>
+      </w:pPr>
+      <w:r>
+        <w:rPr>
+          <w:b w:val="0"/>
+          <w:i w:val="0"/>
+          <w:sz w:val="21"/>
+        </w:rPr>
+        <w:t>• output device — a device that brings results out</w:t>
+      </w:r>
+    </w:p>
+    <w:p>
+      <w:pPr>
+        <w:keepNext/>
+        <w:spacing w:after="20"/>
+      </w:pPr>
+      <w:r>
+        <w:rPr>
+          <w:b/>
+          <w:i w:val="0"/>
+          <w:color w:val="142C5A"/>
+          <w:sz w:val="21"/>
+        </w:rPr>
+        <w:t>Worksheet</w:t>
+      </w:r>
+    </w:p>
+    <w:p>
+      <w:pPr>
+        <w:spacing w:after="20"/>
+        <w:ind w:left="351" w:hanging="351"/>
+      </w:pPr>
+      <w:r>
+        <w:rPr>
+          <w:b w:val="0"/>
+          <w:i w:val="0"/>
+          <w:sz w:val="21"/>
+        </w:rPr>
+        <w:t>1. The parts of a computer we can see and touch are ___.</w:t>
+      </w:r>
+    </w:p>
+    <w:p>
+      <w:pPr>
+        <w:spacing w:after="60"/>
+        <w:ind w:left="652" w:hanging="340"/>
+      </w:pPr>
+      <w:r>
+        <w:rPr>
+          <w:b w:val="0"/>
+          <w:i w:val="0"/>
+          <w:sz w:val="21"/>
+        </w:rPr>
+        <w:t>A) hardware B) software C) data D) wires</w:t>
+      </w:r>
+    </w:p>
+    <w:p>
+      <w:pPr>
+        <w:spacing w:after="20"/>
+        <w:ind w:left="351" w:hanging="351"/>
+      </w:pPr>
+      <w:r>
+        <w:rPr>
+          <w:b w:val="0"/>
+          <w:i w:val="0"/>
+          <w:sz w:val="21"/>
+        </w:rPr>
+        <w:t>2. Which of these is an input device?</w:t>
+      </w:r>
+    </w:p>
+    <w:p>
+      <w:pPr>
+        <w:spacing w:after="60"/>
+        <w:ind w:left="652" w:hanging="340"/>
+      </w:pPr>
+      <w:r>
+        <w:rPr>
+          <w:b w:val="0"/>
+          <w:i w:val="0"/>
+          <w:sz w:val="21"/>
+        </w:rPr>
+        <w:t>A) keyboard B) monitor C) printer D) speaker</w:t>
+      </w:r>
+    </w:p>
+    <w:p>
+      <w:pPr>
+        <w:spacing w:after="20"/>
+        <w:ind w:left="351" w:hanging="351"/>
+      </w:pPr>
+      <w:r>
+        <w:rPr>
+          <w:b w:val="0"/>
+          <w:i w:val="0"/>
+          <w:sz w:val="21"/>
+        </w:rPr>
+        <w:t>3. Which of these is an output device?</w:t>
+      </w:r>
+    </w:p>
+    <w:p>
+      <w:pPr>
+        <w:spacing w:after="60"/>
+        <w:ind w:left="652" w:hanging="340"/>
+      </w:pPr>
+      <w:r>
+        <w:rPr>
+          <w:b w:val="0"/>
+          <w:i w:val="0"/>
+          <w:sz w:val="21"/>
+        </w:rPr>
+        <w:t>A) monitor B) keyboard C) mouse D) scanner</w:t>
+      </w:r>
+    </w:p>
+    <w:p>
+      <w:pPr>
+        <w:spacing w:after="20"/>
+        <w:ind w:left="351" w:hanging="351"/>
+      </w:pPr>
+      <w:r>
+        <w:rPr>
+          <w:b w:val="0"/>
+          <w:i w:val="0"/>
+          <w:sz w:val="21"/>
+        </w:rPr>
+        <w:t>4. The ___ holds the main working parts.</w:t>
+      </w:r>
+    </w:p>
+    <w:p>
+      <w:pPr>
+        <w:spacing w:after="60"/>
+        <w:ind w:left="652" w:hanging="340"/>
+      </w:pPr>
+      <w:r>
+        <w:rPr>
+          <w:b w:val="0"/>
+          <w:i w:val="0"/>
+          <w:sz w:val="21"/>
+        </w:rPr>
+        <w:t>A) system unit B) mouse C) keyboard D) screen</w:t>
+      </w:r>
+    </w:p>
+    <w:p>
+      <w:pPr>
+        <w:spacing w:after="20"/>
+        <w:ind w:left="351" w:hanging="351"/>
+      </w:pPr>
+      <w:r>
+        <w:rPr>
+          <w:b w:val="0"/>
+          <w:i w:val="0"/>
+          <w:sz w:val="21"/>
+        </w:rPr>
+        <w:t>5. Fill in: A device that puts information in is an _____.</w:t>
+      </w:r>
+    </w:p>
+    <w:p>
+      <w:pPr>
+        <w:spacing w:after="20"/>
+        <w:ind w:left="351" w:hanging="351"/>
+      </w:pPr>
+      <w:r>
+        <w:rPr>
+          <w:b w:val="0"/>
+          <w:i w:val="0"/>
+          <w:sz w:val="21"/>
+        </w:rPr>
+        <w:t>6. Mention two hardware parts.</w:t>
+      </w:r>
+    </w:p>
+    <w:p>
+      <w:pPr>
+        <w:spacing w:after="20"/>
+        <w:ind w:left="351" w:hanging="351"/>
+      </w:pPr>
+      <w:r>
+        <w:rPr>
+          <w:b w:val="0"/>
+          <w:i w:val="0"/>
+          <w:sz w:val="21"/>
+        </w:rPr>
+        <w:t>7. Write what hardware is.</w:t>
+      </w:r>
+    </w:p>
+    <w:p>
+      <w:pPr>
+        <w:keepNext/>
+        <w:spacing w:after="20"/>
+      </w:pPr>
+      <w:r>
+        <w:rPr>
+          <w:b/>
+          <w:i w:val="0"/>
+          <w:color w:val="142C5A"/>
+          <w:sz w:val="21"/>
+        </w:rPr>
+        <w:t>My own work</w:t>
+      </w:r>
+    </w:p>
+    <w:p>
+      <w:pPr>
+        <w:spacing w:after="20"/>
+        <w:ind w:left="312" w:hanging="227"/>
+      </w:pPr>
+      <w:r>
+        <w:rPr>
+          <w:b w:val="0"/>
+          <w:i w:val="0"/>
+          <w:sz w:val="21"/>
+        </w:rPr>
+        <w:t>• Draw one input device and one output device.</w:t>
+      </w:r>
+    </w:p>
+    <w:p>
+      <w:pPr>
+        <w:spacing w:after="60"/>
+        <w:pBdr>
+          <w:bottom w:val="single" w:sz="6" w:color="BBBBBB"/>
+        </w:pBdr>
+      </w:pPr>
+    </w:p>
+    <w:p>
+      <w:pPr>
+        <w:pStyle w:val="Heading2"/>
+        <w:keepNext/>
+        <w:spacing w:before="200" w:after="60"/>
+      </w:pPr>
+      <w:r>
+        <w:rPr>
+          <w:b/>
+          <w:i w:val="0"/>
+          <w:color w:val="142C5A"/>
+          <w:sz w:val="25"/>
+        </w:rPr>
+        <w:t>WEEK 3 — COMPUTER SOFTWARE</w:t>
+      </w:r>
+    </w:p>
+    <w:p>
+      <w:pPr>
+        <w:keepNext/>
+        <w:spacing w:after="20"/>
+      </w:pPr>
+      <w:r>
+        <w:rPr>
+          <w:b/>
+          <w:i w:val="0"/>
+          <w:color w:val="142C5A"/>
+          <w:sz w:val="21"/>
+        </w:rPr>
+        <w:t>You will learn to</w:t>
+      </w:r>
+    </w:p>
+    <w:p>
+      <w:pPr>
+        <w:spacing w:after="20"/>
+        <w:ind w:left="312" w:hanging="227"/>
+      </w:pPr>
+      <w:r>
+        <w:rPr>
+          <w:b w:val="0"/>
+          <w:i w:val="0"/>
+          <w:sz w:val="21"/>
+        </w:rPr>
+        <w:t>• say what software is</w:t>
+      </w:r>
+    </w:p>
+    <w:p>
+      <w:pPr>
+        <w:spacing w:after="20"/>
+        <w:ind w:left="312" w:hanging="227"/>
+      </w:pPr>
+      <w:r>
+        <w:rPr>
+          <w:b w:val="0"/>
+          <w:i w:val="0"/>
+          <w:sz w:val="21"/>
+        </w:rPr>
+        <w:t>• name types of software</w:t>
+      </w:r>
+    </w:p>
+    <w:p>
+      <w:pPr>
+        <w:spacing w:after="20"/>
+        <w:ind w:left="312" w:hanging="227"/>
+      </w:pPr>
+      <w:r>
+        <w:rPr>
+          <w:b w:val="0"/>
+          <w:i w:val="0"/>
+          <w:sz w:val="21"/>
+        </w:rPr>
+        <w:t>• tell software from hardware</w:t>
+      </w:r>
+    </w:p>
+    <w:p>
+      <w:pPr>
+        <w:keepNext/>
+        <w:spacing w:after="20"/>
+      </w:pPr>
+      <w:r>
+        <w:rPr>
+          <w:b/>
+          <w:i w:val="0"/>
+          <w:color w:val="142C5A"/>
+          <w:sz w:val="21"/>
+        </w:rPr>
+        <w:t>Things to know</w:t>
+      </w:r>
+    </w:p>
+    <w:p>
+      <w:pPr>
+        <w:spacing w:after="20"/>
+        <w:ind w:left="312" w:hanging="227"/>
+      </w:pPr>
+      <w:r>
+        <w:rPr>
+          <w:b w:val="0"/>
+          <w:i w:val="0"/>
+          <w:sz w:val="21"/>
+        </w:rPr>
+        <w:t xml:space="preserve">• </w:t>
+      </w:r>
+      <w:r>
+        <w:rPr>
+          <w:b/>
+          <w:i w:val="0"/>
+          <w:sz w:val="21"/>
+        </w:rPr>
+        <w:t>Software</w:t>
+      </w:r>
+      <w:r>
+        <w:rPr>
+          <w:b w:val="0"/>
+          <w:i w:val="0"/>
+          <w:sz w:val="21"/>
+        </w:rPr>
+        <w:t xml:space="preserve"> is the set of instructions that tell the computer what to do.</w:t>
+      </w:r>
+    </w:p>
+    <w:p>
+      <w:pPr>
+        <w:spacing w:after="20"/>
+        <w:ind w:left="312" w:hanging="227"/>
+      </w:pPr>
+      <w:r>
+        <w:rPr>
+          <w:b w:val="0"/>
+          <w:i w:val="0"/>
+          <w:sz w:val="21"/>
+        </w:rPr>
+        <w:t xml:space="preserve">• We </w:t>
+      </w:r>
+      <w:r>
+        <w:rPr>
+          <w:b/>
+          <w:i w:val="0"/>
+          <w:sz w:val="21"/>
+        </w:rPr>
+        <w:t>cannot</w:t>
+      </w:r>
+      <w:r>
+        <w:rPr>
+          <w:b w:val="0"/>
+          <w:i w:val="0"/>
+          <w:sz w:val="21"/>
+        </w:rPr>
+        <w:t xml:space="preserve"> touch software — it is not a physical part.</w:t>
+      </w:r>
+    </w:p>
+    <w:p>
+      <w:pPr>
+        <w:spacing w:after="20"/>
+        <w:ind w:left="312" w:hanging="227"/>
+      </w:pPr>
+      <w:r>
+        <w:rPr>
+          <w:b w:val="0"/>
+          <w:i w:val="0"/>
+          <w:sz w:val="21"/>
+        </w:rPr>
+        <w:t>• Software makes the hardware work.</w:t>
+      </w:r>
+    </w:p>
+    <w:p>
+      <w:pPr>
+        <w:spacing w:after="20"/>
+        <w:ind w:left="312" w:hanging="227"/>
+      </w:pPr>
+      <w:r>
+        <w:rPr>
+          <w:b w:val="0"/>
+          <w:i w:val="0"/>
+          <w:sz w:val="21"/>
+        </w:rPr>
+        <w:t>• There are two main types of software.</w:t>
+      </w:r>
+    </w:p>
+    <w:p>
+      <w:pPr>
+        <w:spacing w:after="20"/>
+        <w:ind w:left="312" w:hanging="227"/>
+      </w:pPr>
+      <w:r>
+        <w:rPr>
+          <w:b w:val="0"/>
+          <w:i w:val="0"/>
+          <w:sz w:val="21"/>
+        </w:rPr>
+        <w:t xml:space="preserve">• </w:t>
+      </w:r>
+      <w:r>
+        <w:rPr>
+          <w:b/>
+          <w:i w:val="0"/>
+          <w:sz w:val="21"/>
+        </w:rPr>
+        <w:t>System software</w:t>
+      </w:r>
+      <w:r>
+        <w:rPr>
+          <w:b w:val="0"/>
+          <w:i w:val="0"/>
+          <w:sz w:val="21"/>
+        </w:rPr>
+        <w:t xml:space="preserve"> helps the computer run (like the operating system).</w:t>
+      </w:r>
+    </w:p>
+    <w:p>
+      <w:pPr>
+        <w:spacing w:after="20"/>
+        <w:ind w:left="312" w:hanging="227"/>
+      </w:pPr>
+      <w:r>
+        <w:rPr>
+          <w:b w:val="0"/>
+          <w:i w:val="0"/>
+          <w:sz w:val="21"/>
+        </w:rPr>
+        <w:t xml:space="preserve">• </w:t>
+      </w:r>
+      <w:r>
+        <w:rPr>
+          <w:b/>
+          <w:i w:val="0"/>
+          <w:sz w:val="21"/>
+        </w:rPr>
+        <w:t>Application software</w:t>
+      </w:r>
+      <w:r>
+        <w:rPr>
+          <w:b w:val="0"/>
+          <w:i w:val="0"/>
+          <w:sz w:val="21"/>
+        </w:rPr>
+        <w:t xml:space="preserve"> helps us do work (like a drawing program).</w:t>
+      </w:r>
+    </w:p>
+    <w:p>
+      <w:pPr>
+        <w:spacing w:after="20"/>
+        <w:ind w:left="312" w:hanging="227"/>
+      </w:pPr>
+      <w:r>
+        <w:rPr>
+          <w:b w:val="0"/>
+          <w:i w:val="0"/>
+          <w:sz w:val="21"/>
+        </w:rPr>
+        <w:t xml:space="preserve">• A </w:t>
+      </w:r>
+      <w:r>
+        <w:rPr>
+          <w:b/>
+          <w:i w:val="0"/>
+          <w:sz w:val="21"/>
+        </w:rPr>
+        <w:t>program</w:t>
+      </w:r>
+      <w:r>
+        <w:rPr>
+          <w:b w:val="0"/>
+          <w:i w:val="0"/>
+          <w:sz w:val="21"/>
+        </w:rPr>
+        <w:t xml:space="preserve"> is a set of instructions.</w:t>
+      </w:r>
+    </w:p>
+    <w:p>
+      <w:pPr>
+        <w:spacing w:after="20"/>
+        <w:ind w:left="312" w:hanging="227"/>
+      </w:pPr>
+      <w:r>
+        <w:rPr>
+          <w:b w:val="0"/>
+          <w:i w:val="0"/>
+          <w:sz w:val="21"/>
+        </w:rPr>
+        <w:t>• Without software, the hardware cannot do anything.</w:t>
+      </w:r>
+    </w:p>
+    <w:p>
+      <w:pPr>
+        <w:spacing w:after="20"/>
+        <w:ind w:left="312" w:hanging="227"/>
+      </w:pPr>
+      <w:r>
+        <w:rPr>
+          <w:b w:val="0"/>
+          <w:i w:val="0"/>
+          <w:sz w:val="21"/>
+        </w:rPr>
+        <w:t>• We load software into the computer to use it.</w:t>
+      </w:r>
+    </w:p>
+    <w:p>
+      <w:pPr>
+        <w:spacing w:after="20"/>
+        <w:ind w:left="312" w:hanging="227"/>
+      </w:pPr>
+      <w:r>
+        <w:rPr>
+          <w:b w:val="0"/>
+          <w:i w:val="0"/>
+          <w:sz w:val="21"/>
+        </w:rPr>
+        <w:t>• Software and hardware work together.</w:t>
+      </w:r>
+    </w:p>
+    <w:p>
+      <w:pPr>
+        <w:keepNext/>
+        <w:spacing w:after="20"/>
+      </w:pPr>
+      <w:r>
+        <w:rPr>
+          <w:b/>
+          <w:i w:val="0"/>
+          <w:color w:val="142C5A"/>
+          <w:sz w:val="21"/>
+        </w:rPr>
+        <w:t>Let us talk</w:t>
+      </w:r>
+    </w:p>
+    <w:p>
+      <w:pPr>
+        <w:spacing w:after="20"/>
+        <w:ind w:left="351" w:hanging="351"/>
+      </w:pPr>
+      <w:r>
+        <w:rPr>
+          <w:b w:val="0"/>
+          <w:i w:val="0"/>
+          <w:sz w:val="21"/>
+        </w:rPr>
+        <w:t>1. What is software?</w:t>
+      </w:r>
+    </w:p>
+    <w:p>
+      <w:pPr>
+        <w:spacing w:after="20"/>
+        <w:ind w:left="351" w:hanging="351"/>
+      </w:pPr>
+      <w:r>
+        <w:rPr>
+          <w:b w:val="0"/>
+          <w:i w:val="0"/>
+          <w:sz w:val="21"/>
+        </w:rPr>
+        <w:t>2. Can we touch software?</w:t>
+      </w:r>
+    </w:p>
+    <w:p>
+      <w:pPr>
+        <w:spacing w:after="20"/>
+        <w:ind w:left="351" w:hanging="351"/>
+      </w:pPr>
+      <w:r>
+        <w:rPr>
+          <w:b w:val="0"/>
+          <w:i w:val="0"/>
+          <w:sz w:val="21"/>
+        </w:rPr>
+        <w:t>3. Name one type of software.</w:t>
+      </w:r>
+    </w:p>
+    <w:p>
+      <w:pPr>
+        <w:keepNext/>
+        <w:spacing w:after="20"/>
+      </w:pPr>
+      <w:r>
+        <w:rPr>
+          <w:b/>
+          <w:i w:val="0"/>
+          <w:color w:val="142C5A"/>
+          <w:sz w:val="21"/>
+        </w:rPr>
+        <w:t>Words for my notebook</w:t>
+      </w:r>
+    </w:p>
+    <w:p>
+      <w:pPr>
+        <w:spacing w:after="20"/>
+        <w:ind w:left="312" w:hanging="227"/>
+      </w:pPr>
+      <w:r>
+        <w:rPr>
+          <w:b w:val="0"/>
+          <w:i w:val="0"/>
+          <w:sz w:val="21"/>
+        </w:rPr>
+        <w:t>• software — the instructions that tell the computer what to do</w:t>
+      </w:r>
+    </w:p>
+    <w:p>
+      <w:pPr>
+        <w:spacing w:after="20"/>
+        <w:ind w:left="312" w:hanging="227"/>
+      </w:pPr>
+      <w:r>
+        <w:rPr>
+          <w:b w:val="0"/>
+          <w:i w:val="0"/>
+          <w:sz w:val="21"/>
+        </w:rPr>
+        <w:t>• program — a set of instructions</w:t>
+      </w:r>
+    </w:p>
+    <w:p>
+      <w:pPr>
+        <w:spacing w:after="20"/>
+        <w:ind w:left="312" w:hanging="227"/>
+      </w:pPr>
+      <w:r>
+        <w:rPr>
+          <w:b w:val="0"/>
+          <w:i w:val="0"/>
+          <w:sz w:val="21"/>
+        </w:rPr>
+        <w:t>• system software — software that helps the computer run</w:t>
+      </w:r>
+    </w:p>
+    <w:p>
+      <w:pPr>
+        <w:keepNext/>
+        <w:spacing w:after="20"/>
+      </w:pPr>
+      <w:r>
+        <w:rPr>
+          <w:b/>
+          <w:i w:val="0"/>
+          <w:color w:val="142C5A"/>
+          <w:sz w:val="21"/>
+        </w:rPr>
+        <w:t>Worksheet</w:t>
+      </w:r>
+    </w:p>
+    <w:p>
+      <w:pPr>
+        <w:spacing w:after="20"/>
+        <w:ind w:left="351" w:hanging="351"/>
+      </w:pPr>
+      <w:r>
+        <w:rPr>
+          <w:b w:val="0"/>
+          <w:i w:val="0"/>
+          <w:sz w:val="21"/>
+        </w:rPr>
+        <w:t>1. The instructions that tell the computer what to do are ___.</w:t>
+      </w:r>
+    </w:p>
+    <w:p>
+      <w:pPr>
+        <w:spacing w:after="60"/>
+        <w:ind w:left="652" w:hanging="340"/>
+      </w:pPr>
+      <w:r>
+        <w:rPr>
+          <w:b w:val="0"/>
+          <w:i w:val="0"/>
+          <w:sz w:val="21"/>
+        </w:rPr>
+        <w:t>A) software B) hardware C) wires D) keys</w:t>
+      </w:r>
+    </w:p>
+    <w:p>
+      <w:pPr>
+        <w:spacing w:after="0"/>
+      </w:pPr>
+      <w:r>
+        <w:br w:type="page"/>
+      </w:r>
+    </w:p>
+    <w:p>
+      <w:pPr>
+        <w:spacing w:after="20"/>
+        <w:ind w:left="351" w:hanging="351"/>
+      </w:pPr>
+      <w:r>
+        <w:rPr>
+          <w:b w:val="0"/>
+          <w:i w:val="0"/>
+          <w:sz w:val="21"/>
+        </w:rPr>
+        <w:t>2. Can we touch software?</w:t>
+      </w:r>
+    </w:p>
+    <w:p>
+      <w:pPr>
+        <w:spacing w:after="60"/>
+        <w:ind w:left="652" w:hanging="340"/>
+      </w:pPr>
+      <w:r>
+        <w:rPr>
+          <w:b w:val="0"/>
+          <w:i w:val="0"/>
+          <w:sz w:val="21"/>
+        </w:rPr>
+        <w:t>A) no B) yes C) maybe D) sometimes</w:t>
+      </w:r>
+    </w:p>
+    <w:p>
+      <w:pPr>
+        <w:spacing w:after="20"/>
+        <w:ind w:left="351" w:hanging="351"/>
+      </w:pPr>
+      <w:r>
+        <w:rPr>
+          <w:b w:val="0"/>
+          <w:i w:val="0"/>
+          <w:sz w:val="21"/>
+        </w:rPr>
+        <w:t>3. Software that helps us do work is ___ software.</w:t>
+      </w:r>
+    </w:p>
+    <w:p>
+      <w:pPr>
+        <w:spacing w:after="60"/>
+        <w:ind w:left="652" w:hanging="340"/>
+      </w:pPr>
+      <w:r>
+        <w:rPr>
+          <w:b w:val="0"/>
+          <w:i w:val="0"/>
+          <w:sz w:val="21"/>
+        </w:rPr>
+        <w:t>A) application B) system C) hard D) soft</w:t>
+      </w:r>
+    </w:p>
+    <w:p>
+      <w:pPr>
+        <w:spacing w:after="20"/>
+        <w:ind w:left="351" w:hanging="351"/>
+      </w:pPr>
+      <w:r>
+        <w:rPr>
+          <w:b w:val="0"/>
+          <w:i w:val="0"/>
+          <w:sz w:val="21"/>
+        </w:rPr>
+        <w:t>4. Without software, the hardware ___.</w:t>
+      </w:r>
+    </w:p>
+    <w:p>
+      <w:pPr>
+        <w:spacing w:after="60"/>
+        <w:ind w:left="652" w:hanging="340"/>
+      </w:pPr>
+      <w:r>
+        <w:rPr>
+          <w:b w:val="0"/>
+          <w:i w:val="0"/>
+          <w:sz w:val="21"/>
+        </w:rPr>
+        <w:t>A) cannot do anything B) works faster C) sings D) sleeps</w:t>
+      </w:r>
+    </w:p>
+    <w:p>
+      <w:pPr>
+        <w:spacing w:after="20"/>
+        <w:ind w:left="351" w:hanging="351"/>
+      </w:pPr>
+      <w:r>
+        <w:rPr>
+          <w:b w:val="0"/>
+          <w:i w:val="0"/>
+          <w:sz w:val="21"/>
+        </w:rPr>
+        <w:t>5. Fill in: A set of instructions is a _____.</w:t>
+      </w:r>
+    </w:p>
+    <w:p>
+      <w:pPr>
+        <w:spacing w:after="20"/>
+        <w:ind w:left="351" w:hanging="351"/>
+      </w:pPr>
+      <w:r>
+        <w:rPr>
+          <w:b w:val="0"/>
+          <w:i w:val="0"/>
+          <w:sz w:val="21"/>
+        </w:rPr>
+        <w:t>6. Mention two types of software.</w:t>
+      </w:r>
+    </w:p>
+    <w:p>
+      <w:pPr>
+        <w:spacing w:after="20"/>
+        <w:ind w:left="351" w:hanging="351"/>
+      </w:pPr>
+      <w:r>
+        <w:rPr>
+          <w:b w:val="0"/>
+          <w:i w:val="0"/>
+          <w:sz w:val="21"/>
+        </w:rPr>
+        <w:t>7. Write what software is.</w:t>
+      </w:r>
+    </w:p>
+    <w:p>
+      <w:pPr>
+        <w:keepNext/>
+        <w:spacing w:after="20"/>
+      </w:pPr>
+      <w:r>
+        <w:rPr>
+          <w:b/>
+          <w:i w:val="0"/>
+          <w:color w:val="142C5A"/>
+          <w:sz w:val="21"/>
+        </w:rPr>
+        <w:t>My own work</w:t>
+      </w:r>
+    </w:p>
+    <w:p>
+      <w:pPr>
+        <w:spacing w:after="20"/>
+        <w:ind w:left="312" w:hanging="227"/>
+      </w:pPr>
+      <w:r>
+        <w:rPr>
+          <w:b w:val="0"/>
+          <w:i w:val="0"/>
+          <w:sz w:val="21"/>
+        </w:rPr>
+        <w:t>• Draw a computer and write one thing software does.</w:t>
+      </w:r>
+    </w:p>
+    <w:p>
+      <w:pPr>
+        <w:spacing w:after="60"/>
+        <w:pBdr>
+          <w:bottom w:val="single" w:sz="6" w:color="BBBBBB"/>
+        </w:pBdr>
+      </w:pPr>
+    </w:p>
+    <w:p>
+      <w:pPr>
+        <w:pStyle w:val="Heading2"/>
+        <w:keepNext/>
+        <w:spacing w:before="200" w:after="60"/>
+      </w:pPr>
+      <w:r>
+        <w:rPr>
+          <w:b/>
+          <w:i w:val="0"/>
+          <w:color w:val="142C5A"/>
+          <w:sz w:val="25"/>
+        </w:rPr>
+        <w:t>WEEK 4 — USES OF COMPUTERS</w:t>
+      </w:r>
+    </w:p>
+    <w:p>
+      <w:pPr>
+        <w:keepNext/>
+        <w:spacing w:after="20"/>
+      </w:pPr>
+      <w:r>
+        <w:rPr>
+          <w:b/>
+          <w:i w:val="0"/>
+          <w:color w:val="142C5A"/>
+          <w:sz w:val="21"/>
+        </w:rPr>
+        <w:t>You will learn to</w:t>
+      </w:r>
+    </w:p>
+    <w:p>
+      <w:pPr>
+        <w:spacing w:after="20"/>
+        <w:ind w:left="312" w:hanging="227"/>
+      </w:pPr>
+      <w:r>
+        <w:rPr>
+          <w:b w:val="0"/>
+          <w:i w:val="0"/>
+          <w:sz w:val="21"/>
+        </w:rPr>
+        <w:t>• name uses of computers</w:t>
+      </w:r>
+    </w:p>
+    <w:p>
+      <w:pPr>
+        <w:spacing w:after="20"/>
+        <w:ind w:left="312" w:hanging="227"/>
+      </w:pPr>
+      <w:r>
+        <w:rPr>
+          <w:b w:val="0"/>
+          <w:i w:val="0"/>
+          <w:sz w:val="21"/>
+        </w:rPr>
+        <w:t>• say where computers are used</w:t>
+      </w:r>
+    </w:p>
+    <w:p>
+      <w:pPr>
+        <w:spacing w:after="20"/>
+        <w:ind w:left="312" w:hanging="227"/>
+      </w:pPr>
+      <w:r>
+        <w:rPr>
+          <w:b w:val="0"/>
+          <w:i w:val="0"/>
+          <w:sz w:val="21"/>
+        </w:rPr>
+        <w:t>• use a computer well</w:t>
+      </w:r>
+    </w:p>
+    <w:p>
+      <w:pPr>
+        <w:keepNext/>
+        <w:spacing w:after="20"/>
+      </w:pPr>
+      <w:r>
+        <w:rPr>
+          <w:b/>
+          <w:i w:val="0"/>
+          <w:color w:val="142C5A"/>
+          <w:sz w:val="21"/>
+        </w:rPr>
+        <w:t>Things to know</w:t>
+      </w:r>
+    </w:p>
+    <w:p>
+      <w:pPr>
+        <w:spacing w:after="20"/>
+        <w:ind w:left="312" w:hanging="227"/>
+      </w:pPr>
+      <w:r>
+        <w:rPr>
+          <w:b w:val="0"/>
+          <w:i w:val="0"/>
+          <w:sz w:val="21"/>
+        </w:rPr>
+        <w:t>• Computers are used in many places.</w:t>
+      </w:r>
+    </w:p>
+    <w:p>
+      <w:pPr>
+        <w:spacing w:after="20"/>
+        <w:ind w:left="312" w:hanging="227"/>
+      </w:pPr>
+      <w:r>
+        <w:rPr>
+          <w:b w:val="0"/>
+          <w:i w:val="0"/>
+          <w:sz w:val="21"/>
+        </w:rPr>
+        <w:t xml:space="preserve">• At </w:t>
+      </w:r>
+      <w:r>
+        <w:rPr>
+          <w:b/>
+          <w:i w:val="0"/>
+          <w:sz w:val="21"/>
+        </w:rPr>
+        <w:t>school</w:t>
+      </w:r>
+      <w:r>
+        <w:rPr>
+          <w:b w:val="0"/>
+          <w:i w:val="0"/>
+          <w:sz w:val="21"/>
+        </w:rPr>
+        <w:t xml:space="preserve">, we use computers to </w:t>
+      </w:r>
+      <w:r>
+        <w:rPr>
+          <w:b/>
+          <w:i w:val="0"/>
+          <w:sz w:val="21"/>
+        </w:rPr>
+        <w:t>learn</w:t>
+      </w:r>
+      <w:r>
+        <w:rPr>
+          <w:b w:val="0"/>
+          <w:i w:val="0"/>
+          <w:sz w:val="21"/>
+        </w:rPr>
+        <w:t xml:space="preserve"> and </w:t>
+      </w:r>
+      <w:r>
+        <w:rPr>
+          <w:b/>
+          <w:i w:val="0"/>
+          <w:sz w:val="21"/>
+        </w:rPr>
+        <w:t>type</w:t>
+      </w:r>
+      <w:r>
+        <w:rPr>
+          <w:b w:val="0"/>
+          <w:i w:val="0"/>
+          <w:sz w:val="21"/>
+        </w:rPr>
+        <w:t>.</w:t>
+      </w:r>
+    </w:p>
+    <w:p>
+      <w:pPr>
+        <w:spacing w:after="20"/>
+        <w:ind w:left="312" w:hanging="227"/>
+      </w:pPr>
+      <w:r>
+        <w:rPr>
+          <w:b w:val="0"/>
+          <w:i w:val="0"/>
+          <w:sz w:val="21"/>
+        </w:rPr>
+        <w:t xml:space="preserve">• At </w:t>
+      </w:r>
+      <w:r>
+        <w:rPr>
+          <w:b/>
+          <w:i w:val="0"/>
+          <w:sz w:val="21"/>
+        </w:rPr>
+        <w:t>home</w:t>
+      </w:r>
+      <w:r>
+        <w:rPr>
+          <w:b w:val="0"/>
+          <w:i w:val="0"/>
+          <w:sz w:val="21"/>
+        </w:rPr>
+        <w:t xml:space="preserve">, we use computers to </w:t>
+      </w:r>
+      <w:r>
+        <w:rPr>
+          <w:b/>
+          <w:i w:val="0"/>
+          <w:sz w:val="21"/>
+        </w:rPr>
+        <w:t>play</w:t>
+      </w:r>
+      <w:r>
+        <w:rPr>
+          <w:b w:val="0"/>
+          <w:i w:val="0"/>
+          <w:sz w:val="21"/>
+        </w:rPr>
+        <w:t xml:space="preserve">, </w:t>
+      </w:r>
+      <w:r>
+        <w:rPr>
+          <w:b/>
+          <w:i w:val="0"/>
+          <w:sz w:val="21"/>
+        </w:rPr>
+        <w:t>draw</w:t>
+      </w:r>
+      <w:r>
+        <w:rPr>
+          <w:b w:val="0"/>
+          <w:i w:val="0"/>
+          <w:sz w:val="21"/>
+        </w:rPr>
+        <w:t xml:space="preserve"> and </w:t>
+      </w:r>
+      <w:r>
+        <w:rPr>
+          <w:b/>
+          <w:i w:val="0"/>
+          <w:sz w:val="21"/>
+        </w:rPr>
+        <w:t>watch</w:t>
+      </w:r>
+      <w:r>
+        <w:rPr>
+          <w:b w:val="0"/>
+          <w:i w:val="0"/>
+          <w:sz w:val="21"/>
+        </w:rPr>
+        <w:t>.</w:t>
+      </w:r>
+    </w:p>
+    <w:p>
+      <w:pPr>
+        <w:spacing w:after="20"/>
+        <w:ind w:left="312" w:hanging="227"/>
+      </w:pPr>
+      <w:r>
+        <w:rPr>
+          <w:b w:val="0"/>
+          <w:i w:val="0"/>
+          <w:sz w:val="21"/>
+        </w:rPr>
+        <w:t xml:space="preserve">• In </w:t>
+      </w:r>
+      <w:r>
+        <w:rPr>
+          <w:b/>
+          <w:i w:val="0"/>
+          <w:sz w:val="21"/>
+        </w:rPr>
+        <w:t>offices</w:t>
+      </w:r>
+      <w:r>
+        <w:rPr>
+          <w:b w:val="0"/>
+          <w:i w:val="0"/>
+          <w:sz w:val="21"/>
+        </w:rPr>
+        <w:t xml:space="preserve">, computers help to </w:t>
+      </w:r>
+      <w:r>
+        <w:rPr>
+          <w:b/>
+          <w:i w:val="0"/>
+          <w:sz w:val="21"/>
+        </w:rPr>
+        <w:t>write</w:t>
+      </w:r>
+      <w:r>
+        <w:rPr>
+          <w:b w:val="0"/>
+          <w:i w:val="0"/>
+          <w:sz w:val="21"/>
+        </w:rPr>
+        <w:t xml:space="preserve"> and </w:t>
+      </w:r>
+      <w:r>
+        <w:rPr>
+          <w:b/>
+          <w:i w:val="0"/>
+          <w:sz w:val="21"/>
+        </w:rPr>
+        <w:t>keep records</w:t>
+      </w:r>
+      <w:r>
+        <w:rPr>
+          <w:b w:val="0"/>
+          <w:i w:val="0"/>
+          <w:sz w:val="21"/>
+        </w:rPr>
+        <w:t>.</w:t>
+      </w:r>
+    </w:p>
+    <w:p>
+      <w:pPr>
+        <w:spacing w:after="20"/>
+        <w:ind w:left="312" w:hanging="227"/>
+      </w:pPr>
+      <w:r>
+        <w:rPr>
+          <w:b w:val="0"/>
+          <w:i w:val="0"/>
+          <w:sz w:val="21"/>
+        </w:rPr>
+        <w:t xml:space="preserve">• In </w:t>
+      </w:r>
+      <w:r>
+        <w:rPr>
+          <w:b/>
+          <w:i w:val="0"/>
+          <w:sz w:val="21"/>
+        </w:rPr>
+        <w:t>hospitals</w:t>
+      </w:r>
+      <w:r>
+        <w:rPr>
+          <w:b w:val="0"/>
+          <w:i w:val="0"/>
+          <w:sz w:val="21"/>
+        </w:rPr>
+        <w:t>, computers help doctors.</w:t>
+      </w:r>
+    </w:p>
+    <w:p>
+      <w:pPr>
+        <w:spacing w:after="20"/>
+        <w:ind w:left="312" w:hanging="227"/>
+      </w:pPr>
+      <w:r>
+        <w:rPr>
+          <w:b w:val="0"/>
+          <w:i w:val="0"/>
+          <w:sz w:val="21"/>
+        </w:rPr>
+        <w:t xml:space="preserve">• In </w:t>
+      </w:r>
+      <w:r>
+        <w:rPr>
+          <w:b/>
+          <w:i w:val="0"/>
+          <w:sz w:val="21"/>
+        </w:rPr>
+        <w:t>banks</w:t>
+      </w:r>
+      <w:r>
+        <w:rPr>
+          <w:b w:val="0"/>
+          <w:i w:val="0"/>
+          <w:sz w:val="21"/>
+        </w:rPr>
+        <w:t>, computers keep money records.</w:t>
+      </w:r>
+    </w:p>
+    <w:p>
+      <w:pPr>
+        <w:spacing w:after="20"/>
+        <w:ind w:left="312" w:hanging="227"/>
+      </w:pPr>
+      <w:r>
+        <w:rPr>
+          <w:b w:val="0"/>
+          <w:i w:val="0"/>
+          <w:sz w:val="21"/>
+        </w:rPr>
+        <w:t xml:space="preserve">• We can </w:t>
+      </w:r>
+      <w:r>
+        <w:rPr>
+          <w:b/>
+          <w:i w:val="0"/>
+          <w:sz w:val="21"/>
+        </w:rPr>
+        <w:t>draw</w:t>
+      </w:r>
+      <w:r>
+        <w:rPr>
+          <w:b w:val="0"/>
+          <w:i w:val="0"/>
+          <w:sz w:val="21"/>
+        </w:rPr>
+        <w:t xml:space="preserve">, </w:t>
+      </w:r>
+      <w:r>
+        <w:rPr>
+          <w:b/>
+          <w:i w:val="0"/>
+          <w:sz w:val="21"/>
+        </w:rPr>
+        <w:t>write</w:t>
+      </w:r>
+      <w:r>
+        <w:rPr>
+          <w:b w:val="0"/>
+          <w:i w:val="0"/>
+          <w:sz w:val="21"/>
+        </w:rPr>
+        <w:t xml:space="preserve"> and </w:t>
+      </w:r>
+      <w:r>
+        <w:rPr>
+          <w:b/>
+          <w:i w:val="0"/>
+          <w:sz w:val="21"/>
+        </w:rPr>
+        <w:t>calculate</w:t>
+      </w:r>
+      <w:r>
+        <w:rPr>
+          <w:b w:val="0"/>
+          <w:i w:val="0"/>
+          <w:sz w:val="21"/>
+        </w:rPr>
+        <w:t xml:space="preserve"> with a computer.</w:t>
+      </w:r>
+    </w:p>
+    <w:p>
+      <w:pPr>
+        <w:spacing w:after="20"/>
+        <w:ind w:left="312" w:hanging="227"/>
+      </w:pPr>
+      <w:r>
+        <w:rPr>
+          <w:b w:val="0"/>
+          <w:i w:val="0"/>
+          <w:sz w:val="21"/>
+        </w:rPr>
+        <w:t xml:space="preserve">• Computers help us </w:t>
+      </w:r>
+      <w:r>
+        <w:rPr>
+          <w:b/>
+          <w:i w:val="0"/>
+          <w:sz w:val="21"/>
+        </w:rPr>
+        <w:t>store</w:t>
+      </w:r>
+      <w:r>
+        <w:rPr>
+          <w:b w:val="0"/>
+          <w:i w:val="0"/>
+          <w:sz w:val="21"/>
+        </w:rPr>
+        <w:t xml:space="preserve"> information.</w:t>
+      </w:r>
+    </w:p>
+    <w:p>
+      <w:pPr>
+        <w:spacing w:after="20"/>
+        <w:ind w:left="312" w:hanging="227"/>
+      </w:pPr>
+      <w:r>
+        <w:rPr>
+          <w:b w:val="0"/>
+          <w:i w:val="0"/>
+          <w:sz w:val="21"/>
+        </w:rPr>
+        <w:t xml:space="preserve">• Computers make work </w:t>
+      </w:r>
+      <w:r>
+        <w:rPr>
+          <w:b/>
+          <w:i w:val="0"/>
+          <w:sz w:val="21"/>
+        </w:rPr>
+        <w:t>fast</w:t>
+      </w:r>
+      <w:r>
+        <w:rPr>
+          <w:b w:val="0"/>
+          <w:i w:val="0"/>
+          <w:sz w:val="21"/>
+        </w:rPr>
+        <w:t xml:space="preserve"> and </w:t>
+      </w:r>
+      <w:r>
+        <w:rPr>
+          <w:b/>
+          <w:i w:val="0"/>
+          <w:sz w:val="21"/>
+        </w:rPr>
+        <w:t>easy</w:t>
+      </w:r>
+      <w:r>
+        <w:rPr>
+          <w:b w:val="0"/>
+          <w:i w:val="0"/>
+          <w:sz w:val="21"/>
+        </w:rPr>
+        <w:t>.</w:t>
+      </w:r>
+    </w:p>
+    <w:p>
+      <w:pPr>
+        <w:spacing w:after="20"/>
+        <w:ind w:left="312" w:hanging="227"/>
+      </w:pPr>
+      <w:r>
+        <w:rPr>
+          <w:b w:val="0"/>
+          <w:i w:val="0"/>
+          <w:sz w:val="21"/>
+        </w:rPr>
+        <w:t>• We use computers with care.</w:t>
+      </w:r>
+    </w:p>
+    <w:p>
+      <w:pPr>
+        <w:keepNext/>
+        <w:spacing w:after="20"/>
+      </w:pPr>
+      <w:r>
+        <w:rPr>
+          <w:b/>
+          <w:i w:val="0"/>
+          <w:color w:val="142C5A"/>
+          <w:sz w:val="21"/>
+        </w:rPr>
+        <w:t>Let us talk</w:t>
+      </w:r>
+    </w:p>
+    <w:p>
+      <w:pPr>
+        <w:spacing w:after="20"/>
+        <w:ind w:left="351" w:hanging="351"/>
+      </w:pPr>
+      <w:r>
+        <w:rPr>
+          <w:b w:val="0"/>
+          <w:i w:val="0"/>
+          <w:sz w:val="21"/>
+        </w:rPr>
+        <w:t>1. Name one use of a computer.</w:t>
+      </w:r>
+    </w:p>
+    <w:p>
+      <w:pPr>
+        <w:spacing w:after="20"/>
+        <w:ind w:left="351" w:hanging="351"/>
+      </w:pPr>
+      <w:r>
+        <w:rPr>
+          <w:b w:val="0"/>
+          <w:i w:val="0"/>
+          <w:sz w:val="21"/>
+        </w:rPr>
+        <w:t>2. Where do we use computers?</w:t>
+      </w:r>
+    </w:p>
+    <w:p>
+      <w:pPr>
+        <w:spacing w:after="20"/>
+        <w:ind w:left="351" w:hanging="351"/>
+      </w:pPr>
+      <w:r>
+        <w:rPr>
+          <w:b w:val="0"/>
+          <w:i w:val="0"/>
+          <w:sz w:val="21"/>
+        </w:rPr>
+        <w:t>3. How do computers help us?</w:t>
+      </w:r>
+    </w:p>
+    <w:p>
+      <w:pPr>
+        <w:keepNext/>
+        <w:spacing w:after="20"/>
+      </w:pPr>
+      <w:r>
+        <w:rPr>
+          <w:b/>
+          <w:i w:val="0"/>
+          <w:color w:val="142C5A"/>
+          <w:sz w:val="21"/>
+        </w:rPr>
+        <w:t>Words for my notebook</w:t>
+      </w:r>
+    </w:p>
+    <w:p>
+      <w:pPr>
+        <w:spacing w:after="20"/>
+        <w:ind w:left="312" w:hanging="227"/>
+      </w:pPr>
+      <w:r>
+        <w:rPr>
+          <w:b w:val="0"/>
+          <w:i w:val="0"/>
+          <w:sz w:val="21"/>
+        </w:rPr>
+        <w:t>• use — what we do with something</w:t>
+      </w:r>
+    </w:p>
+    <w:p>
+      <w:pPr>
+        <w:spacing w:after="20"/>
+        <w:ind w:left="312" w:hanging="227"/>
+      </w:pPr>
+      <w:r>
+        <w:rPr>
+          <w:b w:val="0"/>
+          <w:i w:val="0"/>
+          <w:sz w:val="21"/>
+        </w:rPr>
+        <w:t>• record — information kept for later</w:t>
+      </w:r>
+    </w:p>
+    <w:p>
+      <w:pPr>
+        <w:spacing w:after="20"/>
+        <w:ind w:left="312" w:hanging="227"/>
+      </w:pPr>
+      <w:r>
+        <w:rPr>
+          <w:b w:val="0"/>
+          <w:i w:val="0"/>
+          <w:sz w:val="21"/>
+        </w:rPr>
+        <w:t>• store — to keep information</w:t>
+      </w:r>
+    </w:p>
+    <w:p>
+      <w:pPr>
+        <w:keepNext/>
+        <w:spacing w:after="20"/>
+      </w:pPr>
+      <w:r>
+        <w:rPr>
+          <w:b/>
+          <w:i w:val="0"/>
+          <w:color w:val="142C5A"/>
+          <w:sz w:val="21"/>
+        </w:rPr>
+        <w:t>Worksheet</w:t>
+      </w:r>
+    </w:p>
+    <w:p>
+      <w:pPr>
+        <w:spacing w:after="20"/>
+        <w:ind w:left="351" w:hanging="351"/>
+      </w:pPr>
+      <w:r>
+        <w:rPr>
+          <w:b w:val="0"/>
+          <w:i w:val="0"/>
+          <w:sz w:val="21"/>
+        </w:rPr>
+        <w:t>1. At school we use computers to learn and ___.</w:t>
+      </w:r>
+    </w:p>
+    <w:p>
+      <w:pPr>
+        <w:spacing w:after="60"/>
+        <w:ind w:left="652" w:hanging="340"/>
+      </w:pPr>
+      <w:r>
+        <w:rPr>
+          <w:b w:val="0"/>
+          <w:i w:val="0"/>
+          <w:sz w:val="21"/>
+        </w:rPr>
+        <w:t>A) type B) cook C) wash D) sleep</w:t>
+      </w:r>
+    </w:p>
+    <w:p>
+      <w:pPr>
+        <w:spacing w:after="20"/>
+        <w:ind w:left="351" w:hanging="351"/>
+      </w:pPr>
+      <w:r>
+        <w:rPr>
+          <w:b w:val="0"/>
+          <w:i w:val="0"/>
+          <w:sz w:val="21"/>
+        </w:rPr>
+        <w:t>2. In banks, computers keep ___ records.</w:t>
+      </w:r>
+    </w:p>
+    <w:p>
+      <w:pPr>
+        <w:spacing w:after="60"/>
+        <w:ind w:left="652" w:hanging="340"/>
+      </w:pPr>
+      <w:r>
+        <w:rPr>
+          <w:b w:val="0"/>
+          <w:i w:val="0"/>
+          <w:sz w:val="21"/>
+        </w:rPr>
+        <w:t>A) money B) food C) water D) cloth</w:t>
+      </w:r>
+    </w:p>
+    <w:p>
+      <w:pPr>
+        <w:spacing w:after="20"/>
+        <w:ind w:left="351" w:hanging="351"/>
+      </w:pPr>
+      <w:r>
+        <w:rPr>
+          <w:b w:val="0"/>
+          <w:i w:val="0"/>
+          <w:sz w:val="21"/>
+        </w:rPr>
+        <w:t>3. We can draw, write and ___ with a computer.</w:t>
+      </w:r>
+    </w:p>
+    <w:p>
+      <w:pPr>
+        <w:spacing w:after="60"/>
+        <w:ind w:left="652" w:hanging="340"/>
+      </w:pPr>
+      <w:r>
+        <w:rPr>
+          <w:b w:val="0"/>
+          <w:i w:val="0"/>
+          <w:sz w:val="21"/>
+        </w:rPr>
+        <w:t>A) calculate B) cook C) bathe D) run</w:t>
+      </w:r>
+    </w:p>
+    <w:p>
+      <w:pPr>
+        <w:spacing w:after="20"/>
+        <w:ind w:left="351" w:hanging="351"/>
+      </w:pPr>
+      <w:r>
+        <w:rPr>
+          <w:b w:val="0"/>
+          <w:i w:val="0"/>
+          <w:sz w:val="21"/>
+        </w:rPr>
+        <w:t>4. Computers make work fast and ___.</w:t>
+      </w:r>
+    </w:p>
+    <w:p>
+      <w:pPr>
+        <w:spacing w:after="60"/>
+        <w:ind w:left="652" w:hanging="340"/>
+      </w:pPr>
+      <w:r>
+        <w:rPr>
+          <w:b w:val="0"/>
+          <w:i w:val="0"/>
+          <w:sz w:val="21"/>
+        </w:rPr>
+        <w:t>A) easy B) hard C) slow D) dirty</w:t>
+      </w:r>
+    </w:p>
+    <w:p>
+      <w:pPr>
+        <w:spacing w:after="20"/>
+        <w:ind w:left="351" w:hanging="351"/>
+      </w:pPr>
+      <w:r>
+        <w:rPr>
+          <w:b w:val="0"/>
+          <w:i w:val="0"/>
+          <w:sz w:val="21"/>
+        </w:rPr>
+        <w:t>5. Fill in: To keep information for later is to _____.</w:t>
+      </w:r>
+    </w:p>
+    <w:p>
+      <w:pPr>
+        <w:spacing w:after="20"/>
+        <w:ind w:left="351" w:hanging="351"/>
+      </w:pPr>
+      <w:r>
+        <w:rPr>
+          <w:b w:val="0"/>
+          <w:i w:val="0"/>
+          <w:sz w:val="21"/>
+        </w:rPr>
+        <w:t>6. Mention two uses of computers.</w:t>
+      </w:r>
+    </w:p>
+    <w:p>
+      <w:pPr>
+        <w:spacing w:after="20"/>
+        <w:ind w:left="351" w:hanging="351"/>
+      </w:pPr>
+      <w:r>
+        <w:rPr>
+          <w:b w:val="0"/>
+          <w:i w:val="0"/>
+          <w:sz w:val="21"/>
+        </w:rPr>
+        <w:t>7. Write where computers are used.</w:t>
+      </w:r>
+    </w:p>
+    <w:p>
+      <w:pPr>
+        <w:keepNext/>
+        <w:spacing w:after="20"/>
+      </w:pPr>
+      <w:r>
+        <w:rPr>
+          <w:b/>
+          <w:i w:val="0"/>
+          <w:color w:val="142C5A"/>
+          <w:sz w:val="21"/>
+        </w:rPr>
+        <w:t>My own work</w:t>
+      </w:r>
+    </w:p>
+    <w:p>
+      <w:pPr>
+        <w:spacing w:after="20"/>
+        <w:ind w:left="312" w:hanging="227"/>
+      </w:pPr>
+      <w:r>
+        <w:rPr>
+          <w:b w:val="0"/>
+          <w:i w:val="0"/>
+          <w:sz w:val="21"/>
+        </w:rPr>
+        <w:t>• Draw a computer being used at school.</w:t>
+      </w:r>
+    </w:p>
+    <w:p>
+      <w:pPr>
+        <w:spacing w:after="60"/>
+        <w:pBdr>
+          <w:bottom w:val="single" w:sz="6" w:color="BBBBBB"/>
+        </w:pBdr>
+      </w:pPr>
+    </w:p>
+    <w:p>
+      <w:pPr>
+        <w:pStyle w:val="Heading2"/>
+        <w:keepNext/>
+        <w:spacing w:before="200" w:after="60"/>
+      </w:pPr>
+      <w:r>
+        <w:rPr>
+          <w:b/>
+          <w:i w:val="0"/>
+          <w:color w:val="142C5A"/>
+          <w:sz w:val="25"/>
+        </w:rPr>
+        <w:t>WEEK 5 — THE COMPUTER ROOM</w:t>
+      </w:r>
+    </w:p>
+    <w:p>
+      <w:pPr>
+        <w:keepNext/>
+        <w:spacing w:after="20"/>
+      </w:pPr>
+      <w:r>
+        <w:rPr>
+          <w:b/>
+          <w:i w:val="0"/>
+          <w:color w:val="142C5A"/>
+          <w:sz w:val="21"/>
+        </w:rPr>
+        <w:t>You will learn to</w:t>
+      </w:r>
+    </w:p>
+    <w:p>
+      <w:pPr>
+        <w:spacing w:after="20"/>
+        <w:ind w:left="312" w:hanging="227"/>
+      </w:pPr>
+      <w:r>
+        <w:rPr>
+          <w:b w:val="0"/>
+          <w:i w:val="0"/>
+          <w:sz w:val="21"/>
+        </w:rPr>
+        <w:t>• behave well in the computer room</w:t>
+      </w:r>
+    </w:p>
+    <w:p>
+      <w:pPr>
+        <w:spacing w:after="20"/>
+        <w:ind w:left="312" w:hanging="227"/>
+      </w:pPr>
+      <w:r>
+        <w:rPr>
+          <w:b w:val="0"/>
+          <w:i w:val="0"/>
+          <w:sz w:val="21"/>
+        </w:rPr>
+        <w:t>• name computer room rules</w:t>
+      </w:r>
+    </w:p>
+    <w:p>
+      <w:pPr>
+        <w:spacing w:after="20"/>
+        <w:ind w:left="312" w:hanging="227"/>
+      </w:pPr>
+      <w:r>
+        <w:rPr>
+          <w:b w:val="0"/>
+          <w:i w:val="0"/>
+          <w:sz w:val="21"/>
+        </w:rPr>
+        <w:t>• keep the room clean</w:t>
+      </w:r>
+    </w:p>
+    <w:p>
+      <w:pPr>
+        <w:keepNext/>
+        <w:spacing w:after="20"/>
+      </w:pPr>
+      <w:r>
+        <w:rPr>
+          <w:b/>
+          <w:i w:val="0"/>
+          <w:color w:val="142C5A"/>
+          <w:sz w:val="21"/>
+        </w:rPr>
+        <w:t>Things to know</w:t>
+      </w:r>
+    </w:p>
+    <w:p>
+      <w:pPr>
+        <w:spacing w:after="20"/>
+        <w:ind w:left="312" w:hanging="227"/>
+      </w:pPr>
+      <w:r>
+        <w:rPr>
+          <w:b w:val="0"/>
+          <w:i w:val="0"/>
+          <w:sz w:val="21"/>
+        </w:rPr>
+        <w:t xml:space="preserve">• The </w:t>
+      </w:r>
+      <w:r>
+        <w:rPr>
+          <w:b/>
+          <w:i w:val="0"/>
+          <w:sz w:val="21"/>
+        </w:rPr>
+        <w:t>computer room</w:t>
+      </w:r>
+      <w:r>
+        <w:rPr>
+          <w:b w:val="0"/>
+          <w:i w:val="0"/>
+          <w:sz w:val="21"/>
+        </w:rPr>
+        <w:t xml:space="preserve"> is where we use computers at school.</w:t>
+      </w:r>
+    </w:p>
+    <w:p>
+      <w:pPr>
+        <w:spacing w:after="20"/>
+        <w:ind w:left="312" w:hanging="227"/>
+      </w:pPr>
+      <w:r>
+        <w:rPr>
+          <w:b w:val="0"/>
+          <w:i w:val="0"/>
+          <w:sz w:val="21"/>
+        </w:rPr>
+        <w:t xml:space="preserve">• We enter the computer room with </w:t>
+      </w:r>
+      <w:r>
+        <w:rPr>
+          <w:b/>
+          <w:i w:val="0"/>
+          <w:sz w:val="21"/>
+        </w:rPr>
+        <w:t>permission</w:t>
+      </w:r>
+      <w:r>
+        <w:rPr>
+          <w:b w:val="0"/>
+          <w:i w:val="0"/>
+          <w:sz w:val="21"/>
+        </w:rPr>
+        <w:t>.</w:t>
+      </w:r>
+    </w:p>
+    <w:p>
+      <w:pPr>
+        <w:spacing w:after="0"/>
+      </w:pPr>
+      <w:r>
+        <w:br w:type="page"/>
+      </w:r>
+    </w:p>
+    <w:p>
+      <w:pPr>
+        <w:spacing w:after="20"/>
+        <w:ind w:left="312" w:hanging="227"/>
+      </w:pPr>
+      <w:r>
+        <w:rPr>
+          <w:b w:val="0"/>
+          <w:i w:val="0"/>
+          <w:sz w:val="21"/>
+        </w:rPr>
+        <w:t xml:space="preserve">• We </w:t>
+      </w:r>
+      <w:r>
+        <w:rPr>
+          <w:b/>
+          <w:i w:val="0"/>
+          <w:sz w:val="21"/>
+        </w:rPr>
+        <w:t>do not eat or drink</w:t>
+      </w:r>
+      <w:r>
+        <w:rPr>
+          <w:b w:val="0"/>
+          <w:i w:val="0"/>
+          <w:sz w:val="21"/>
+        </w:rPr>
+        <w:t xml:space="preserve"> in the computer room.</w:t>
+      </w:r>
+    </w:p>
+    <w:p>
+      <w:pPr>
+        <w:spacing w:after="20"/>
+        <w:ind w:left="312" w:hanging="227"/>
+      </w:pPr>
+      <w:r>
+        <w:rPr>
+          <w:b w:val="0"/>
+          <w:i w:val="0"/>
+          <w:sz w:val="21"/>
+        </w:rPr>
+        <w:t xml:space="preserve">• We handle the computers with </w:t>
+      </w:r>
+      <w:r>
+        <w:rPr>
+          <w:b/>
+          <w:i w:val="0"/>
+          <w:sz w:val="21"/>
+        </w:rPr>
+        <w:t>care</w:t>
+      </w:r>
+      <w:r>
+        <w:rPr>
+          <w:b w:val="0"/>
+          <w:i w:val="0"/>
+          <w:sz w:val="21"/>
+        </w:rPr>
+        <w:t>.</w:t>
+      </w:r>
+    </w:p>
+    <w:p>
+      <w:pPr>
+        <w:spacing w:after="20"/>
+        <w:ind w:left="312" w:hanging="227"/>
+      </w:pPr>
+      <w:r>
+        <w:rPr>
+          <w:b w:val="0"/>
+          <w:i w:val="0"/>
+          <w:sz w:val="21"/>
+        </w:rPr>
+        <w:t xml:space="preserve">• We do not press keys </w:t>
+      </w:r>
+      <w:r>
+        <w:rPr>
+          <w:b/>
+          <w:i w:val="0"/>
+          <w:sz w:val="21"/>
+        </w:rPr>
+        <w:t>hard</w:t>
+      </w:r>
+      <w:r>
+        <w:rPr>
+          <w:b w:val="0"/>
+          <w:i w:val="0"/>
+          <w:sz w:val="21"/>
+        </w:rPr>
+        <w:t xml:space="preserve"> or roughly.</w:t>
+      </w:r>
+    </w:p>
+    <w:p>
+      <w:pPr>
+        <w:spacing w:after="20"/>
+        <w:ind w:left="312" w:hanging="227"/>
+      </w:pPr>
+      <w:r>
+        <w:rPr>
+          <w:b w:val="0"/>
+          <w:i w:val="0"/>
+          <w:sz w:val="21"/>
+        </w:rPr>
+        <w:t xml:space="preserve">• We keep the computer room </w:t>
+      </w:r>
+      <w:r>
+        <w:rPr>
+          <w:b/>
+          <w:i w:val="0"/>
+          <w:sz w:val="21"/>
+        </w:rPr>
+        <w:t>clean</w:t>
+      </w:r>
+      <w:r>
+        <w:rPr>
+          <w:b w:val="0"/>
+          <w:i w:val="0"/>
+          <w:sz w:val="21"/>
+        </w:rPr>
+        <w:t>.</w:t>
+      </w:r>
+    </w:p>
+    <w:p>
+      <w:pPr>
+        <w:spacing w:after="20"/>
+        <w:ind w:left="312" w:hanging="227"/>
+      </w:pPr>
+      <w:r>
+        <w:rPr>
+          <w:b w:val="0"/>
+          <w:i w:val="0"/>
+          <w:sz w:val="21"/>
+        </w:rPr>
+        <w:t xml:space="preserve">• We do not make </w:t>
+      </w:r>
+      <w:r>
+        <w:rPr>
+          <w:b/>
+          <w:i w:val="0"/>
+          <w:sz w:val="21"/>
+        </w:rPr>
+        <w:t>noise</w:t>
+      </w:r>
+      <w:r>
+        <w:rPr>
+          <w:b w:val="0"/>
+          <w:i w:val="0"/>
+          <w:sz w:val="21"/>
+        </w:rPr>
+        <w:t xml:space="preserve"> in the computer room.</w:t>
+      </w:r>
+    </w:p>
+    <w:p>
+      <w:pPr>
+        <w:spacing w:after="20"/>
+        <w:ind w:left="312" w:hanging="227"/>
+      </w:pPr>
+      <w:r>
+        <w:rPr>
+          <w:b w:val="0"/>
+          <w:i w:val="0"/>
+          <w:sz w:val="21"/>
+        </w:rPr>
+        <w:t xml:space="preserve">• We follow the teacher's </w:t>
+      </w:r>
+      <w:r>
+        <w:rPr>
+          <w:b/>
+          <w:i w:val="0"/>
+          <w:sz w:val="21"/>
+        </w:rPr>
+        <w:t>instructions</w:t>
+      </w:r>
+      <w:r>
+        <w:rPr>
+          <w:b w:val="0"/>
+          <w:i w:val="0"/>
+          <w:sz w:val="21"/>
+        </w:rPr>
+        <w:t>.</w:t>
+      </w:r>
+    </w:p>
+    <w:p>
+      <w:pPr>
+        <w:spacing w:after="20"/>
+        <w:ind w:left="312" w:hanging="227"/>
+      </w:pPr>
+      <w:r>
+        <w:rPr>
+          <w:b w:val="0"/>
+          <w:i w:val="0"/>
+          <w:sz w:val="21"/>
+        </w:rPr>
+        <w:t>• We do not touch wires or plugs.</w:t>
+      </w:r>
+    </w:p>
+    <w:p>
+      <w:pPr>
+        <w:spacing w:after="20"/>
+        <w:ind w:left="312" w:hanging="227"/>
+      </w:pPr>
+      <w:r>
+        <w:rPr>
+          <w:b w:val="0"/>
+          <w:i w:val="0"/>
+          <w:sz w:val="21"/>
+        </w:rPr>
+        <w:t>• Good behaviour keeps the computers safe.</w:t>
+      </w:r>
+    </w:p>
+    <w:p>
+      <w:pPr>
+        <w:keepNext/>
+        <w:spacing w:after="20"/>
+      </w:pPr>
+      <w:r>
+        <w:rPr>
+          <w:b/>
+          <w:i w:val="0"/>
+          <w:color w:val="142C5A"/>
+          <w:sz w:val="21"/>
+        </w:rPr>
+        <w:t>Let us talk</w:t>
+      </w:r>
+    </w:p>
+    <w:p>
+      <w:pPr>
+        <w:spacing w:after="20"/>
+        <w:ind w:left="351" w:hanging="351"/>
+      </w:pPr>
+      <w:r>
+        <w:rPr>
+          <w:b w:val="0"/>
+          <w:i w:val="0"/>
+          <w:sz w:val="21"/>
+        </w:rPr>
+        <w:t>1. What is the computer room?</w:t>
+      </w:r>
+    </w:p>
+    <w:p>
+      <w:pPr>
+        <w:spacing w:after="20"/>
+        <w:ind w:left="351" w:hanging="351"/>
+      </w:pPr>
+      <w:r>
+        <w:rPr>
+          <w:b w:val="0"/>
+          <w:i w:val="0"/>
+          <w:sz w:val="21"/>
+        </w:rPr>
+        <w:t>2. Name one rule of the computer room.</w:t>
+      </w:r>
+    </w:p>
+    <w:p>
+      <w:pPr>
+        <w:spacing w:after="20"/>
+        <w:ind w:left="351" w:hanging="351"/>
+      </w:pPr>
+      <w:r>
+        <w:rPr>
+          <w:b w:val="0"/>
+          <w:i w:val="0"/>
+          <w:sz w:val="21"/>
+        </w:rPr>
+        <w:t>3. Why do we keep the room clean?</w:t>
+      </w:r>
+    </w:p>
+    <w:p>
+      <w:pPr>
+        <w:keepNext/>
+        <w:spacing w:after="20"/>
+      </w:pPr>
+      <w:r>
+        <w:rPr>
+          <w:b/>
+          <w:i w:val="0"/>
+          <w:color w:val="142C5A"/>
+          <w:sz w:val="21"/>
+        </w:rPr>
+        <w:t>Words for my notebook</w:t>
+      </w:r>
+    </w:p>
+    <w:p>
+      <w:pPr>
+        <w:spacing w:after="20"/>
+        <w:ind w:left="312" w:hanging="227"/>
+      </w:pPr>
+      <w:r>
+        <w:rPr>
+          <w:b w:val="0"/>
+          <w:i w:val="0"/>
+          <w:sz w:val="21"/>
+        </w:rPr>
+        <w:t>• computer room — the room where we use computers</w:t>
+      </w:r>
+    </w:p>
+    <w:p>
+      <w:pPr>
+        <w:spacing w:after="20"/>
+        <w:ind w:left="312" w:hanging="227"/>
+      </w:pPr>
+      <w:r>
+        <w:rPr>
+          <w:b w:val="0"/>
+          <w:i w:val="0"/>
+          <w:sz w:val="21"/>
+        </w:rPr>
+        <w:t>• permission — being allowed to do something</w:t>
+      </w:r>
+    </w:p>
+    <w:p>
+      <w:pPr>
+        <w:spacing w:after="20"/>
+        <w:ind w:left="312" w:hanging="227"/>
+      </w:pPr>
+      <w:r>
+        <w:rPr>
+          <w:b w:val="0"/>
+          <w:i w:val="0"/>
+          <w:sz w:val="21"/>
+        </w:rPr>
+        <w:t>• instruction — what we are told to do</w:t>
+      </w:r>
+    </w:p>
+    <w:p>
+      <w:pPr>
+        <w:keepNext/>
+        <w:spacing w:after="20"/>
+      </w:pPr>
+      <w:r>
+        <w:rPr>
+          <w:b/>
+          <w:i w:val="0"/>
+          <w:color w:val="142C5A"/>
+          <w:sz w:val="21"/>
+        </w:rPr>
+        <w:t>Worksheet</w:t>
+      </w:r>
+    </w:p>
+    <w:p>
+      <w:pPr>
+        <w:spacing w:after="20"/>
+        <w:ind w:left="351" w:hanging="351"/>
+      </w:pPr>
+      <w:r>
+        <w:rPr>
+          <w:b w:val="0"/>
+          <w:i w:val="0"/>
+          <w:sz w:val="21"/>
+        </w:rPr>
+        <w:t>1. The room where we use computers at school is the ___ room.</w:t>
+      </w:r>
+    </w:p>
+    <w:p>
+      <w:pPr>
+        <w:spacing w:after="60"/>
+        <w:ind w:left="652" w:hanging="340"/>
+      </w:pPr>
+      <w:r>
+        <w:rPr>
+          <w:b w:val="0"/>
+          <w:i w:val="0"/>
+          <w:sz w:val="21"/>
+        </w:rPr>
+        <w:t>A) computer B) class C) staff D) store</w:t>
+      </w:r>
+    </w:p>
+    <w:p>
+      <w:pPr>
+        <w:spacing w:after="20"/>
+        <w:ind w:left="351" w:hanging="351"/>
+      </w:pPr>
+      <w:r>
+        <w:rPr>
+          <w:b w:val="0"/>
+          <w:i w:val="0"/>
+          <w:sz w:val="21"/>
+        </w:rPr>
+        <w:t>2. We enter the computer room with ___.</w:t>
+      </w:r>
+    </w:p>
+    <w:p>
+      <w:pPr>
+        <w:spacing w:after="60"/>
+        <w:ind w:left="652" w:hanging="340"/>
+      </w:pPr>
+      <w:r>
+        <w:rPr>
+          <w:b w:val="0"/>
+          <w:i w:val="0"/>
+          <w:sz w:val="21"/>
+        </w:rPr>
+        <w:t>A) permission B) noise C) food D) water</w:t>
+      </w:r>
+    </w:p>
+    <w:p>
+      <w:pPr>
+        <w:spacing w:after="20"/>
+        <w:ind w:left="351" w:hanging="351"/>
+      </w:pPr>
+      <w:r>
+        <w:rPr>
+          <w:b w:val="0"/>
+          <w:i w:val="0"/>
+          <w:sz w:val="21"/>
+        </w:rPr>
+        <w:t>3. We do not ___ in the computer room.</w:t>
+      </w:r>
+    </w:p>
+    <w:p>
+      <w:pPr>
+        <w:spacing w:after="60"/>
+        <w:ind w:left="652" w:hanging="340"/>
+      </w:pPr>
+      <w:r>
+        <w:rPr>
+          <w:b w:val="0"/>
+          <w:i w:val="0"/>
+          <w:sz w:val="21"/>
+        </w:rPr>
+        <w:t>A) eat or drink B) sit C) look D) learn</w:t>
+      </w:r>
+    </w:p>
+    <w:p>
+      <w:pPr>
+        <w:spacing w:after="20"/>
+        <w:ind w:left="351" w:hanging="351"/>
+      </w:pPr>
+      <w:r>
+        <w:rPr>
+          <w:b w:val="0"/>
+          <w:i w:val="0"/>
+          <w:sz w:val="21"/>
+        </w:rPr>
+        <w:t>4. We handle the computers with ___.</w:t>
+      </w:r>
+    </w:p>
+    <w:p>
+      <w:pPr>
+        <w:spacing w:after="60"/>
+        <w:ind w:left="652" w:hanging="340"/>
+      </w:pPr>
+      <w:r>
+        <w:rPr>
+          <w:b w:val="0"/>
+          <w:i w:val="0"/>
+          <w:sz w:val="21"/>
+        </w:rPr>
+        <w:t>A) care B) anger C) force D) noise</w:t>
+      </w:r>
+    </w:p>
+    <w:p>
+      <w:pPr>
+        <w:spacing w:after="20"/>
+        <w:ind w:left="351" w:hanging="351"/>
+      </w:pPr>
+      <w:r>
+        <w:rPr>
+          <w:b w:val="0"/>
+          <w:i w:val="0"/>
+          <w:sz w:val="21"/>
+        </w:rPr>
+        <w:t>5. Fill in: What we are told to do is an _____.</w:t>
+      </w:r>
+    </w:p>
+    <w:p>
+      <w:pPr>
+        <w:spacing w:after="20"/>
+        <w:ind w:left="351" w:hanging="351"/>
+      </w:pPr>
+      <w:r>
+        <w:rPr>
+          <w:b w:val="0"/>
+          <w:i w:val="0"/>
+          <w:sz w:val="21"/>
+        </w:rPr>
+        <w:t>6. Mention two rules of the computer room.</w:t>
+      </w:r>
+    </w:p>
+    <w:p>
+      <w:pPr>
+        <w:spacing w:after="20"/>
+        <w:ind w:left="351" w:hanging="351"/>
+      </w:pPr>
+      <w:r>
+        <w:rPr>
+          <w:b w:val="0"/>
+          <w:i w:val="0"/>
+          <w:sz w:val="21"/>
+        </w:rPr>
+        <w:t>7. Write why we keep the computer room clean.</w:t>
+      </w:r>
+    </w:p>
+    <w:p>
+      <w:pPr>
+        <w:keepNext/>
+        <w:spacing w:after="20"/>
+      </w:pPr>
+      <w:r>
+        <w:rPr>
+          <w:b/>
+          <w:i w:val="0"/>
+          <w:color w:val="142C5A"/>
+          <w:sz w:val="21"/>
+        </w:rPr>
+        <w:t>My own work</w:t>
+      </w:r>
+    </w:p>
+    <w:p>
+      <w:pPr>
+        <w:spacing w:after="20"/>
+        <w:ind w:left="312" w:hanging="227"/>
+      </w:pPr>
+      <w:r>
+        <w:rPr>
+          <w:b w:val="0"/>
+          <w:i w:val="0"/>
+          <w:sz w:val="21"/>
+        </w:rPr>
+        <w:t>• Draw a tidy computer room.</w:t>
+      </w:r>
+    </w:p>
+    <w:p>
+      <w:pPr>
+        <w:spacing w:after="60"/>
+        <w:pBdr>
+          <w:bottom w:val="single" w:sz="6" w:color="BBBBBB"/>
+        </w:pBdr>
+      </w:pPr>
+    </w:p>
+    <w:p>
+      <w:pPr>
+        <w:pStyle w:val="Heading2"/>
+        <w:keepNext/>
+        <w:spacing w:before="200" w:after="60"/>
+      </w:pPr>
+      <w:r>
+        <w:rPr>
+          <w:b/>
+          <w:i w:val="0"/>
+          <w:color w:val="142C5A"/>
+          <w:sz w:val="25"/>
+        </w:rPr>
+        <w:t>WEEK 7 — THE KEYBOARD</w:t>
+      </w:r>
+    </w:p>
+    <w:p>
+      <w:pPr>
+        <w:keepNext/>
+        <w:spacing w:after="20"/>
+      </w:pPr>
+      <w:r>
+        <w:rPr>
+          <w:b/>
+          <w:i w:val="0"/>
+          <w:color w:val="142C5A"/>
+          <w:sz w:val="21"/>
+        </w:rPr>
+        <w:t>You will learn to</w:t>
+      </w:r>
+    </w:p>
+    <w:p>
+      <w:pPr>
+        <w:spacing w:after="20"/>
+        <w:ind w:left="312" w:hanging="227"/>
+      </w:pPr>
+      <w:r>
+        <w:rPr>
+          <w:b w:val="0"/>
+          <w:i w:val="0"/>
+          <w:sz w:val="21"/>
+        </w:rPr>
+        <w:t>• name parts of the keyboard</w:t>
+      </w:r>
+    </w:p>
+    <w:p>
+      <w:pPr>
+        <w:spacing w:after="20"/>
+        <w:ind w:left="312" w:hanging="227"/>
+      </w:pPr>
+      <w:r>
+        <w:rPr>
+          <w:b w:val="0"/>
+          <w:i w:val="0"/>
+          <w:sz w:val="21"/>
+        </w:rPr>
+        <w:t>• use the keyboard</w:t>
+      </w:r>
+    </w:p>
+    <w:p>
+      <w:pPr>
+        <w:spacing w:after="20"/>
+        <w:ind w:left="312" w:hanging="227"/>
+      </w:pPr>
+      <w:r>
+        <w:rPr>
+          <w:b w:val="0"/>
+          <w:i w:val="0"/>
+          <w:sz w:val="21"/>
+        </w:rPr>
+        <w:t>• type letters and numbers</w:t>
+      </w:r>
+    </w:p>
+    <w:p>
+      <w:pPr>
+        <w:keepNext/>
+        <w:spacing w:after="20"/>
+      </w:pPr>
+      <w:r>
+        <w:rPr>
+          <w:b/>
+          <w:i w:val="0"/>
+          <w:color w:val="142C5A"/>
+          <w:sz w:val="21"/>
+        </w:rPr>
+        <w:t>Things to know</w:t>
+      </w:r>
+    </w:p>
+    <w:p>
+      <w:pPr>
+        <w:spacing w:after="20"/>
+        <w:ind w:left="312" w:hanging="227"/>
+      </w:pPr>
+      <w:r>
+        <w:rPr>
+          <w:b w:val="0"/>
+          <w:i w:val="0"/>
+          <w:sz w:val="21"/>
+        </w:rPr>
+        <w:t xml:space="preserve">• The </w:t>
+      </w:r>
+      <w:r>
+        <w:rPr>
+          <w:b/>
+          <w:i w:val="0"/>
+          <w:sz w:val="21"/>
+        </w:rPr>
+        <w:t>keyboard</w:t>
+      </w:r>
+      <w:r>
+        <w:rPr>
+          <w:b w:val="0"/>
+          <w:i w:val="0"/>
+          <w:sz w:val="21"/>
+        </w:rPr>
+        <w:t xml:space="preserve"> is an input device with keys.</w:t>
+      </w:r>
+    </w:p>
+    <w:p>
+      <w:pPr>
+        <w:spacing w:after="20"/>
+        <w:ind w:left="312" w:hanging="227"/>
+      </w:pPr>
+      <w:r>
+        <w:rPr>
+          <w:b w:val="0"/>
+          <w:i w:val="0"/>
+          <w:sz w:val="21"/>
+        </w:rPr>
+        <w:t xml:space="preserve">• We use the keyboard to </w:t>
+      </w:r>
+      <w:r>
+        <w:rPr>
+          <w:b/>
+          <w:i w:val="0"/>
+          <w:sz w:val="21"/>
+        </w:rPr>
+        <w:t>type</w:t>
+      </w:r>
+      <w:r>
+        <w:rPr>
+          <w:b w:val="0"/>
+          <w:i w:val="0"/>
+          <w:sz w:val="21"/>
+        </w:rPr>
+        <w:t xml:space="preserve"> into the computer.</w:t>
+      </w:r>
+    </w:p>
+    <w:p>
+      <w:pPr>
+        <w:spacing w:after="20"/>
+        <w:ind w:left="312" w:hanging="227"/>
+      </w:pPr>
+      <w:r>
+        <w:rPr>
+          <w:b w:val="0"/>
+          <w:i w:val="0"/>
+          <w:sz w:val="21"/>
+        </w:rPr>
+        <w:t xml:space="preserve">• The keyboard has </w:t>
+      </w:r>
+      <w:r>
+        <w:rPr>
+          <w:b/>
+          <w:i w:val="0"/>
+          <w:sz w:val="21"/>
+        </w:rPr>
+        <w:t>letter keys</w:t>
+      </w:r>
+      <w:r>
+        <w:rPr>
+          <w:b w:val="0"/>
+          <w:i w:val="0"/>
+          <w:sz w:val="21"/>
+        </w:rPr>
+        <w:t xml:space="preserve"> (A to Z).</w:t>
+      </w:r>
+    </w:p>
+    <w:p>
+      <w:pPr>
+        <w:spacing w:after="20"/>
+        <w:ind w:left="312" w:hanging="227"/>
+      </w:pPr>
+      <w:r>
+        <w:rPr>
+          <w:b w:val="0"/>
+          <w:i w:val="0"/>
+          <w:sz w:val="21"/>
+        </w:rPr>
+        <w:t xml:space="preserve">• The keyboard has </w:t>
+      </w:r>
+      <w:r>
+        <w:rPr>
+          <w:b/>
+          <w:i w:val="0"/>
+          <w:sz w:val="21"/>
+        </w:rPr>
+        <w:t>number keys</w:t>
+      </w:r>
+      <w:r>
+        <w:rPr>
+          <w:b w:val="0"/>
+          <w:i w:val="0"/>
+          <w:sz w:val="21"/>
+        </w:rPr>
+        <w:t xml:space="preserve"> (0 to 9).</w:t>
+      </w:r>
+    </w:p>
+    <w:p>
+      <w:pPr>
+        <w:spacing w:after="20"/>
+        <w:ind w:left="312" w:hanging="227"/>
+      </w:pPr>
+      <w:r>
+        <w:rPr>
+          <w:b w:val="0"/>
+          <w:i w:val="0"/>
+          <w:sz w:val="21"/>
+        </w:rPr>
+        <w:t xml:space="preserve">• The </w:t>
+      </w:r>
+      <w:r>
+        <w:rPr>
+          <w:b/>
+          <w:i w:val="0"/>
+          <w:sz w:val="21"/>
+        </w:rPr>
+        <w:t>space bar</w:t>
+      </w:r>
+      <w:r>
+        <w:rPr>
+          <w:b w:val="0"/>
+          <w:i w:val="0"/>
+          <w:sz w:val="21"/>
+        </w:rPr>
+        <w:t xml:space="preserve"> makes a space between words.</w:t>
+      </w:r>
+    </w:p>
+    <w:p>
+      <w:pPr>
+        <w:spacing w:after="20"/>
+        <w:ind w:left="312" w:hanging="227"/>
+      </w:pPr>
+      <w:r>
+        <w:rPr>
+          <w:b w:val="0"/>
+          <w:i w:val="0"/>
+          <w:sz w:val="21"/>
+        </w:rPr>
+        <w:t xml:space="preserve">• The </w:t>
+      </w:r>
+      <w:r>
+        <w:rPr>
+          <w:b/>
+          <w:i w:val="0"/>
+          <w:sz w:val="21"/>
+        </w:rPr>
+        <w:t>enter key</w:t>
+      </w:r>
+      <w:r>
+        <w:rPr>
+          <w:b w:val="0"/>
+          <w:i w:val="0"/>
+          <w:sz w:val="21"/>
+        </w:rPr>
+        <w:t xml:space="preserve"> starts a new line.</w:t>
+      </w:r>
+    </w:p>
+    <w:p>
+      <w:pPr>
+        <w:spacing w:after="20"/>
+        <w:ind w:left="312" w:hanging="227"/>
+      </w:pPr>
+      <w:r>
+        <w:rPr>
+          <w:b w:val="0"/>
+          <w:i w:val="0"/>
+          <w:sz w:val="21"/>
+        </w:rPr>
+        <w:t xml:space="preserve">• The </w:t>
+      </w:r>
+      <w:r>
+        <w:rPr>
+          <w:b/>
+          <w:i w:val="0"/>
+          <w:sz w:val="21"/>
+        </w:rPr>
+        <w:t>shift key</w:t>
+      </w:r>
+      <w:r>
+        <w:rPr>
+          <w:b w:val="0"/>
+          <w:i w:val="0"/>
+          <w:sz w:val="21"/>
+        </w:rPr>
+        <w:t xml:space="preserve"> helps us type capital letters.</w:t>
+      </w:r>
+    </w:p>
+    <w:p>
+      <w:pPr>
+        <w:spacing w:after="20"/>
+        <w:ind w:left="312" w:hanging="227"/>
+      </w:pPr>
+      <w:r>
+        <w:rPr>
+          <w:b w:val="0"/>
+          <w:i w:val="0"/>
+          <w:sz w:val="21"/>
+        </w:rPr>
+        <w:t xml:space="preserve">• The </w:t>
+      </w:r>
+      <w:r>
+        <w:rPr>
+          <w:b/>
+          <w:i w:val="0"/>
+          <w:sz w:val="21"/>
+        </w:rPr>
+        <w:t>backspace key</w:t>
+      </w:r>
+      <w:r>
+        <w:rPr>
+          <w:b w:val="0"/>
+          <w:i w:val="0"/>
+          <w:sz w:val="21"/>
+        </w:rPr>
+        <w:t xml:space="preserve"> removes a letter.</w:t>
+      </w:r>
+    </w:p>
+    <w:p>
+      <w:pPr>
+        <w:spacing w:after="20"/>
+        <w:ind w:left="312" w:hanging="227"/>
+      </w:pPr>
+      <w:r>
+        <w:rPr>
+          <w:b w:val="0"/>
+          <w:i w:val="0"/>
+          <w:sz w:val="21"/>
+        </w:rPr>
+        <w:t xml:space="preserve">• We press the keys </w:t>
+      </w:r>
+      <w:r>
+        <w:rPr>
+          <w:b/>
+          <w:i w:val="0"/>
+          <w:sz w:val="21"/>
+        </w:rPr>
+        <w:t>gently</w:t>
+      </w:r>
+      <w:r>
+        <w:rPr>
+          <w:b w:val="0"/>
+          <w:i w:val="0"/>
+          <w:sz w:val="21"/>
+        </w:rPr>
+        <w:t>.</w:t>
+      </w:r>
+    </w:p>
+    <w:p>
+      <w:pPr>
+        <w:spacing w:after="20"/>
+        <w:ind w:left="312" w:hanging="227"/>
+      </w:pPr>
+      <w:r>
+        <w:rPr>
+          <w:b w:val="0"/>
+          <w:i w:val="0"/>
+          <w:sz w:val="21"/>
+        </w:rPr>
+        <w:t>• The keyboard helps us write on the computer.</w:t>
+      </w:r>
+    </w:p>
+    <w:p>
+      <w:pPr>
+        <w:keepNext/>
+        <w:spacing w:after="20"/>
+      </w:pPr>
+      <w:r>
+        <w:rPr>
+          <w:b/>
+          <w:i w:val="0"/>
+          <w:color w:val="142C5A"/>
+          <w:sz w:val="21"/>
+        </w:rPr>
+        <w:t>Let us talk</w:t>
+      </w:r>
+    </w:p>
+    <w:p>
+      <w:pPr>
+        <w:spacing w:after="20"/>
+        <w:ind w:left="351" w:hanging="351"/>
+      </w:pPr>
+      <w:r>
+        <w:rPr>
+          <w:b w:val="0"/>
+          <w:i w:val="0"/>
+          <w:sz w:val="21"/>
+        </w:rPr>
+        <w:t>1. What is the keyboard?</w:t>
+      </w:r>
+    </w:p>
+    <w:p>
+      <w:pPr>
+        <w:spacing w:after="20"/>
+        <w:ind w:left="351" w:hanging="351"/>
+      </w:pPr>
+      <w:r>
+        <w:rPr>
+          <w:b w:val="0"/>
+          <w:i w:val="0"/>
+          <w:sz w:val="21"/>
+        </w:rPr>
+        <w:t>2. What does the space bar do?</w:t>
+      </w:r>
+    </w:p>
+    <w:p>
+      <w:pPr>
+        <w:spacing w:after="20"/>
+        <w:ind w:left="351" w:hanging="351"/>
+      </w:pPr>
+      <w:r>
+        <w:rPr>
+          <w:b w:val="0"/>
+          <w:i w:val="0"/>
+          <w:sz w:val="21"/>
+        </w:rPr>
+        <w:t>3. How do we press the keys?</w:t>
+      </w:r>
+    </w:p>
+    <w:p>
+      <w:pPr>
+        <w:keepNext/>
+        <w:spacing w:after="20"/>
+      </w:pPr>
+      <w:r>
+        <w:rPr>
+          <w:b/>
+          <w:i w:val="0"/>
+          <w:color w:val="142C5A"/>
+          <w:sz w:val="21"/>
+        </w:rPr>
+        <w:t>Words for my notebook</w:t>
+      </w:r>
+    </w:p>
+    <w:p>
+      <w:pPr>
+        <w:spacing w:after="20"/>
+        <w:ind w:left="312" w:hanging="227"/>
+      </w:pPr>
+      <w:r>
+        <w:rPr>
+          <w:b w:val="0"/>
+          <w:i w:val="0"/>
+          <w:sz w:val="21"/>
+        </w:rPr>
+        <w:t>• keyboard — the input device with keys</w:t>
+      </w:r>
+    </w:p>
+    <w:p>
+      <w:pPr>
+        <w:spacing w:after="20"/>
+        <w:ind w:left="312" w:hanging="227"/>
+      </w:pPr>
+      <w:r>
+        <w:rPr>
+          <w:b w:val="0"/>
+          <w:i w:val="0"/>
+          <w:sz w:val="21"/>
+        </w:rPr>
+        <w:t>• type — to press keys to put in letters</w:t>
+      </w:r>
+    </w:p>
+    <w:p>
+      <w:pPr>
+        <w:spacing w:after="20"/>
+        <w:ind w:left="312" w:hanging="227"/>
+      </w:pPr>
+      <w:r>
+        <w:rPr>
+          <w:b w:val="0"/>
+          <w:i w:val="0"/>
+          <w:sz w:val="21"/>
+        </w:rPr>
+        <w:t>• space bar — the key that makes a space</w:t>
+      </w:r>
+    </w:p>
+    <w:p>
+      <w:pPr>
+        <w:keepNext/>
+        <w:spacing w:after="20"/>
+      </w:pPr>
+      <w:r>
+        <w:rPr>
+          <w:b/>
+          <w:i w:val="0"/>
+          <w:color w:val="142C5A"/>
+          <w:sz w:val="21"/>
+        </w:rPr>
+        <w:t>Worksheet</w:t>
+      </w:r>
+    </w:p>
+    <w:p>
+      <w:pPr>
+        <w:spacing w:after="20"/>
+        <w:ind w:left="351" w:hanging="351"/>
+      </w:pPr>
+      <w:r>
+        <w:rPr>
+          <w:b w:val="0"/>
+          <w:i w:val="0"/>
+          <w:sz w:val="21"/>
+        </w:rPr>
+        <w:t>1. The input device with keys is the ___.</w:t>
+      </w:r>
+    </w:p>
+    <w:p>
+      <w:pPr>
+        <w:spacing w:after="60"/>
+        <w:ind w:left="652" w:hanging="340"/>
+      </w:pPr>
+      <w:r>
+        <w:rPr>
+          <w:b w:val="0"/>
+          <w:i w:val="0"/>
+          <w:sz w:val="21"/>
+        </w:rPr>
+        <w:t>A) keyboard B) mouse C) monitor D) printer</w:t>
+      </w:r>
+    </w:p>
+    <w:p>
+      <w:pPr>
+        <w:spacing w:after="20"/>
+        <w:ind w:left="351" w:hanging="351"/>
+      </w:pPr>
+      <w:r>
+        <w:rPr>
+          <w:b w:val="0"/>
+          <w:i w:val="0"/>
+          <w:sz w:val="21"/>
+        </w:rPr>
+        <w:t>2. We use the keyboard to ___ into the computer.</w:t>
+      </w:r>
+    </w:p>
+    <w:p>
+      <w:pPr>
+        <w:spacing w:after="0"/>
+      </w:pPr>
+      <w:r>
+        <w:br w:type="page"/>
+      </w:r>
+    </w:p>
+    <w:p>
+      <w:pPr>
+        <w:spacing w:after="60"/>
+        <w:ind w:left="652" w:hanging="340"/>
+      </w:pPr>
+      <w:r>
+        <w:rPr>
+          <w:b w:val="0"/>
+          <w:i w:val="0"/>
+          <w:sz w:val="21"/>
+        </w:rPr>
+        <w:t>A) type B) sing C) cook D) sleep</w:t>
+      </w:r>
+    </w:p>
+    <w:p>
+      <w:pPr>
+        <w:spacing w:after="20"/>
+        <w:ind w:left="351" w:hanging="351"/>
+      </w:pPr>
+      <w:r>
+        <w:rPr>
+          <w:b w:val="0"/>
+          <w:i w:val="0"/>
+          <w:sz w:val="21"/>
+        </w:rPr>
+        <w:t>3. The ___ makes a space between words.</w:t>
+      </w:r>
+    </w:p>
+    <w:p>
+      <w:pPr>
+        <w:spacing w:after="60"/>
+        <w:ind w:left="652" w:hanging="340"/>
+      </w:pPr>
+      <w:r>
+        <w:rPr>
+          <w:b w:val="0"/>
+          <w:i w:val="0"/>
+          <w:sz w:val="21"/>
+        </w:rPr>
+        <w:t>A) space bar B) enter key C) shift key D) number key</w:t>
+      </w:r>
+    </w:p>
+    <w:p>
+      <w:pPr>
+        <w:spacing w:after="20"/>
+        <w:ind w:left="351" w:hanging="351"/>
+      </w:pPr>
+      <w:r>
+        <w:rPr>
+          <w:b w:val="0"/>
+          <w:i w:val="0"/>
+          <w:sz w:val="21"/>
+        </w:rPr>
+        <w:t>4. We press the keys ___.</w:t>
+      </w:r>
+    </w:p>
+    <w:p>
+      <w:pPr>
+        <w:spacing w:after="60"/>
+        <w:ind w:left="652" w:hanging="340"/>
+      </w:pPr>
+      <w:r>
+        <w:rPr>
+          <w:b w:val="0"/>
+          <w:i w:val="0"/>
+          <w:sz w:val="21"/>
+        </w:rPr>
+        <w:t>A) gently B) hard C) roughly D) fast</w:t>
+      </w:r>
+    </w:p>
+    <w:p>
+      <w:pPr>
+        <w:spacing w:after="20"/>
+        <w:ind w:left="351" w:hanging="351"/>
+      </w:pPr>
+      <w:r>
+        <w:rPr>
+          <w:b w:val="0"/>
+          <w:i w:val="0"/>
+          <w:sz w:val="21"/>
+        </w:rPr>
+        <w:t>5. Fill in: The key that starts a new line is the _____.</w:t>
+      </w:r>
+    </w:p>
+    <w:p>
+      <w:pPr>
+        <w:spacing w:after="20"/>
+        <w:ind w:left="351" w:hanging="351"/>
+      </w:pPr>
+      <w:r>
+        <w:rPr>
+          <w:b w:val="0"/>
+          <w:i w:val="0"/>
+          <w:sz w:val="21"/>
+        </w:rPr>
+        <w:t>6. Mention two keys on the keyboard.</w:t>
+      </w:r>
+    </w:p>
+    <w:p>
+      <w:pPr>
+        <w:spacing w:after="20"/>
+        <w:ind w:left="351" w:hanging="351"/>
+      </w:pPr>
+      <w:r>
+        <w:rPr>
+          <w:b w:val="0"/>
+          <w:i w:val="0"/>
+          <w:sz w:val="21"/>
+        </w:rPr>
+        <w:t>7. Write what the keyboard does.</w:t>
+      </w:r>
+    </w:p>
+    <w:p>
+      <w:pPr>
+        <w:keepNext/>
+        <w:spacing w:after="20"/>
+      </w:pPr>
+      <w:r>
+        <w:rPr>
+          <w:b/>
+          <w:i w:val="0"/>
+          <w:color w:val="142C5A"/>
+          <w:sz w:val="21"/>
+        </w:rPr>
+        <w:t>My own work</w:t>
+      </w:r>
+    </w:p>
+    <w:p>
+      <w:pPr>
+        <w:spacing w:after="20"/>
+        <w:ind w:left="312" w:hanging="227"/>
+      </w:pPr>
+      <w:r>
+        <w:rPr>
+          <w:b w:val="0"/>
+          <w:i w:val="0"/>
+          <w:sz w:val="21"/>
+        </w:rPr>
+        <w:t>• Draw a keyboard.</w:t>
+      </w:r>
+    </w:p>
+    <w:p>
+      <w:pPr>
+        <w:spacing w:after="60"/>
+        <w:pBdr>
+          <w:bottom w:val="single" w:sz="6" w:color="BBBBBB"/>
+        </w:pBdr>
+      </w:pPr>
+    </w:p>
+    <w:p>
+      <w:pPr>
+        <w:pStyle w:val="Heading2"/>
+        <w:keepNext/>
+        <w:spacing w:before="200" w:after="60"/>
+      </w:pPr>
+      <w:r>
+        <w:rPr>
+          <w:b/>
+          <w:i w:val="0"/>
+          <w:color w:val="142C5A"/>
+          <w:sz w:val="25"/>
+        </w:rPr>
+        <w:t>WEEK 8 — THE MOUSE</w:t>
+      </w:r>
+    </w:p>
+    <w:p>
+      <w:pPr>
+        <w:keepNext/>
+        <w:spacing w:after="20"/>
+      </w:pPr>
+      <w:r>
+        <w:rPr>
+          <w:b/>
+          <w:i w:val="0"/>
+          <w:color w:val="142C5A"/>
+          <w:sz w:val="21"/>
+        </w:rPr>
+        <w:t>You will learn to</w:t>
+      </w:r>
+    </w:p>
+    <w:p>
+      <w:pPr>
+        <w:spacing w:after="20"/>
+        <w:ind w:left="312" w:hanging="227"/>
+      </w:pPr>
+      <w:r>
+        <w:rPr>
+          <w:b w:val="0"/>
+          <w:i w:val="0"/>
+          <w:sz w:val="21"/>
+        </w:rPr>
+        <w:t>• name parts of the mouse</w:t>
+      </w:r>
+    </w:p>
+    <w:p>
+      <w:pPr>
+        <w:spacing w:after="20"/>
+        <w:ind w:left="312" w:hanging="227"/>
+      </w:pPr>
+      <w:r>
+        <w:rPr>
+          <w:b w:val="0"/>
+          <w:i w:val="0"/>
+          <w:sz w:val="21"/>
+        </w:rPr>
+        <w:t>• use the mouse</w:t>
+      </w:r>
+    </w:p>
+    <w:p>
+      <w:pPr>
+        <w:spacing w:after="20"/>
+        <w:ind w:left="312" w:hanging="227"/>
+      </w:pPr>
+      <w:r>
+        <w:rPr>
+          <w:b w:val="0"/>
+          <w:i w:val="0"/>
+          <w:sz w:val="21"/>
+        </w:rPr>
+        <w:t>• point and click</w:t>
+      </w:r>
+    </w:p>
+    <w:p>
+      <w:pPr>
+        <w:keepNext/>
+        <w:spacing w:after="20"/>
+      </w:pPr>
+      <w:r>
+        <w:rPr>
+          <w:b/>
+          <w:i w:val="0"/>
+          <w:color w:val="142C5A"/>
+          <w:sz w:val="21"/>
+        </w:rPr>
+        <w:t>Things to know</w:t>
+      </w:r>
+    </w:p>
+    <w:p>
+      <w:pPr>
+        <w:spacing w:after="20"/>
+        <w:ind w:left="312" w:hanging="227"/>
+      </w:pPr>
+      <w:r>
+        <w:rPr>
+          <w:b w:val="0"/>
+          <w:i w:val="0"/>
+          <w:sz w:val="21"/>
+        </w:rPr>
+        <w:t xml:space="preserve">• The </w:t>
+      </w:r>
+      <w:r>
+        <w:rPr>
+          <w:b/>
+          <w:i w:val="0"/>
+          <w:sz w:val="21"/>
+        </w:rPr>
+        <w:t>mouse</w:t>
+      </w:r>
+      <w:r>
+        <w:rPr>
+          <w:b w:val="0"/>
+          <w:i w:val="0"/>
+          <w:sz w:val="21"/>
+        </w:rPr>
+        <w:t xml:space="preserve"> is an input device.</w:t>
+      </w:r>
+    </w:p>
+    <w:p>
+      <w:pPr>
+        <w:spacing w:after="20"/>
+        <w:ind w:left="312" w:hanging="227"/>
+      </w:pPr>
+      <w:r>
+        <w:rPr>
+          <w:b w:val="0"/>
+          <w:i w:val="0"/>
+          <w:sz w:val="21"/>
+        </w:rPr>
+        <w:t xml:space="preserve">• We use the mouse to </w:t>
+      </w:r>
+      <w:r>
+        <w:rPr>
+          <w:b/>
+          <w:i w:val="0"/>
+          <w:sz w:val="21"/>
+        </w:rPr>
+        <w:t>point</w:t>
+      </w:r>
+      <w:r>
+        <w:rPr>
+          <w:b w:val="0"/>
+          <w:i w:val="0"/>
+          <w:sz w:val="21"/>
+        </w:rPr>
+        <w:t xml:space="preserve"> at things on the screen.</w:t>
+      </w:r>
+    </w:p>
+    <w:p>
+      <w:pPr>
+        <w:spacing w:after="20"/>
+        <w:ind w:left="312" w:hanging="227"/>
+      </w:pPr>
+      <w:r>
+        <w:rPr>
+          <w:b w:val="0"/>
+          <w:i w:val="0"/>
+          <w:sz w:val="21"/>
+        </w:rPr>
+        <w:t xml:space="preserve">• The mouse has </w:t>
+      </w:r>
+      <w:r>
+        <w:rPr>
+          <w:b/>
+          <w:i w:val="0"/>
+          <w:sz w:val="21"/>
+        </w:rPr>
+        <w:t>buttons</w:t>
+      </w:r>
+      <w:r>
+        <w:rPr>
+          <w:b w:val="0"/>
+          <w:i w:val="0"/>
+          <w:sz w:val="21"/>
+        </w:rPr>
+        <w:t xml:space="preserve"> (left and right).</w:t>
+      </w:r>
+    </w:p>
+    <w:p>
+      <w:pPr>
+        <w:spacing w:after="20"/>
+        <w:ind w:left="312" w:hanging="227"/>
+      </w:pPr>
+      <w:r>
+        <w:rPr>
+          <w:b w:val="0"/>
+          <w:i w:val="0"/>
+          <w:sz w:val="21"/>
+        </w:rPr>
+        <w:t xml:space="preserve">• We </w:t>
+      </w:r>
+      <w:r>
+        <w:rPr>
+          <w:b/>
+          <w:i w:val="0"/>
+          <w:sz w:val="21"/>
+        </w:rPr>
+        <w:t>click</w:t>
+      </w:r>
+      <w:r>
+        <w:rPr>
+          <w:b w:val="0"/>
+          <w:i w:val="0"/>
+          <w:sz w:val="21"/>
+        </w:rPr>
+        <w:t xml:space="preserve"> by pressing a button once.</w:t>
+      </w:r>
+    </w:p>
+    <w:p>
+      <w:pPr>
+        <w:spacing w:after="20"/>
+        <w:ind w:left="312" w:hanging="227"/>
+      </w:pPr>
+      <w:r>
+        <w:rPr>
+          <w:b w:val="0"/>
+          <w:i w:val="0"/>
+          <w:sz w:val="21"/>
+        </w:rPr>
+        <w:t xml:space="preserve">• We </w:t>
+      </w:r>
+      <w:r>
+        <w:rPr>
+          <w:b/>
+          <w:i w:val="0"/>
+          <w:sz w:val="21"/>
+        </w:rPr>
+        <w:t>double-click</w:t>
+      </w:r>
+      <w:r>
+        <w:rPr>
+          <w:b w:val="0"/>
+          <w:i w:val="0"/>
+          <w:sz w:val="21"/>
+        </w:rPr>
+        <w:t xml:space="preserve"> by pressing twice quickly.</w:t>
+      </w:r>
+    </w:p>
+    <w:p>
+      <w:pPr>
+        <w:spacing w:after="20"/>
+        <w:ind w:left="312" w:hanging="227"/>
+      </w:pPr>
+      <w:r>
+        <w:rPr>
+          <w:b w:val="0"/>
+          <w:i w:val="0"/>
+          <w:sz w:val="21"/>
+        </w:rPr>
+        <w:t xml:space="preserve">• We </w:t>
+      </w:r>
+      <w:r>
+        <w:rPr>
+          <w:b/>
+          <w:i w:val="0"/>
+          <w:sz w:val="21"/>
+        </w:rPr>
+        <w:t>drag</w:t>
+      </w:r>
+      <w:r>
+        <w:rPr>
+          <w:b w:val="0"/>
+          <w:i w:val="0"/>
+          <w:sz w:val="21"/>
+        </w:rPr>
+        <w:t xml:space="preserve"> by holding the button and moving.</w:t>
+      </w:r>
+    </w:p>
+    <w:p>
+      <w:pPr>
+        <w:spacing w:after="20"/>
+        <w:ind w:left="312" w:hanging="227"/>
+      </w:pPr>
+      <w:r>
+        <w:rPr>
+          <w:b w:val="0"/>
+          <w:i w:val="0"/>
+          <w:sz w:val="21"/>
+        </w:rPr>
+        <w:t xml:space="preserve">• The mouse moves the </w:t>
+      </w:r>
+      <w:r>
+        <w:rPr>
+          <w:b/>
+          <w:i w:val="0"/>
+          <w:sz w:val="21"/>
+        </w:rPr>
+        <w:t>pointer</w:t>
+      </w:r>
+      <w:r>
+        <w:rPr>
+          <w:b w:val="0"/>
+          <w:i w:val="0"/>
+          <w:sz w:val="21"/>
+        </w:rPr>
+        <w:t xml:space="preserve"> on the screen.</w:t>
+      </w:r>
+    </w:p>
+    <w:p>
+      <w:pPr>
+        <w:spacing w:after="20"/>
+        <w:ind w:left="312" w:hanging="227"/>
+      </w:pPr>
+      <w:r>
+        <w:rPr>
+          <w:b w:val="0"/>
+          <w:i w:val="0"/>
+          <w:sz w:val="21"/>
+        </w:rPr>
+        <w:t xml:space="preserve">• Some mice have a </w:t>
+      </w:r>
+      <w:r>
+        <w:rPr>
+          <w:b/>
+          <w:i w:val="0"/>
+          <w:sz w:val="21"/>
+        </w:rPr>
+        <w:t>wheel</w:t>
+      </w:r>
+      <w:r>
+        <w:rPr>
+          <w:b w:val="0"/>
+          <w:i w:val="0"/>
+          <w:sz w:val="21"/>
+        </w:rPr>
+        <w:t xml:space="preserve"> to scroll.</w:t>
+      </w:r>
+    </w:p>
+    <w:p>
+      <w:pPr>
+        <w:spacing w:after="20"/>
+        <w:ind w:left="312" w:hanging="227"/>
+      </w:pPr>
+      <w:r>
+        <w:rPr>
+          <w:b w:val="0"/>
+          <w:i w:val="0"/>
+          <w:sz w:val="21"/>
+        </w:rPr>
+        <w:t>• We handle the mouse with care.</w:t>
+      </w:r>
+    </w:p>
+    <w:p>
+      <w:pPr>
+        <w:spacing w:after="20"/>
+        <w:ind w:left="312" w:hanging="227"/>
+      </w:pPr>
+      <w:r>
+        <w:rPr>
+          <w:b w:val="0"/>
+          <w:i w:val="0"/>
+          <w:sz w:val="21"/>
+        </w:rPr>
+        <w:t>• The mouse helps us work on the computer.</w:t>
+      </w:r>
+    </w:p>
+    <w:p>
+      <w:pPr>
+        <w:keepNext/>
+        <w:spacing w:after="20"/>
+      </w:pPr>
+      <w:r>
+        <w:rPr>
+          <w:b/>
+          <w:i w:val="0"/>
+          <w:color w:val="142C5A"/>
+          <w:sz w:val="21"/>
+        </w:rPr>
+        <w:t>Let us talk</w:t>
+      </w:r>
+    </w:p>
+    <w:p>
+      <w:pPr>
+        <w:spacing w:after="20"/>
+        <w:ind w:left="351" w:hanging="351"/>
+      </w:pPr>
+      <w:r>
+        <w:rPr>
+          <w:b w:val="0"/>
+          <w:i w:val="0"/>
+          <w:sz w:val="21"/>
+        </w:rPr>
+        <w:t>1. What is the mouse?</w:t>
+      </w:r>
+    </w:p>
+    <w:p>
+      <w:pPr>
+        <w:spacing w:after="20"/>
+        <w:ind w:left="351" w:hanging="351"/>
+      </w:pPr>
+      <w:r>
+        <w:rPr>
+          <w:b w:val="0"/>
+          <w:i w:val="0"/>
+          <w:sz w:val="21"/>
+        </w:rPr>
+        <w:t>2. What does clicking do?</w:t>
+      </w:r>
+    </w:p>
+    <w:p>
+      <w:pPr>
+        <w:spacing w:after="20"/>
+        <w:ind w:left="351" w:hanging="351"/>
+      </w:pPr>
+      <w:r>
+        <w:rPr>
+          <w:b w:val="0"/>
+          <w:i w:val="0"/>
+          <w:sz w:val="21"/>
+        </w:rPr>
+        <w:t>3. How do we handle the mouse?</w:t>
+      </w:r>
+    </w:p>
+    <w:p>
+      <w:pPr>
+        <w:keepNext/>
+        <w:spacing w:after="20"/>
+      </w:pPr>
+      <w:r>
+        <w:rPr>
+          <w:b/>
+          <w:i w:val="0"/>
+          <w:color w:val="142C5A"/>
+          <w:sz w:val="21"/>
+        </w:rPr>
+        <w:t>Words for my notebook</w:t>
+      </w:r>
+    </w:p>
+    <w:p>
+      <w:pPr>
+        <w:spacing w:after="20"/>
+        <w:ind w:left="312" w:hanging="227"/>
+      </w:pPr>
+      <w:r>
+        <w:rPr>
+          <w:b w:val="0"/>
+          <w:i w:val="0"/>
+          <w:sz w:val="21"/>
+        </w:rPr>
+        <w:t>• mouse — the input device we use to point</w:t>
+      </w:r>
+    </w:p>
+    <w:p>
+      <w:pPr>
+        <w:spacing w:after="20"/>
+        <w:ind w:left="312" w:hanging="227"/>
+      </w:pPr>
+      <w:r>
+        <w:rPr>
+          <w:b w:val="0"/>
+          <w:i w:val="0"/>
+          <w:sz w:val="21"/>
+        </w:rPr>
+        <w:t>• click — to press a mouse button once</w:t>
+      </w:r>
+    </w:p>
+    <w:p>
+      <w:pPr>
+        <w:spacing w:after="20"/>
+        <w:ind w:left="312" w:hanging="227"/>
+      </w:pPr>
+      <w:r>
+        <w:rPr>
+          <w:b w:val="0"/>
+          <w:i w:val="0"/>
+          <w:sz w:val="21"/>
+        </w:rPr>
+        <w:t>• pointer — the arrow on the screen</w:t>
+      </w:r>
+    </w:p>
+    <w:p>
+      <w:pPr>
+        <w:keepNext/>
+        <w:spacing w:after="20"/>
+      </w:pPr>
+      <w:r>
+        <w:rPr>
+          <w:b/>
+          <w:i w:val="0"/>
+          <w:color w:val="142C5A"/>
+          <w:sz w:val="21"/>
+        </w:rPr>
+        <w:t>Worksheet</w:t>
+      </w:r>
+    </w:p>
+    <w:p>
+      <w:pPr>
+        <w:spacing w:after="20"/>
+        <w:ind w:left="351" w:hanging="351"/>
+      </w:pPr>
+      <w:r>
+        <w:rPr>
+          <w:b w:val="0"/>
+          <w:i w:val="0"/>
+          <w:sz w:val="21"/>
+        </w:rPr>
+        <w:t>1. The input device we use to point is the ___.</w:t>
+      </w:r>
+    </w:p>
+    <w:p>
+      <w:pPr>
+        <w:spacing w:after="60"/>
+        <w:ind w:left="652" w:hanging="340"/>
+      </w:pPr>
+      <w:r>
+        <w:rPr>
+          <w:b w:val="0"/>
+          <w:i w:val="0"/>
+          <w:sz w:val="21"/>
+        </w:rPr>
+        <w:t>A) mouse B) keyboard C) monitor D) printer</w:t>
+      </w:r>
+    </w:p>
+    <w:p>
+      <w:pPr>
+        <w:spacing w:after="20"/>
+        <w:ind w:left="351" w:hanging="351"/>
+      </w:pPr>
+      <w:r>
+        <w:rPr>
+          <w:b w:val="0"/>
+          <w:i w:val="0"/>
+          <w:sz w:val="21"/>
+        </w:rPr>
+        <w:t>2. We ___ by pressing a mouse button once.</w:t>
+      </w:r>
+    </w:p>
+    <w:p>
+      <w:pPr>
+        <w:spacing w:after="60"/>
+        <w:ind w:left="652" w:hanging="340"/>
+      </w:pPr>
+      <w:r>
+        <w:rPr>
+          <w:b w:val="0"/>
+          <w:i w:val="0"/>
+          <w:sz w:val="21"/>
+        </w:rPr>
+        <w:t>A) click B) type C) sing D) run</w:t>
+      </w:r>
+    </w:p>
+    <w:p>
+      <w:pPr>
+        <w:spacing w:after="20"/>
+        <w:ind w:left="351" w:hanging="351"/>
+      </w:pPr>
+      <w:r>
+        <w:rPr>
+          <w:b w:val="0"/>
+          <w:i w:val="0"/>
+          <w:sz w:val="21"/>
+        </w:rPr>
+        <w:t>3. The mouse moves the ___ on the screen.</w:t>
+      </w:r>
+    </w:p>
+    <w:p>
+      <w:pPr>
+        <w:spacing w:after="60"/>
+        <w:ind w:left="652" w:hanging="340"/>
+      </w:pPr>
+      <w:r>
+        <w:rPr>
+          <w:b w:val="0"/>
+          <w:i w:val="0"/>
+          <w:sz w:val="21"/>
+        </w:rPr>
+        <w:t>A) pointer B) key C) wire D) box</w:t>
+      </w:r>
+    </w:p>
+    <w:p>
+      <w:pPr>
+        <w:spacing w:after="20"/>
+        <w:ind w:left="351" w:hanging="351"/>
+      </w:pPr>
+      <w:r>
+        <w:rPr>
+          <w:b w:val="0"/>
+          <w:i w:val="0"/>
+          <w:sz w:val="21"/>
+        </w:rPr>
+        <w:t>4. We handle the mouse with ___.</w:t>
+      </w:r>
+    </w:p>
+    <w:p>
+      <w:pPr>
+        <w:spacing w:after="60"/>
+        <w:ind w:left="652" w:hanging="340"/>
+      </w:pPr>
+      <w:r>
+        <w:rPr>
+          <w:b w:val="0"/>
+          <w:i w:val="0"/>
+          <w:sz w:val="21"/>
+        </w:rPr>
+        <w:t>A) care B) anger C) force D) noise</w:t>
+      </w:r>
+    </w:p>
+    <w:p>
+      <w:pPr>
+        <w:spacing w:after="20"/>
+        <w:ind w:left="351" w:hanging="351"/>
+      </w:pPr>
+      <w:r>
+        <w:rPr>
+          <w:b w:val="0"/>
+          <w:i w:val="0"/>
+          <w:sz w:val="21"/>
+        </w:rPr>
+        <w:t>5. Fill in: Pressing a mouse button twice quickly is to _____.</w:t>
+      </w:r>
+    </w:p>
+    <w:p>
+      <w:pPr>
+        <w:spacing w:after="20"/>
+        <w:ind w:left="351" w:hanging="351"/>
+      </w:pPr>
+      <w:r>
+        <w:rPr>
+          <w:b w:val="0"/>
+          <w:i w:val="0"/>
+          <w:sz w:val="21"/>
+        </w:rPr>
+        <w:t>6. Mention two things we do with a mouse.</w:t>
+      </w:r>
+    </w:p>
+    <w:p>
+      <w:pPr>
+        <w:spacing w:after="20"/>
+        <w:ind w:left="351" w:hanging="351"/>
+      </w:pPr>
+      <w:r>
+        <w:rPr>
+          <w:b w:val="0"/>
+          <w:i w:val="0"/>
+          <w:sz w:val="21"/>
+        </w:rPr>
+        <w:t>7. Write what the mouse does.</w:t>
+      </w:r>
+    </w:p>
+    <w:p>
+      <w:pPr>
+        <w:keepNext/>
+        <w:spacing w:after="20"/>
+      </w:pPr>
+      <w:r>
+        <w:rPr>
+          <w:b/>
+          <w:i w:val="0"/>
+          <w:color w:val="142C5A"/>
+          <w:sz w:val="21"/>
+        </w:rPr>
+        <w:t>My own work</w:t>
+      </w:r>
+    </w:p>
+    <w:p>
+      <w:pPr>
+        <w:spacing w:after="20"/>
+        <w:ind w:left="312" w:hanging="227"/>
+      </w:pPr>
+      <w:r>
+        <w:rPr>
+          <w:b w:val="0"/>
+          <w:i w:val="0"/>
+          <w:sz w:val="21"/>
+        </w:rPr>
+        <w:t>• Draw a mouse.</w:t>
+      </w:r>
+    </w:p>
+    <w:p>
+      <w:pPr>
+        <w:spacing w:after="60"/>
+        <w:pBdr>
+          <w:bottom w:val="single" w:sz="6" w:color="BBBBBB"/>
+        </w:pBdr>
+      </w:pPr>
+    </w:p>
+    <w:p>
+      <w:pPr>
+        <w:pStyle w:val="Heading2"/>
+        <w:keepNext/>
+        <w:spacing w:before="200" w:after="60"/>
+      </w:pPr>
+      <w:r>
+        <w:rPr>
+          <w:b/>
+          <w:i w:val="0"/>
+          <w:color w:val="142C5A"/>
+          <w:sz w:val="25"/>
+        </w:rPr>
+        <w:t>WEEK 9 — CARE OF THE COMPUTER</w:t>
+      </w:r>
+    </w:p>
+    <w:p>
+      <w:pPr>
+        <w:keepNext/>
+        <w:spacing w:after="20"/>
+      </w:pPr>
+      <w:r>
+        <w:rPr>
+          <w:b/>
+          <w:i w:val="0"/>
+          <w:color w:val="142C5A"/>
+          <w:sz w:val="21"/>
+        </w:rPr>
+        <w:t>You will learn to</w:t>
+      </w:r>
+    </w:p>
+    <w:p>
+      <w:pPr>
+        <w:spacing w:after="20"/>
+        <w:ind w:left="312" w:hanging="227"/>
+      </w:pPr>
+      <w:r>
+        <w:rPr>
+          <w:b w:val="0"/>
+          <w:i w:val="0"/>
+          <w:sz w:val="21"/>
+        </w:rPr>
+        <w:t>• care for the computer</w:t>
+      </w:r>
+    </w:p>
+    <w:p>
+      <w:pPr>
+        <w:spacing w:after="20"/>
+        <w:ind w:left="312" w:hanging="227"/>
+      </w:pPr>
+      <w:r>
+        <w:rPr>
+          <w:b w:val="0"/>
+          <w:i w:val="0"/>
+          <w:sz w:val="21"/>
+        </w:rPr>
+        <w:t>• name ways to keep it safe</w:t>
+      </w:r>
+    </w:p>
+    <w:p>
+      <w:pPr>
+        <w:spacing w:after="20"/>
+        <w:ind w:left="312" w:hanging="227"/>
+      </w:pPr>
+      <w:r>
+        <w:rPr>
+          <w:b w:val="0"/>
+          <w:i w:val="0"/>
+          <w:sz w:val="21"/>
+        </w:rPr>
+        <w:t>• use it well</w:t>
+      </w:r>
+    </w:p>
+    <w:p>
+      <w:pPr>
+        <w:keepNext/>
+        <w:spacing w:after="20"/>
+      </w:pPr>
+      <w:r>
+        <w:rPr>
+          <w:b/>
+          <w:i w:val="0"/>
+          <w:color w:val="142C5A"/>
+          <w:sz w:val="21"/>
+        </w:rPr>
+        <w:t>Things to know</w:t>
+      </w:r>
+    </w:p>
+    <w:p>
+      <w:pPr>
+        <w:spacing w:after="20"/>
+        <w:ind w:left="312" w:hanging="227"/>
+      </w:pPr>
+      <w:r>
+        <w:rPr>
+          <w:b w:val="0"/>
+          <w:i w:val="0"/>
+          <w:sz w:val="21"/>
+        </w:rPr>
+        <w:t>• We care for the computer so it lasts long.</w:t>
+      </w:r>
+    </w:p>
+    <w:p>
+      <w:pPr>
+        <w:spacing w:after="20"/>
+        <w:ind w:left="312" w:hanging="227"/>
+      </w:pPr>
+      <w:r>
+        <w:rPr>
+          <w:b w:val="0"/>
+          <w:i w:val="0"/>
+          <w:sz w:val="21"/>
+        </w:rPr>
+        <w:t xml:space="preserve">• We keep the computer </w:t>
+      </w:r>
+      <w:r>
+        <w:rPr>
+          <w:b/>
+          <w:i w:val="0"/>
+          <w:sz w:val="21"/>
+        </w:rPr>
+        <w:t>clean</w:t>
+      </w:r>
+      <w:r>
+        <w:rPr>
+          <w:b w:val="0"/>
+          <w:i w:val="0"/>
+          <w:sz w:val="21"/>
+        </w:rPr>
+        <w:t xml:space="preserve"> and free of dust.</w:t>
+      </w:r>
+    </w:p>
+    <w:p>
+      <w:pPr>
+        <w:spacing w:after="20"/>
+        <w:ind w:left="312" w:hanging="227"/>
+      </w:pPr>
+      <w:r>
+        <w:rPr>
+          <w:b w:val="0"/>
+          <w:i w:val="0"/>
+          <w:sz w:val="21"/>
+        </w:rPr>
+        <w:t xml:space="preserve">• We do not eat or drink </w:t>
+      </w:r>
+      <w:r>
+        <w:rPr>
+          <w:b/>
+          <w:i w:val="0"/>
+          <w:sz w:val="21"/>
+        </w:rPr>
+        <w:t>near</w:t>
+      </w:r>
+      <w:r>
+        <w:rPr>
+          <w:b w:val="0"/>
+          <w:i w:val="0"/>
+          <w:sz w:val="21"/>
+        </w:rPr>
+        <w:t xml:space="preserve"> the computer.</w:t>
+      </w:r>
+    </w:p>
+    <w:p>
+      <w:pPr>
+        <w:spacing w:after="0"/>
+      </w:pPr>
+      <w:r>
+        <w:br w:type="page"/>
+      </w:r>
+    </w:p>
+    <w:p>
+      <w:pPr>
+        <w:spacing w:after="20"/>
+        <w:ind w:left="312" w:hanging="227"/>
+      </w:pPr>
+      <w:r>
+        <w:rPr>
+          <w:b w:val="0"/>
+          <w:i w:val="0"/>
+          <w:sz w:val="21"/>
+        </w:rPr>
+        <w:t xml:space="preserve">• We handle the parts with </w:t>
+      </w:r>
+      <w:r>
+        <w:rPr>
+          <w:b/>
+          <w:i w:val="0"/>
+          <w:sz w:val="21"/>
+        </w:rPr>
+        <w:t>care</w:t>
+      </w:r>
+      <w:r>
+        <w:rPr>
+          <w:b w:val="0"/>
+          <w:i w:val="0"/>
+          <w:sz w:val="21"/>
+        </w:rPr>
+        <w:t>.</w:t>
+      </w:r>
+    </w:p>
+    <w:p>
+      <w:pPr>
+        <w:spacing w:after="20"/>
+        <w:ind w:left="312" w:hanging="227"/>
+      </w:pPr>
+      <w:r>
+        <w:rPr>
+          <w:b w:val="0"/>
+          <w:i w:val="0"/>
+          <w:sz w:val="21"/>
+        </w:rPr>
+        <w:t xml:space="preserve">• We do not press keys </w:t>
+      </w:r>
+      <w:r>
+        <w:rPr>
+          <w:b/>
+          <w:i w:val="0"/>
+          <w:sz w:val="21"/>
+        </w:rPr>
+        <w:t>hard</w:t>
+      </w:r>
+      <w:r>
+        <w:rPr>
+          <w:b w:val="0"/>
+          <w:i w:val="0"/>
+          <w:sz w:val="21"/>
+        </w:rPr>
+        <w:t>.</w:t>
+      </w:r>
+    </w:p>
+    <w:p>
+      <w:pPr>
+        <w:spacing w:after="20"/>
+        <w:ind w:left="312" w:hanging="227"/>
+      </w:pPr>
+      <w:r>
+        <w:rPr>
+          <w:b w:val="0"/>
+          <w:i w:val="0"/>
+          <w:sz w:val="21"/>
+        </w:rPr>
+        <w:t xml:space="preserve">• We keep the computer away from </w:t>
+      </w:r>
+      <w:r>
+        <w:rPr>
+          <w:b/>
+          <w:i w:val="0"/>
+          <w:sz w:val="21"/>
+        </w:rPr>
+        <w:t>water</w:t>
+      </w:r>
+      <w:r>
+        <w:rPr>
+          <w:b w:val="0"/>
+          <w:i w:val="0"/>
+          <w:sz w:val="21"/>
+        </w:rPr>
+        <w:t>.</w:t>
+      </w:r>
+    </w:p>
+    <w:p>
+      <w:pPr>
+        <w:spacing w:after="20"/>
+        <w:ind w:left="312" w:hanging="227"/>
+      </w:pPr>
+      <w:r>
+        <w:rPr>
+          <w:b w:val="0"/>
+          <w:i w:val="0"/>
+          <w:sz w:val="21"/>
+        </w:rPr>
+        <w:t xml:space="preserve">• We switch it off </w:t>
+      </w:r>
+      <w:r>
+        <w:rPr>
+          <w:b/>
+          <w:i w:val="0"/>
+          <w:sz w:val="21"/>
+        </w:rPr>
+        <w:t>properly</w:t>
+      </w:r>
+      <w:r>
+        <w:rPr>
+          <w:b w:val="0"/>
+          <w:i w:val="0"/>
+          <w:sz w:val="21"/>
+        </w:rPr>
+        <w:t xml:space="preserve"> when we finish.</w:t>
+      </w:r>
+    </w:p>
+    <w:p>
+      <w:pPr>
+        <w:spacing w:after="20"/>
+        <w:ind w:left="312" w:hanging="227"/>
+      </w:pPr>
+      <w:r>
+        <w:rPr>
+          <w:b w:val="0"/>
+          <w:i w:val="0"/>
+          <w:sz w:val="21"/>
+        </w:rPr>
+        <w:t xml:space="preserve">• We keep the </w:t>
+      </w:r>
+      <w:r>
+        <w:rPr>
+          <w:b/>
+          <w:i w:val="0"/>
+          <w:sz w:val="21"/>
+        </w:rPr>
+        <w:t>wires</w:t>
+      </w:r>
+      <w:r>
+        <w:rPr>
+          <w:b w:val="0"/>
+          <w:i w:val="0"/>
+          <w:sz w:val="21"/>
+        </w:rPr>
+        <w:t xml:space="preserve"> and plugs safe and dry.</w:t>
+      </w:r>
+    </w:p>
+    <w:p>
+      <w:pPr>
+        <w:spacing w:after="20"/>
+        <w:ind w:left="312" w:hanging="227"/>
+      </w:pPr>
+      <w:r>
+        <w:rPr>
+          <w:b w:val="0"/>
+          <w:i w:val="0"/>
+          <w:sz w:val="21"/>
+        </w:rPr>
+        <w:t>• We cover the computer when not in use.</w:t>
+      </w:r>
+    </w:p>
+    <w:p>
+      <w:pPr>
+        <w:spacing w:after="20"/>
+        <w:ind w:left="312" w:hanging="227"/>
+      </w:pPr>
+      <w:r>
+        <w:rPr>
+          <w:b w:val="0"/>
+          <w:i w:val="0"/>
+          <w:sz w:val="21"/>
+        </w:rPr>
+        <w:t>• Good care keeps the computer working well.</w:t>
+      </w:r>
+    </w:p>
+    <w:p>
+      <w:pPr>
+        <w:keepNext/>
+        <w:spacing w:after="20"/>
+      </w:pPr>
+      <w:r>
+        <w:rPr>
+          <w:b/>
+          <w:i w:val="0"/>
+          <w:color w:val="142C5A"/>
+          <w:sz w:val="21"/>
+        </w:rPr>
+        <w:t>Let us talk</w:t>
+      </w:r>
+    </w:p>
+    <w:p>
+      <w:pPr>
+        <w:spacing w:after="20"/>
+        <w:ind w:left="351" w:hanging="351"/>
+      </w:pPr>
+      <w:r>
+        <w:rPr>
+          <w:b w:val="0"/>
+          <w:i w:val="0"/>
+          <w:sz w:val="21"/>
+        </w:rPr>
+        <w:t>1. Why do we care for the computer?</w:t>
+      </w:r>
+    </w:p>
+    <w:p>
+      <w:pPr>
+        <w:spacing w:after="20"/>
+        <w:ind w:left="351" w:hanging="351"/>
+      </w:pPr>
+      <w:r>
+        <w:rPr>
+          <w:b w:val="0"/>
+          <w:i w:val="0"/>
+          <w:sz w:val="21"/>
+        </w:rPr>
+        <w:t>2. Name one way to care for it.</w:t>
+      </w:r>
+    </w:p>
+    <w:p>
+      <w:pPr>
+        <w:spacing w:after="20"/>
+        <w:ind w:left="351" w:hanging="351"/>
+      </w:pPr>
+      <w:r>
+        <w:rPr>
+          <w:b w:val="0"/>
+          <w:i w:val="0"/>
+          <w:sz w:val="21"/>
+        </w:rPr>
+        <w:t>3. When do we switch it off?</w:t>
+      </w:r>
+    </w:p>
+    <w:p>
+      <w:pPr>
+        <w:keepNext/>
+        <w:spacing w:after="20"/>
+      </w:pPr>
+      <w:r>
+        <w:rPr>
+          <w:b/>
+          <w:i w:val="0"/>
+          <w:color w:val="142C5A"/>
+          <w:sz w:val="21"/>
+        </w:rPr>
+        <w:t>Words for my notebook</w:t>
+      </w:r>
+    </w:p>
+    <w:p>
+      <w:pPr>
+        <w:spacing w:after="20"/>
+        <w:ind w:left="312" w:hanging="227"/>
+      </w:pPr>
+      <w:r>
+        <w:rPr>
+          <w:b w:val="0"/>
+          <w:i w:val="0"/>
+          <w:sz w:val="21"/>
+        </w:rPr>
+        <w:t>• care — to look after something well</w:t>
+      </w:r>
+    </w:p>
+    <w:p>
+      <w:pPr>
+        <w:spacing w:after="20"/>
+        <w:ind w:left="312" w:hanging="227"/>
+      </w:pPr>
+      <w:r>
+        <w:rPr>
+          <w:b w:val="0"/>
+          <w:i w:val="0"/>
+          <w:sz w:val="21"/>
+        </w:rPr>
+        <w:t>• dust — fine dry powder</w:t>
+      </w:r>
+    </w:p>
+    <w:p>
+      <w:pPr>
+        <w:spacing w:after="20"/>
+        <w:ind w:left="312" w:hanging="227"/>
+      </w:pPr>
+      <w:r>
+        <w:rPr>
+          <w:b w:val="0"/>
+          <w:i w:val="0"/>
+          <w:sz w:val="21"/>
+        </w:rPr>
+        <w:t>• switch off — to turn off</w:t>
+      </w:r>
+    </w:p>
+    <w:p>
+      <w:pPr>
+        <w:keepNext/>
+        <w:spacing w:after="20"/>
+      </w:pPr>
+      <w:r>
+        <w:rPr>
+          <w:b/>
+          <w:i w:val="0"/>
+          <w:color w:val="142C5A"/>
+          <w:sz w:val="21"/>
+        </w:rPr>
+        <w:t>Worksheet</w:t>
+      </w:r>
+    </w:p>
+    <w:p>
+      <w:pPr>
+        <w:spacing w:after="20"/>
+        <w:ind w:left="351" w:hanging="351"/>
+      </w:pPr>
+      <w:r>
+        <w:rPr>
+          <w:b w:val="0"/>
+          <w:i w:val="0"/>
+          <w:sz w:val="21"/>
+        </w:rPr>
+        <w:t>1. We care for the computer so it ___.</w:t>
+      </w:r>
+    </w:p>
+    <w:p>
+      <w:pPr>
+        <w:spacing w:after="60"/>
+        <w:ind w:left="652" w:hanging="340"/>
+      </w:pPr>
+      <w:r>
+        <w:rPr>
+          <w:b w:val="0"/>
+          <w:i w:val="0"/>
+          <w:sz w:val="21"/>
+        </w:rPr>
+        <w:t>A) lasts long B) breaks C) sleeps D) sings</w:t>
+      </w:r>
+    </w:p>
+    <w:p>
+      <w:pPr>
+        <w:spacing w:after="20"/>
+        <w:ind w:left="351" w:hanging="351"/>
+      </w:pPr>
+      <w:r>
+        <w:rPr>
+          <w:b w:val="0"/>
+          <w:i w:val="0"/>
+          <w:sz w:val="21"/>
+        </w:rPr>
+        <w:t>2. We keep the computer clean and free of ___.</w:t>
+      </w:r>
+    </w:p>
+    <w:p>
+      <w:pPr>
+        <w:spacing w:after="60"/>
+        <w:ind w:left="652" w:hanging="340"/>
+      </w:pPr>
+      <w:r>
+        <w:rPr>
+          <w:b w:val="0"/>
+          <w:i w:val="0"/>
+          <w:sz w:val="21"/>
+        </w:rPr>
+        <w:t>A) dust B) water C) food D) fire</w:t>
+      </w:r>
+    </w:p>
+    <w:p>
+      <w:pPr>
+        <w:spacing w:after="20"/>
+        <w:ind w:left="351" w:hanging="351"/>
+      </w:pPr>
+      <w:r>
+        <w:rPr>
+          <w:b w:val="0"/>
+          <w:i w:val="0"/>
+          <w:sz w:val="21"/>
+        </w:rPr>
+        <w:t>3. We do not eat or drink ___ the computer.</w:t>
+      </w:r>
+    </w:p>
+    <w:p>
+      <w:pPr>
+        <w:spacing w:after="60"/>
+        <w:ind w:left="652" w:hanging="340"/>
+      </w:pPr>
+      <w:r>
+        <w:rPr>
+          <w:b w:val="0"/>
+          <w:i w:val="0"/>
+          <w:sz w:val="21"/>
+        </w:rPr>
+        <w:t>A) near B) under C) behind D) over</w:t>
+      </w:r>
+    </w:p>
+    <w:p>
+      <w:pPr>
+        <w:spacing w:after="20"/>
+        <w:ind w:left="351" w:hanging="351"/>
+      </w:pPr>
+      <w:r>
+        <w:rPr>
+          <w:b w:val="0"/>
+          <w:i w:val="0"/>
+          <w:sz w:val="21"/>
+        </w:rPr>
+        <w:t>4. We switch it off ___ when we finish.</w:t>
+      </w:r>
+    </w:p>
+    <w:p>
+      <w:pPr>
+        <w:spacing w:after="60"/>
+        <w:ind w:left="652" w:hanging="340"/>
+      </w:pPr>
+      <w:r>
+        <w:rPr>
+          <w:b w:val="0"/>
+          <w:i w:val="0"/>
+          <w:sz w:val="21"/>
+        </w:rPr>
+        <w:t>A) properly B) quickly C) roughly D) never</w:t>
+      </w:r>
+    </w:p>
+    <w:p>
+      <w:pPr>
+        <w:spacing w:after="20"/>
+        <w:ind w:left="351" w:hanging="351"/>
+      </w:pPr>
+      <w:r>
+        <w:rPr>
+          <w:b w:val="0"/>
+          <w:i w:val="0"/>
+          <w:sz w:val="21"/>
+        </w:rPr>
+        <w:t>5. Fill in: To look after something well is to _____.</w:t>
+      </w:r>
+    </w:p>
+    <w:p>
+      <w:pPr>
+        <w:spacing w:after="20"/>
+        <w:ind w:left="351" w:hanging="351"/>
+      </w:pPr>
+      <w:r>
+        <w:rPr>
+          <w:b w:val="0"/>
+          <w:i w:val="0"/>
+          <w:sz w:val="21"/>
+        </w:rPr>
+        <w:t>6. Mention two ways to care for the computer.</w:t>
+      </w:r>
+    </w:p>
+    <w:p>
+      <w:pPr>
+        <w:spacing w:after="20"/>
+        <w:ind w:left="351" w:hanging="351"/>
+      </w:pPr>
+      <w:r>
+        <w:rPr>
+          <w:b w:val="0"/>
+          <w:i w:val="0"/>
+          <w:sz w:val="21"/>
+        </w:rPr>
+        <w:t>7. Write why we care for the computer.</w:t>
+      </w:r>
+    </w:p>
+    <w:p>
+      <w:pPr>
+        <w:keepNext/>
+        <w:spacing w:after="20"/>
+      </w:pPr>
+      <w:r>
+        <w:rPr>
+          <w:b/>
+          <w:i w:val="0"/>
+          <w:color w:val="142C5A"/>
+          <w:sz w:val="21"/>
+        </w:rPr>
+        <w:t>My own work</w:t>
+      </w:r>
+    </w:p>
+    <w:p>
+      <w:pPr>
+        <w:spacing w:after="20"/>
+        <w:ind w:left="312" w:hanging="227"/>
+      </w:pPr>
+      <w:r>
+        <w:rPr>
+          <w:b w:val="0"/>
+          <w:i w:val="0"/>
+          <w:sz w:val="21"/>
+        </w:rPr>
+        <w:t>• Draw a clean, covered computer.</w:t>
+      </w:r>
+    </w:p>
+    <w:p>
+      <w:pPr>
+        <w:spacing w:after="60"/>
+        <w:pBdr>
+          <w:bottom w:val="single" w:sz="6" w:color="BBBBBB"/>
+        </w:pBdr>
+      </w:pPr>
+    </w:p>
+    <w:p>
+      <w:pPr>
+        <w:spacing w:after="60"/>
+        <w:pBdr>
+          <w:bottom w:val="single" w:sz="6" w:color="BBBBBB"/>
+        </w:pBdr>
+      </w:pPr>
+    </w:p>
+    <w:p>
+      <w:pPr>
         <w:spacing w:after="0"/>
       </w:pPr>
       <w:r>
@@ -7573,6 +13579,1205 @@
           <w:sz w:val="21"/>
         </w:rPr>
         <w:t>45. Name the two seasons in Nigeria. (2 marks)</w:t>
+      </w:r>
+    </w:p>
+    <w:p>
+      <w:pPr>
+        <w:spacing w:after="60"/>
+        <w:pBdr>
+          <w:bottom w:val="single" w:sz="6" w:color="BBBBBB"/>
+        </w:pBdr>
+      </w:pPr>
+    </w:p>
+    <w:p>
+      <w:pPr>
+        <w:spacing w:after="60"/>
+        <w:pBdr>
+          <w:bottom w:val="single" w:sz="6" w:color="BBBBBB"/>
+        </w:pBdr>
+      </w:pPr>
+    </w:p>
+    <w:p>
+      <w:pPr>
+        <w:spacing w:after="0"/>
+      </w:pPr>
+      <w:r>
+        <w:br w:type="page"/>
+      </w:r>
+    </w:p>
+    <w:p>
+      <w:pPr>
+        <w:pStyle w:val="Heading1"/>
+        <w:keepNext/>
+        <w:spacing w:before="80" w:after="80"/>
+      </w:pPr>
+      <w:r>
+        <w:rPr>
+          <w:b/>
+          <w:i w:val="0"/>
+          <w:color w:val="142C5A"/>
+          <w:sz w:val="33"/>
+        </w:rPr>
+        <w:t>EXAMINATION PRACTICE — BASIC DIGITAL LITERACY (PRIMARY 2 · 1ST TERM)</w:t>
+      </w:r>
+    </w:p>
+    <w:p>
+      <w:r>
+        <w:rPr>
+          <w:b/>
+          <w:i w:val="0"/>
+          <w:sz w:val="21"/>
+        </w:rPr>
+        <w:t>Time:</w:t>
+      </w:r>
+      <w:r>
+        <w:rPr>
+          <w:b w:val="0"/>
+          <w:i w:val="0"/>
+          <w:sz w:val="21"/>
+        </w:rPr>
+        <w:t xml:space="preserve"> 1 hour · </w:t>
+      </w:r>
+      <w:r>
+        <w:rPr>
+          <w:b/>
+          <w:i w:val="0"/>
+          <w:sz w:val="21"/>
+        </w:rPr>
+        <w:t>Total: 50 marks</w:t>
+      </w:r>
+    </w:p>
+    <w:p>
+      <w:pPr>
+        <w:keepNext/>
+        <w:spacing w:before="240" w:after="60"/>
+      </w:pPr>
+      <w:r>
+        <w:rPr>
+          <w:b/>
+          <w:i w:val="0"/>
+          <w:color w:val="142C5A"/>
+          <w:sz w:val="27"/>
+        </w:rPr>
+        <w:t>SECTION A — OBJECTIVE (30 MARKS)</w:t>
+      </w:r>
+    </w:p>
+    <w:p>
+      <w:r>
+        <w:rPr>
+          <w:b w:val="0"/>
+          <w:i w:val="0"/>
+          <w:sz w:val="21"/>
+        </w:rPr>
+        <w:t>Choose the correct option and ring the letter.</w:t>
+      </w:r>
+    </w:p>
+    <w:p>
+      <w:pPr>
+        <w:spacing w:after="20"/>
+        <w:ind w:left="351" w:hanging="351"/>
+      </w:pPr>
+      <w:r>
+        <w:rPr>
+          <w:b w:val="0"/>
+          <w:i w:val="0"/>
+          <w:sz w:val="21"/>
+        </w:rPr>
+        <w:t>1. A machine that takes in information and gives results is a ___</w:t>
+      </w:r>
+    </w:p>
+    <w:p>
+      <w:pPr>
+        <w:spacing w:after="60"/>
+        <w:ind w:left="652" w:hanging="340"/>
+      </w:pPr>
+      <w:r>
+        <w:rPr>
+          <w:b w:val="0"/>
+          <w:i w:val="0"/>
+          <w:sz w:val="21"/>
+        </w:rPr>
+        <w:t>A) fan   B) computer   C) stove   D) radio</w:t>
+      </w:r>
+    </w:p>
+    <w:p>
+      <w:pPr>
+        <w:spacing w:after="20"/>
+        <w:ind w:left="351" w:hanging="351"/>
+      </w:pPr>
+      <w:r>
+        <w:rPr>
+          <w:b w:val="0"/>
+          <w:i w:val="0"/>
+          <w:sz w:val="21"/>
+        </w:rPr>
+        <w:t>2. The screen of a computer is the ___</w:t>
+      </w:r>
+    </w:p>
+    <w:p>
+      <w:pPr>
+        <w:spacing w:after="60"/>
+        <w:ind w:left="652" w:hanging="340"/>
+      </w:pPr>
+      <w:r>
+        <w:rPr>
+          <w:b w:val="0"/>
+          <w:i w:val="0"/>
+          <w:sz w:val="21"/>
+        </w:rPr>
+        <w:t>A) mouse   B) keyboard   C) monitor   D) speaker</w:t>
+      </w:r>
+    </w:p>
+    <w:p>
+      <w:pPr>
+        <w:spacing w:after="20"/>
+        <w:ind w:left="351" w:hanging="351"/>
+      </w:pPr>
+      <w:r>
+        <w:rPr>
+          <w:b w:val="0"/>
+          <w:i w:val="0"/>
+          <w:sz w:val="21"/>
+        </w:rPr>
+        <w:t>3. The main box of a computer is the ___</w:t>
+      </w:r>
+    </w:p>
+    <w:p>
+      <w:pPr>
+        <w:spacing w:after="60"/>
+        <w:ind w:left="652" w:hanging="340"/>
+      </w:pPr>
+      <w:r>
+        <w:rPr>
+          <w:b w:val="0"/>
+          <w:i w:val="0"/>
+          <w:sz w:val="21"/>
+        </w:rPr>
+        <w:t>A) system unit   B) mouse   C) monitor   D) printer</w:t>
+      </w:r>
+    </w:p>
+    <w:p>
+      <w:pPr>
+        <w:spacing w:after="20"/>
+        <w:ind w:left="351" w:hanging="351"/>
+      </w:pPr>
+      <w:r>
+        <w:rPr>
+          <w:b w:val="0"/>
+          <w:i w:val="0"/>
+          <w:sz w:val="21"/>
+        </w:rPr>
+        <w:t>4. A computer needs ___ to work</w:t>
+      </w:r>
+    </w:p>
+    <w:p>
+      <w:pPr>
+        <w:spacing w:after="60"/>
+        <w:ind w:left="652" w:hanging="340"/>
+      </w:pPr>
+      <w:r>
+        <w:rPr>
+          <w:b w:val="0"/>
+          <w:i w:val="0"/>
+          <w:sz w:val="21"/>
+        </w:rPr>
+        <w:t>A) water   B) fire   C) wind   D) electricity</w:t>
+      </w:r>
+    </w:p>
+    <w:p>
+      <w:pPr>
+        <w:spacing w:after="20"/>
+        <w:ind w:left="351" w:hanging="351"/>
+      </w:pPr>
+      <w:r>
+        <w:rPr>
+          <w:b w:val="0"/>
+          <w:i w:val="0"/>
+          <w:sz w:val="21"/>
+        </w:rPr>
+        <w:t>5. The parts of a computer we can see and touch are ___</w:t>
+      </w:r>
+    </w:p>
+    <w:p>
+      <w:pPr>
+        <w:spacing w:after="60"/>
+        <w:ind w:left="652" w:hanging="340"/>
+      </w:pPr>
+      <w:r>
+        <w:rPr>
+          <w:b w:val="0"/>
+          <w:i w:val="0"/>
+          <w:sz w:val="21"/>
+        </w:rPr>
+        <w:t>A) software   B) wires   C) hardware   D) data</w:t>
+      </w:r>
+    </w:p>
+    <w:p>
+      <w:pPr>
+        <w:spacing w:after="20"/>
+        <w:ind w:left="351" w:hanging="351"/>
+      </w:pPr>
+      <w:r>
+        <w:rPr>
+          <w:b w:val="0"/>
+          <w:i w:val="0"/>
+          <w:sz w:val="21"/>
+        </w:rPr>
+        <w:t>6. Which of these is an input device?</w:t>
+      </w:r>
+    </w:p>
+    <w:p>
+      <w:pPr>
+        <w:spacing w:after="60"/>
+        <w:ind w:left="652" w:hanging="340"/>
+      </w:pPr>
+      <w:r>
+        <w:rPr>
+          <w:b w:val="0"/>
+          <w:i w:val="0"/>
+          <w:sz w:val="21"/>
+        </w:rPr>
+        <w:t>A) printer   B) keyboard   C) monitor   D) speaker</w:t>
+      </w:r>
+    </w:p>
+    <w:p>
+      <w:pPr>
+        <w:spacing w:after="20"/>
+        <w:ind w:left="351" w:hanging="351"/>
+      </w:pPr>
+      <w:r>
+        <w:rPr>
+          <w:b w:val="0"/>
+          <w:i w:val="0"/>
+          <w:sz w:val="21"/>
+        </w:rPr>
+        <w:t>7. Which of these is an output device?</w:t>
+      </w:r>
+    </w:p>
+    <w:p>
+      <w:pPr>
+        <w:spacing w:after="60"/>
+        <w:ind w:left="652" w:hanging="340"/>
+      </w:pPr>
+      <w:r>
+        <w:rPr>
+          <w:b w:val="0"/>
+          <w:i w:val="0"/>
+          <w:sz w:val="21"/>
+        </w:rPr>
+        <w:t>A) monitor   B) scanner   C) mouse   D) keyboard</w:t>
+      </w:r>
+    </w:p>
+    <w:p>
+      <w:pPr>
+        <w:spacing w:after="20"/>
+        <w:ind w:left="351" w:hanging="351"/>
+      </w:pPr>
+      <w:r>
+        <w:rPr>
+          <w:b w:val="0"/>
+          <w:i w:val="0"/>
+          <w:sz w:val="21"/>
+        </w:rPr>
+        <w:t>8. The ___ holds the main working parts</w:t>
+      </w:r>
+    </w:p>
+    <w:p>
+      <w:pPr>
+        <w:spacing w:after="60"/>
+        <w:ind w:left="652" w:hanging="340"/>
+      </w:pPr>
+      <w:r>
+        <w:rPr>
+          <w:b w:val="0"/>
+          <w:i w:val="0"/>
+          <w:sz w:val="21"/>
+        </w:rPr>
+        <w:t>A) mouse   B) keyboard   C) screen   D) system unit</w:t>
+      </w:r>
+    </w:p>
+    <w:p>
+      <w:pPr>
+        <w:spacing w:after="20"/>
+        <w:ind w:left="351" w:hanging="351"/>
+      </w:pPr>
+      <w:r>
+        <w:rPr>
+          <w:b w:val="0"/>
+          <w:i w:val="0"/>
+          <w:sz w:val="21"/>
+        </w:rPr>
+        <w:t>9. The instructions that tell the computer what to do are ___</w:t>
+      </w:r>
+    </w:p>
+    <w:p>
+      <w:pPr>
+        <w:spacing w:after="60"/>
+        <w:ind w:left="652" w:hanging="340"/>
+      </w:pPr>
+      <w:r>
+        <w:rPr>
+          <w:b w:val="0"/>
+          <w:i w:val="0"/>
+          <w:sz w:val="21"/>
+        </w:rPr>
+        <w:t>A) hardware   B) wires   C) software   D) keys</w:t>
+      </w:r>
+    </w:p>
+    <w:p>
+      <w:pPr>
+        <w:spacing w:after="20"/>
+        <w:ind w:left="351" w:hanging="351"/>
+      </w:pPr>
+      <w:r>
+        <w:rPr>
+          <w:b w:val="0"/>
+          <w:i w:val="0"/>
+          <w:sz w:val="21"/>
+        </w:rPr>
+        <w:t>10. Can we touch software?</w:t>
+      </w:r>
+    </w:p>
+    <w:p>
+      <w:pPr>
+        <w:spacing w:after="60"/>
+        <w:ind w:left="652" w:hanging="340"/>
+      </w:pPr>
+      <w:r>
+        <w:rPr>
+          <w:b w:val="0"/>
+          <w:i w:val="0"/>
+          <w:sz w:val="21"/>
+        </w:rPr>
+        <w:t>A) yes   B) no   C) sometimes   D) maybe</w:t>
+      </w:r>
+    </w:p>
+    <w:p>
+      <w:pPr>
+        <w:spacing w:after="20"/>
+        <w:ind w:left="351" w:hanging="351"/>
+      </w:pPr>
+      <w:r>
+        <w:rPr>
+          <w:b w:val="0"/>
+          <w:i w:val="0"/>
+          <w:sz w:val="21"/>
+        </w:rPr>
+        <w:t>11. Software that helps us do work is ___ software</w:t>
+      </w:r>
+    </w:p>
+    <w:p>
+      <w:pPr>
+        <w:spacing w:after="60"/>
+        <w:ind w:left="652" w:hanging="340"/>
+      </w:pPr>
+      <w:r>
+        <w:rPr>
+          <w:b w:val="0"/>
+          <w:i w:val="0"/>
+          <w:sz w:val="21"/>
+        </w:rPr>
+        <w:t>A) application   B) soft   C) system   D) hard</w:t>
+      </w:r>
+    </w:p>
+    <w:p>
+      <w:pPr>
+        <w:spacing w:after="20"/>
+        <w:ind w:left="351" w:hanging="351"/>
+      </w:pPr>
+      <w:r>
+        <w:rPr>
+          <w:b w:val="0"/>
+          <w:i w:val="0"/>
+          <w:sz w:val="21"/>
+        </w:rPr>
+        <w:t>12. Without software, the hardware ___</w:t>
+      </w:r>
+    </w:p>
+    <w:p>
+      <w:pPr>
+        <w:spacing w:after="60"/>
+        <w:ind w:left="652" w:hanging="340"/>
+      </w:pPr>
+      <w:r>
+        <w:rPr>
+          <w:b w:val="0"/>
+          <w:i w:val="0"/>
+          <w:sz w:val="21"/>
+        </w:rPr>
+        <w:t>A) sleeps   B) sings   C) cannot do anything   D) works faster</w:t>
+      </w:r>
+    </w:p>
+    <w:p>
+      <w:pPr>
+        <w:spacing w:after="20"/>
+        <w:ind w:left="351" w:hanging="351"/>
+      </w:pPr>
+      <w:r>
+        <w:rPr>
+          <w:b w:val="0"/>
+          <w:i w:val="0"/>
+          <w:sz w:val="21"/>
+        </w:rPr>
+        <w:t>13. At school we use computers to learn and ___</w:t>
+      </w:r>
+    </w:p>
+    <w:p>
+      <w:pPr>
+        <w:spacing w:after="60"/>
+        <w:ind w:left="652" w:hanging="340"/>
+      </w:pPr>
+      <w:r>
+        <w:rPr>
+          <w:b w:val="0"/>
+          <w:i w:val="0"/>
+          <w:sz w:val="21"/>
+        </w:rPr>
+        <w:t>A) sleep   B) type   C) cook   D) wash</w:t>
+      </w:r>
+    </w:p>
+    <w:p>
+      <w:pPr>
+        <w:spacing w:after="20"/>
+        <w:ind w:left="351" w:hanging="351"/>
+      </w:pPr>
+      <w:r>
+        <w:rPr>
+          <w:b w:val="0"/>
+          <w:i w:val="0"/>
+          <w:sz w:val="21"/>
+        </w:rPr>
+        <w:t>14. In banks, computers keep ___ records</w:t>
+      </w:r>
+    </w:p>
+    <w:p>
+      <w:pPr>
+        <w:spacing w:after="60"/>
+        <w:ind w:left="652" w:hanging="340"/>
+      </w:pPr>
+      <w:r>
+        <w:rPr>
+          <w:b w:val="0"/>
+          <w:i w:val="0"/>
+          <w:sz w:val="21"/>
+        </w:rPr>
+        <w:t>A) water   B) food   C) cloth   D) money</w:t>
+      </w:r>
+    </w:p>
+    <w:p>
+      <w:pPr>
+        <w:spacing w:after="20"/>
+        <w:ind w:left="351" w:hanging="351"/>
+      </w:pPr>
+      <w:r>
+        <w:rPr>
+          <w:b w:val="0"/>
+          <w:i w:val="0"/>
+          <w:sz w:val="21"/>
+        </w:rPr>
+        <w:t>15. We can draw, write and ___ with a computer</w:t>
+      </w:r>
+    </w:p>
+    <w:p>
+      <w:pPr>
+        <w:spacing w:after="60"/>
+        <w:ind w:left="652" w:hanging="340"/>
+      </w:pPr>
+      <w:r>
+        <w:rPr>
+          <w:b w:val="0"/>
+          <w:i w:val="0"/>
+          <w:sz w:val="21"/>
+        </w:rPr>
+        <w:t>A) bathe   B) cook   C) calculate   D) run</w:t>
+      </w:r>
+    </w:p>
+    <w:p>
+      <w:pPr>
+        <w:spacing w:after="20"/>
+        <w:ind w:left="351" w:hanging="351"/>
+      </w:pPr>
+      <w:r>
+        <w:rPr>
+          <w:b w:val="0"/>
+          <w:i w:val="0"/>
+          <w:sz w:val="21"/>
+        </w:rPr>
+        <w:t>16. Computers make work fast and ___</w:t>
+      </w:r>
+    </w:p>
+    <w:p>
+      <w:pPr>
+        <w:spacing w:after="60"/>
+        <w:ind w:left="652" w:hanging="340"/>
+      </w:pPr>
+      <w:r>
+        <w:rPr>
+          <w:b w:val="0"/>
+          <w:i w:val="0"/>
+          <w:sz w:val="21"/>
+        </w:rPr>
+        <w:t>A) hard   B) easy   C) dirty   D) slow</w:t>
+      </w:r>
+    </w:p>
+    <w:p>
+      <w:pPr>
+        <w:spacing w:after="20"/>
+        <w:ind w:left="351" w:hanging="351"/>
+      </w:pPr>
+      <w:r>
+        <w:rPr>
+          <w:b w:val="0"/>
+          <w:i w:val="0"/>
+          <w:sz w:val="21"/>
+        </w:rPr>
+        <w:t>17. The room where we use computers at school is the ___ room</w:t>
+      </w:r>
+    </w:p>
+    <w:p>
+      <w:pPr>
+        <w:spacing w:after="60"/>
+        <w:ind w:left="652" w:hanging="340"/>
+      </w:pPr>
+      <w:r>
+        <w:rPr>
+          <w:b w:val="0"/>
+          <w:i w:val="0"/>
+          <w:sz w:val="21"/>
+        </w:rPr>
+        <w:t>A) computer   B) staff   C) class   D) store</w:t>
+      </w:r>
+    </w:p>
+    <w:p>
+      <w:pPr>
+        <w:spacing w:after="20"/>
+        <w:ind w:left="351" w:hanging="351"/>
+      </w:pPr>
+      <w:r>
+        <w:rPr>
+          <w:b w:val="0"/>
+          <w:i w:val="0"/>
+          <w:sz w:val="21"/>
+        </w:rPr>
+        <w:t>18. We enter the computer room with ___</w:t>
+      </w:r>
+    </w:p>
+    <w:p>
+      <w:pPr>
+        <w:spacing w:after="60"/>
+        <w:ind w:left="652" w:hanging="340"/>
+      </w:pPr>
+      <w:r>
+        <w:rPr>
+          <w:b w:val="0"/>
+          <w:i w:val="0"/>
+          <w:sz w:val="21"/>
+        </w:rPr>
+        <w:t>A) food   B) water   C) noise   D) permission</w:t>
+      </w:r>
+    </w:p>
+    <w:p>
+      <w:pPr>
+        <w:spacing w:after="20"/>
+        <w:ind w:left="351" w:hanging="351"/>
+      </w:pPr>
+      <w:r>
+        <w:rPr>
+          <w:b w:val="0"/>
+          <w:i w:val="0"/>
+          <w:sz w:val="21"/>
+        </w:rPr>
+        <w:t>19. We do not ___ in the computer room</w:t>
+      </w:r>
+    </w:p>
+    <w:p>
+      <w:pPr>
+        <w:spacing w:after="60"/>
+        <w:ind w:left="652" w:hanging="340"/>
+      </w:pPr>
+      <w:r>
+        <w:rPr>
+          <w:b w:val="0"/>
+          <w:i w:val="0"/>
+          <w:sz w:val="21"/>
+        </w:rPr>
+        <w:t>A) look   B) sit   C) eat or drink   D) learn</w:t>
+      </w:r>
+    </w:p>
+    <w:p>
+      <w:pPr>
+        <w:spacing w:after="20"/>
+        <w:ind w:left="351" w:hanging="351"/>
+      </w:pPr>
+      <w:r>
+        <w:rPr>
+          <w:b w:val="0"/>
+          <w:i w:val="0"/>
+          <w:sz w:val="21"/>
+        </w:rPr>
+        <w:t>20. We handle the computers with ___</w:t>
+      </w:r>
+    </w:p>
+    <w:p>
+      <w:pPr>
+        <w:spacing w:after="60"/>
+        <w:ind w:left="652" w:hanging="340"/>
+      </w:pPr>
+      <w:r>
+        <w:rPr>
+          <w:b w:val="0"/>
+          <w:i w:val="0"/>
+          <w:sz w:val="21"/>
+        </w:rPr>
+        <w:t>A) care   B) force   C) noise   D) anger</w:t>
+      </w:r>
+    </w:p>
+    <w:p>
+      <w:pPr>
+        <w:spacing w:after="20"/>
+        <w:ind w:left="351" w:hanging="351"/>
+      </w:pPr>
+      <w:r>
+        <w:rPr>
+          <w:b w:val="0"/>
+          <w:i w:val="0"/>
+          <w:sz w:val="21"/>
+        </w:rPr>
+        <w:t>21. The input device with keys is the ___</w:t>
+      </w:r>
+    </w:p>
+    <w:p>
+      <w:pPr>
+        <w:spacing w:after="60"/>
+        <w:ind w:left="652" w:hanging="340"/>
+      </w:pPr>
+      <w:r>
+        <w:rPr>
+          <w:b w:val="0"/>
+          <w:i w:val="0"/>
+          <w:sz w:val="21"/>
+        </w:rPr>
+        <w:t>A) monitor   B) keyboard   C) printer   D) mouse</w:t>
+      </w:r>
+    </w:p>
+    <w:p>
+      <w:pPr>
+        <w:spacing w:after="20"/>
+        <w:ind w:left="351" w:hanging="351"/>
+      </w:pPr>
+      <w:r>
+        <w:rPr>
+          <w:b w:val="0"/>
+          <w:i w:val="0"/>
+          <w:sz w:val="21"/>
+        </w:rPr>
+        <w:t>22. We use the keyboard to ___ into the computer</w:t>
+      </w:r>
+    </w:p>
+    <w:p>
+      <w:pPr>
+        <w:spacing w:after="60"/>
+        <w:ind w:left="652" w:hanging="340"/>
+      </w:pPr>
+      <w:r>
+        <w:rPr>
+          <w:b w:val="0"/>
+          <w:i w:val="0"/>
+          <w:sz w:val="21"/>
+        </w:rPr>
+        <w:t>A) sing   B) sleep   C) cook   D) type</w:t>
+      </w:r>
+    </w:p>
+    <w:p>
+      <w:pPr>
+        <w:spacing w:after="20"/>
+        <w:ind w:left="351" w:hanging="351"/>
+      </w:pPr>
+      <w:r>
+        <w:rPr>
+          <w:b w:val="0"/>
+          <w:i w:val="0"/>
+          <w:sz w:val="21"/>
+        </w:rPr>
+        <w:t>23. The ___ makes a space between words</w:t>
+      </w:r>
+    </w:p>
+    <w:p>
+      <w:pPr>
+        <w:spacing w:after="60"/>
+        <w:ind w:left="652" w:hanging="340"/>
+      </w:pPr>
+      <w:r>
+        <w:rPr>
+          <w:b w:val="0"/>
+          <w:i w:val="0"/>
+          <w:sz w:val="21"/>
+        </w:rPr>
+        <w:t>A) space bar   B) enter key   C) number key   D) shift key</w:t>
+      </w:r>
+    </w:p>
+    <w:p>
+      <w:pPr>
+        <w:spacing w:after="20"/>
+        <w:ind w:left="351" w:hanging="351"/>
+      </w:pPr>
+      <w:r>
+        <w:rPr>
+          <w:b w:val="0"/>
+          <w:i w:val="0"/>
+          <w:sz w:val="21"/>
+        </w:rPr>
+        <w:t>24. We press the keys ___</w:t>
+      </w:r>
+    </w:p>
+    <w:p>
+      <w:pPr>
+        <w:spacing w:after="60"/>
+        <w:ind w:left="652" w:hanging="340"/>
+      </w:pPr>
+      <w:r>
+        <w:rPr>
+          <w:b w:val="0"/>
+          <w:i w:val="0"/>
+          <w:sz w:val="21"/>
+        </w:rPr>
+        <w:t>A) fast   B) gently   C) hard   D) roughly</w:t>
+      </w:r>
+    </w:p>
+    <w:p>
+      <w:pPr>
+        <w:spacing w:after="20"/>
+        <w:ind w:left="351" w:hanging="351"/>
+      </w:pPr>
+      <w:r>
+        <w:rPr>
+          <w:b w:val="0"/>
+          <w:i w:val="0"/>
+          <w:sz w:val="21"/>
+        </w:rPr>
+        <w:t>25. The input device we use to point is the ___</w:t>
+      </w:r>
+    </w:p>
+    <w:p>
+      <w:pPr>
+        <w:spacing w:after="60"/>
+        <w:ind w:left="652" w:hanging="340"/>
+      </w:pPr>
+      <w:r>
+        <w:rPr>
+          <w:b w:val="0"/>
+          <w:i w:val="0"/>
+          <w:sz w:val="21"/>
+        </w:rPr>
+        <w:t>A) monitor   B) keyboard   C) mouse   D) printer</w:t>
+      </w:r>
+    </w:p>
+    <w:p>
+      <w:pPr>
+        <w:spacing w:after="20"/>
+        <w:ind w:left="351" w:hanging="351"/>
+      </w:pPr>
+      <w:r>
+        <w:rPr>
+          <w:b w:val="0"/>
+          <w:i w:val="0"/>
+          <w:sz w:val="21"/>
+        </w:rPr>
+        <w:t>26. We ___ by pressing a mouse button once</w:t>
+      </w:r>
+    </w:p>
+    <w:p>
+      <w:pPr>
+        <w:spacing w:after="60"/>
+        <w:ind w:left="652" w:hanging="340"/>
+      </w:pPr>
+      <w:r>
+        <w:rPr>
+          <w:b w:val="0"/>
+          <w:i w:val="0"/>
+          <w:sz w:val="21"/>
+        </w:rPr>
+        <w:t>A) sing   B) run   C) type   D) click</w:t>
+      </w:r>
+    </w:p>
+    <w:p>
+      <w:pPr>
+        <w:spacing w:after="20"/>
+        <w:ind w:left="351" w:hanging="351"/>
+      </w:pPr>
+      <w:r>
+        <w:rPr>
+          <w:b w:val="0"/>
+          <w:i w:val="0"/>
+          <w:sz w:val="21"/>
+        </w:rPr>
+        <w:t>27. The mouse moves the ___ on the screen</w:t>
+      </w:r>
+    </w:p>
+    <w:p>
+      <w:pPr>
+        <w:spacing w:after="60"/>
+        <w:ind w:left="652" w:hanging="340"/>
+      </w:pPr>
+      <w:r>
+        <w:rPr>
+          <w:b w:val="0"/>
+          <w:i w:val="0"/>
+          <w:sz w:val="21"/>
+        </w:rPr>
+        <w:t>A) box   B) pointer   C) key   D) wire</w:t>
+      </w:r>
+    </w:p>
+    <w:p>
+      <w:pPr>
+        <w:spacing w:after="0"/>
+      </w:pPr>
+      <w:r>
+        <w:br w:type="page"/>
+      </w:r>
+    </w:p>
+    <w:p>
+      <w:pPr>
+        <w:spacing w:after="20"/>
+        <w:ind w:left="351" w:hanging="351"/>
+      </w:pPr>
+      <w:r>
+        <w:rPr>
+          <w:b w:val="0"/>
+          <w:i w:val="0"/>
+          <w:sz w:val="21"/>
+        </w:rPr>
+        <w:t>28. We care for the computer so it ___</w:t>
+      </w:r>
+    </w:p>
+    <w:p>
+      <w:pPr>
+        <w:spacing w:after="60"/>
+        <w:ind w:left="652" w:hanging="340"/>
+      </w:pPr>
+      <w:r>
+        <w:rPr>
+          <w:b w:val="0"/>
+          <w:i w:val="0"/>
+          <w:sz w:val="21"/>
+        </w:rPr>
+        <w:t>A) sings   B) breaks   C) lasts long   D) sleeps</w:t>
+      </w:r>
+    </w:p>
+    <w:p>
+      <w:pPr>
+        <w:spacing w:after="20"/>
+        <w:ind w:left="351" w:hanging="351"/>
+      </w:pPr>
+      <w:r>
+        <w:rPr>
+          <w:b w:val="0"/>
+          <w:i w:val="0"/>
+          <w:sz w:val="21"/>
+        </w:rPr>
+        <w:t>29. We keep the computer clean and free of ___</w:t>
+      </w:r>
+    </w:p>
+    <w:p>
+      <w:pPr>
+        <w:spacing w:after="60"/>
+        <w:ind w:left="652" w:hanging="340"/>
+      </w:pPr>
+      <w:r>
+        <w:rPr>
+          <w:b w:val="0"/>
+          <w:i w:val="0"/>
+          <w:sz w:val="21"/>
+        </w:rPr>
+        <w:t>A) water   B) food   C) fire   D) dust</w:t>
+      </w:r>
+    </w:p>
+    <w:p>
+      <w:pPr>
+        <w:spacing w:after="20"/>
+        <w:ind w:left="351" w:hanging="351"/>
+      </w:pPr>
+      <w:r>
+        <w:rPr>
+          <w:b w:val="0"/>
+          <w:i w:val="0"/>
+          <w:sz w:val="21"/>
+        </w:rPr>
+        <w:t>30. We switch it off ___ when we finish</w:t>
+      </w:r>
+    </w:p>
+    <w:p>
+      <w:pPr>
+        <w:spacing w:after="60"/>
+        <w:ind w:left="652" w:hanging="340"/>
+      </w:pPr>
+      <w:r>
+        <w:rPr>
+          <w:b w:val="0"/>
+          <w:i w:val="0"/>
+          <w:sz w:val="21"/>
+        </w:rPr>
+        <w:t>A) properly   B) roughly   C) quickly   D) never</w:t>
+      </w:r>
+    </w:p>
+    <w:p>
+      <w:pPr>
+        <w:keepNext/>
+        <w:spacing w:before="240" w:after="60"/>
+      </w:pPr>
+      <w:r>
+        <w:rPr>
+          <w:b/>
+          <w:i w:val="0"/>
+          <w:color w:val="142C5A"/>
+          <w:sz w:val="27"/>
+        </w:rPr>
+        <w:t>SECTION B — SUB-OBJECTIVE (10 MARKS)</w:t>
+      </w:r>
+    </w:p>
+    <w:p>
+      <w:r>
+        <w:rPr>
+          <w:b w:val="0"/>
+          <w:i w:val="0"/>
+          <w:sz w:val="21"/>
+        </w:rPr>
+        <w:t>Answer briefly.</w:t>
+      </w:r>
+    </w:p>
+    <w:p>
+      <w:pPr>
+        <w:spacing w:after="20"/>
+        <w:ind w:left="351" w:hanging="351"/>
+      </w:pPr>
+      <w:r>
+        <w:rPr>
+          <w:b w:val="0"/>
+          <w:i w:val="0"/>
+          <w:sz w:val="21"/>
+        </w:rPr>
+        <w:t>31. Name two parts of a computer</w:t>
+      </w:r>
+    </w:p>
+    <w:p>
+      <w:pPr>
+        <w:spacing w:after="20"/>
+        <w:ind w:left="351" w:hanging="351"/>
+      </w:pPr>
+      <w:r>
+        <w:rPr>
+          <w:b w:val="0"/>
+          <w:i w:val="0"/>
+          <w:sz w:val="21"/>
+        </w:rPr>
+        <w:t>32. Name two hardware parts</w:t>
+      </w:r>
+    </w:p>
+    <w:p>
+      <w:pPr>
+        <w:spacing w:after="20"/>
+        <w:ind w:left="351" w:hanging="351"/>
+      </w:pPr>
+      <w:r>
+        <w:rPr>
+          <w:b w:val="0"/>
+          <w:i w:val="0"/>
+          <w:sz w:val="21"/>
+        </w:rPr>
+        <w:t>33. Name two input devices</w:t>
+      </w:r>
+    </w:p>
+    <w:p>
+      <w:pPr>
+        <w:spacing w:after="20"/>
+        <w:ind w:left="351" w:hanging="351"/>
+      </w:pPr>
+      <w:r>
+        <w:rPr>
+          <w:b w:val="0"/>
+          <w:i w:val="0"/>
+          <w:sz w:val="21"/>
+        </w:rPr>
+        <w:t>34. Name two output devices</w:t>
+      </w:r>
+    </w:p>
+    <w:p>
+      <w:pPr>
+        <w:spacing w:after="20"/>
+        <w:ind w:left="351" w:hanging="351"/>
+      </w:pPr>
+      <w:r>
+        <w:rPr>
+          <w:b w:val="0"/>
+          <w:i w:val="0"/>
+          <w:sz w:val="21"/>
+        </w:rPr>
+        <w:t>35. Name two types of software</w:t>
+      </w:r>
+    </w:p>
+    <w:p>
+      <w:pPr>
+        <w:spacing w:after="20"/>
+        <w:ind w:left="351" w:hanging="351"/>
+      </w:pPr>
+      <w:r>
+        <w:rPr>
+          <w:b w:val="0"/>
+          <w:i w:val="0"/>
+          <w:sz w:val="21"/>
+        </w:rPr>
+        <w:t>36. Name two uses of computers</w:t>
+      </w:r>
+    </w:p>
+    <w:p>
+      <w:pPr>
+        <w:spacing w:after="20"/>
+        <w:ind w:left="351" w:hanging="351"/>
+      </w:pPr>
+      <w:r>
+        <w:rPr>
+          <w:b w:val="0"/>
+          <w:i w:val="0"/>
+          <w:sz w:val="21"/>
+        </w:rPr>
+        <w:t>37. Name two rules of the computer room</w:t>
+      </w:r>
+    </w:p>
+    <w:p>
+      <w:pPr>
+        <w:spacing w:after="20"/>
+        <w:ind w:left="351" w:hanging="351"/>
+      </w:pPr>
+      <w:r>
+        <w:rPr>
+          <w:b w:val="0"/>
+          <w:i w:val="0"/>
+          <w:sz w:val="21"/>
+        </w:rPr>
+        <w:t>38. Name two keys on the keyboard</w:t>
+      </w:r>
+    </w:p>
+    <w:p>
+      <w:pPr>
+        <w:spacing w:after="20"/>
+        <w:ind w:left="351" w:hanging="351"/>
+      </w:pPr>
+      <w:r>
+        <w:rPr>
+          <w:b w:val="0"/>
+          <w:i w:val="0"/>
+          <w:sz w:val="21"/>
+        </w:rPr>
+        <w:t>39. Name two things we do with a mouse</w:t>
+      </w:r>
+    </w:p>
+    <w:p>
+      <w:pPr>
+        <w:spacing w:after="20"/>
+        <w:ind w:left="351" w:hanging="351"/>
+      </w:pPr>
+      <w:r>
+        <w:rPr>
+          <w:b w:val="0"/>
+          <w:i w:val="0"/>
+          <w:sz w:val="21"/>
+        </w:rPr>
+        <w:t>40. Name two ways to care for the computer</w:t>
+      </w:r>
+    </w:p>
+    <w:p>
+      <w:pPr>
+        <w:keepNext/>
+        <w:spacing w:before="240" w:after="60"/>
+      </w:pPr>
+      <w:r>
+        <w:rPr>
+          <w:b/>
+          <w:i w:val="0"/>
+          <w:color w:val="142C5A"/>
+          <w:sz w:val="27"/>
+        </w:rPr>
+        <w:t>SECTION C — THEORY (10 MARKS)</w:t>
+      </w:r>
+    </w:p>
+    <w:p>
+      <w:r>
+        <w:rPr>
+          <w:b w:val="0"/>
+          <w:i w:val="0"/>
+          <w:sz w:val="21"/>
+        </w:rPr>
+        <w:t>Answer in full sentences.</w:t>
+      </w:r>
+    </w:p>
+    <w:p>
+      <w:pPr>
+        <w:spacing w:after="20"/>
+        <w:ind w:left="351" w:hanging="351"/>
+      </w:pPr>
+      <w:r>
+        <w:rPr>
+          <w:b w:val="0"/>
+          <w:i w:val="0"/>
+          <w:sz w:val="21"/>
+        </w:rPr>
+        <w:t>41. What is a computer? Name one part. (2 marks)</w:t>
+      </w:r>
+    </w:p>
+    <w:p>
+      <w:pPr>
+        <w:spacing w:after="20"/>
+        <w:ind w:left="351" w:hanging="351"/>
+      </w:pPr>
+      <w:r>
+        <w:rPr>
+          <w:b w:val="0"/>
+          <w:i w:val="0"/>
+          <w:sz w:val="21"/>
+        </w:rPr>
+        <w:t>42. What is hardware? Name two hardware parts. (2 marks)</w:t>
+      </w:r>
+    </w:p>
+    <w:p>
+      <w:pPr>
+        <w:spacing w:after="20"/>
+        <w:ind w:left="351" w:hanging="351"/>
+      </w:pPr>
+      <w:r>
+        <w:rPr>
+          <w:b w:val="0"/>
+          <w:i w:val="0"/>
+          <w:sz w:val="21"/>
+        </w:rPr>
+        <w:t>43. What is software? Can we touch it? (2 marks)</w:t>
+      </w:r>
+    </w:p>
+    <w:p>
+      <w:pPr>
+        <w:spacing w:after="20"/>
+        <w:ind w:left="351" w:hanging="351"/>
+      </w:pPr>
+      <w:r>
+        <w:rPr>
+          <w:b w:val="0"/>
+          <w:i w:val="0"/>
+          <w:sz w:val="21"/>
+        </w:rPr>
+        <w:t>44. Name two uses of computers. (2 marks)</w:t>
+      </w:r>
+    </w:p>
+    <w:p>
+      <w:pPr>
+        <w:spacing w:after="20"/>
+        <w:ind w:left="351" w:hanging="351"/>
+      </w:pPr>
+      <w:r>
+        <w:rPr>
+          <w:b w:val="0"/>
+          <w:i w:val="0"/>
+          <w:sz w:val="21"/>
+        </w:rPr>
+        <w:t>45. Name two ways to care for the computer. (2 marks)</w:t>
       </w:r>
     </w:p>
     <w:sectPr>
